--- a/lab1_ahiienko_312/lab1_ahiienko_312.docx
+++ b/lab1_ahiienko_312/lab1_ahiienko_312.docx
@@ -610,3119 +610,3107 @@
         <w:jc w:val="center"/>
       </w:pPr>
       <w:r>
-        <w:t>Додати в файл програмний код для вирішення трь</w:t>
+        <w:t>Додати в файл програмний код для вирішення трьох задач відповідно</w:t>
+      </w:r>
+    </w:p>
+    <w:p>
+      <w:pPr>
+        <w:jc w:val="center"/>
+      </w:pPr>
+      <w:r>
+        <w:t>до варіанту.</w:t>
+      </w:r>
+    </w:p>
+    <w:p>
+      <w:pPr>
+        <w:jc w:val="center"/>
+      </w:pPr>
+      <w:r>
+        <w:t>Запустити і налагодити код.</w:t>
+      </w:r>
+    </w:p>
+    <w:p>
+      <w:pPr>
+        <w:jc w:val="center"/>
+      </w:pPr>
+      <w:r>
+        <w:t>Задача 1</w:t>
+      </w:r>
+    </w:p>
+    <w:p>
+      <w:pPr>
+        <w:jc w:val="center"/>
+      </w:pPr>
+      <w:r>
+        <w:t>Begin36 Дано довжину кола L. Знайти діаметр D = L/π. Взяти π=3.14.</w:t>
+      </w:r>
+    </w:p>
+    <w:p>
+      <w:pPr>
+        <w:jc w:val="center"/>
+      </w:pPr>
+      <w:r>
+        <w:t>Задача 2</w:t>
+      </w:r>
+    </w:p>
+    <w:p>
+      <w:pPr>
+        <w:jc w:val="center"/>
+      </w:pPr>
+      <w:r>
+        <w:t>Begin15 Дано змінні A, B, C.</w:t>
+      </w:r>
+    </w:p>
+    <w:p>
+      <w:pPr>
+        <w:jc w:val="center"/>
+      </w:pPr>
+      <w:r>
+        <w:t>Змінити їх значення, перемістивши вміст A в C, C - в B,</w:t>
+      </w:r>
+    </w:p>
+    <w:p>
+      <w:pPr>
+        <w:jc w:val="center"/>
+      </w:pPr>
+      <w:r>
+        <w:t>B – в A, і вивести нові значення змінних A, B, C.</w:t>
+      </w:r>
+    </w:p>
+    <w:p>
+      <w:pPr>
+        <w:jc w:val="center"/>
+      </w:pPr>
+      <w:r>
+        <w:t>Задача 3</w:t>
+      </w:r>
+    </w:p>
+    <w:p>
+      <w:pPr>
+        <w:jc w:val="center"/>
+      </w:pPr>
+      <w:r>
+        <w:t>Begin26 Швидкість човна в стоячій воді V км / год,</w:t>
+      </w:r>
+    </w:p>
+    <w:p>
+      <w:pPr>
+        <w:jc w:val="center"/>
+      </w:pPr>
+      <w:r>
+        <w:t>швидкість течії річки U км / год (U &lt; V). Час руху човна по озеру T1 ч,</w:t>
+      </w:r>
+    </w:p>
+    <w:p>
+      <w:pPr>
+        <w:jc w:val="center"/>
+      </w:pPr>
+      <w:r>
+        <w:t>а по річці (проти течії) - T2 ч. Визначити шлях S, пройдений човном</w:t>
+      </w:r>
+    </w:p>
+    <w:p>
+      <w:pPr>
+        <w:jc w:val="center"/>
+      </w:pPr>
+      <w:r>
+        <w:t>(шлях = час · швидкість). Врахувати, що при русі</w:t>
+      </w:r>
+    </w:p>
+    <w:p>
+      <w:pPr>
+        <w:jc w:val="center"/>
+      </w:pPr>
+      <w:r>
+        <w:t>проти течії швидкість човна зменшується на величину швидкості течії.</w:t>
+      </w:r>
+    </w:p>
+    <w:p>
+      <w:pPr>
+        <w:jc w:val="center"/>
+      </w:pPr>
+      <w:r>
+        <w:t xml:space="preserve">Завдання 2. Використовуючи </w:t>
+      </w:r>
+      <w:proofErr w:type="spellStart"/>
+      <w:r>
+        <w:t>ChatGpt</w:t>
+      </w:r>
+      <w:proofErr w:type="spellEnd"/>
+      <w:r>
+        <w:t xml:space="preserve">, </w:t>
+      </w:r>
+      <w:proofErr w:type="spellStart"/>
+      <w:r>
+        <w:t>Gemini</w:t>
+      </w:r>
+      <w:proofErr w:type="spellEnd"/>
+      <w:r>
+        <w:t xml:space="preserve"> або інший засіб</w:t>
+      </w:r>
+    </w:p>
+    <w:p>
+      <w:pPr>
+        <w:jc w:val="center"/>
+      </w:pPr>
+      <w:r>
+        <w:t>генеративного ШІ, провести самоаналіз отриманих знань і навичок за</w:t>
+      </w:r>
+    </w:p>
+    <w:p>
+      <w:pPr>
+        <w:jc w:val="center"/>
+      </w:pPr>
+      <w:r>
+        <w:t xml:space="preserve">допомогою наступних </w:t>
+      </w:r>
+      <w:proofErr w:type="spellStart"/>
+      <w:r>
+        <w:t>промптів</w:t>
+      </w:r>
+      <w:proofErr w:type="spellEnd"/>
+      <w:r>
+        <w:t>:</w:t>
+      </w:r>
+    </w:p>
+    <w:p>
+      <w:pPr>
+        <w:jc w:val="center"/>
+      </w:pPr>
+      <w:r>
+        <w:t>«Ти - викладач, що приймає захист моєї роботи. Задай мені 5 тестових</w:t>
+      </w:r>
+    </w:p>
+    <w:p>
+      <w:pPr>
+        <w:jc w:val="center"/>
+      </w:pPr>
+      <w:r>
+        <w:t>питань з 4 варіантами відповіді і 5 відкритих питань - за кодом, що є у файлі</w:t>
+      </w:r>
+    </w:p>
+    <w:p>
+      <w:pPr>
+        <w:jc w:val="center"/>
+      </w:pPr>
+      <w:r>
+        <w:t>звіту і теоретичними відомостями у файлі лекції»</w:t>
+      </w:r>
+    </w:p>
+    <w:p>
+      <w:pPr>
+        <w:jc w:val="center"/>
+      </w:pPr>
+      <w:r>
+        <w:t>«Оціни повноту, правильність, час відповіді та ймовірність використання</w:t>
+      </w:r>
+    </w:p>
+    <w:p>
+      <w:pPr>
+        <w:jc w:val="center"/>
+      </w:pPr>
+      <w:r>
+        <w:t>штучного інтелекту для кожної відповіді.</w:t>
+      </w:r>
+    </w:p>
+    <w:p>
+      <w:pPr>
+        <w:jc w:val="center"/>
+      </w:pPr>
+      <w:r>
+        <w:lastRenderedPageBreak/>
+        <w:t>Сформуй загальну оцінку у 5-бальній</w:t>
+      </w:r>
+      <w:r>
+        <w:t xml:space="preserve"> </w:t>
+      </w:r>
+      <w:r>
+        <w:t>шкалі, віднімаючи 50% балів там,</w:t>
+      </w:r>
+    </w:p>
+    <w:p>
+      <w:pPr>
+        <w:jc w:val="center"/>
+      </w:pPr>
+      <w:r>
+        <w:t xml:space="preserve">де ймовірність відповіді </w:t>
+      </w:r>
+      <w:r>
+        <w:t xml:space="preserve">з засобом ШІ </w:t>
+      </w:r>
+      <w:r>
+        <w:t>висока»</w:t>
+      </w:r>
+    </w:p>
+    <w:p>
+      <w:pPr>
+        <w:jc w:val="center"/>
+      </w:pPr>
+      <w:r>
+        <w:t xml:space="preserve">Додати 2-3 власних </w:t>
+      </w:r>
+      <w:proofErr w:type="spellStart"/>
+      <w:r>
+        <w:t>промпта</w:t>
+      </w:r>
+      <w:proofErr w:type="spellEnd"/>
+      <w:r>
+        <w:t xml:space="preserve"> для прояснення основних понять і розуміння</w:t>
+      </w:r>
+    </w:p>
+    <w:p>
+      <w:pPr>
+        <w:jc w:val="center"/>
+      </w:pPr>
+      <w:r>
+        <w:t>коду. У Висновках навести основні фрагменти діалогу з ШІ.</w:t>
+      </w:r>
+    </w:p>
+    <w:p>
+      <w:pPr>
+        <w:jc w:val="center"/>
+      </w:pPr>
+      <w:r>
+        <w:t>Завдання 3. Оформити звіт відповідно до вимог кафедри.</w:t>
+      </w:r>
+    </w:p>
+    <w:p>
+      <w:pPr>
+        <w:pStyle w:val="1"/>
+        <w:pageBreakBefore w:val="0"/>
+      </w:pPr>
+    </w:p>
+    <w:p>
+      <w:pPr>
+        <w:pStyle w:val="1"/>
+        <w:pageBreakBefore w:val="0"/>
+      </w:pPr>
+      <w:r>
+        <w:t>ВИКОНАННЯ РОБОТИ</w:t>
+      </w:r>
+    </w:p>
+    <w:p/>
+    <w:p>
+      <w:r>
+        <w:t xml:space="preserve">Завдання 1. </w:t>
+      </w:r>
+    </w:p>
+    <w:p>
+      <w:r>
+        <w:t>Вирішення задач</w:t>
+      </w:r>
+      <w:r>
+        <w:t xml:space="preserve"> </w:t>
+      </w:r>
+      <w:r>
+        <w:t>Begin36, Begin15, Begin26</w:t>
+      </w:r>
+    </w:p>
+    <w:p>
+      <w:pPr>
+        <w:ind w:firstLine="540"/>
+        <w:rPr>
+          <w:lang w:val="ru-RU"/>
+        </w:rPr>
+      </w:pPr>
+      <w:r>
+        <w:rPr>
+          <w:lang w:val="ru-RU"/>
+        </w:rPr>
+        <w:t>1.</w:t>
+      </w:r>
+      <w:r>
+        <w:rPr>
+          <w:lang w:val="ru-RU"/>
+        </w:rPr>
+        <w:t>1</w:t>
+      </w:r>
+      <w:r>
+        <w:rPr>
+          <w:lang w:val="ru-RU"/>
+        </w:rPr>
+        <w:t xml:space="preserve"> Задача Begin36 (</w:t>
+      </w:r>
+      <w:proofErr w:type="spellStart"/>
+      <w:r>
+        <w:rPr>
+          <w:lang w:val="ru-RU"/>
+        </w:rPr>
+        <w:t>Діаметр</w:t>
+      </w:r>
+      <w:proofErr w:type="spellEnd"/>
+      <w:r>
+        <w:rPr>
+          <w:lang w:val="ru-RU"/>
+        </w:rPr>
+        <w:t xml:space="preserve"> кола)</w:t>
+      </w:r>
+    </w:p>
+    <w:p>
+      <w:pPr>
+        <w:ind w:firstLine="540"/>
+        <w:rPr>
+          <w:lang w:val="ru-RU"/>
+        </w:rPr>
+      </w:pPr>
+      <w:proofErr w:type="spellStart"/>
+      <w:r>
+        <w:rPr>
+          <w:lang w:val="ru-RU"/>
+        </w:rPr>
+        <w:t>Вхідні</w:t>
+      </w:r>
+      <w:proofErr w:type="spellEnd"/>
+      <w:r>
+        <w:rPr>
+          <w:lang w:val="ru-RU"/>
+        </w:rPr>
+        <w:t xml:space="preserve"> </w:t>
+      </w:r>
+      <w:proofErr w:type="spellStart"/>
+      <w:r>
+        <w:rPr>
+          <w:lang w:val="ru-RU"/>
+        </w:rPr>
+        <w:t>дані</w:t>
+      </w:r>
+      <w:proofErr w:type="spellEnd"/>
+      <w:r>
+        <w:rPr>
+          <w:lang w:val="ru-RU"/>
+        </w:rPr>
+        <w:t>:</w:t>
+      </w:r>
+    </w:p>
+    <w:p>
+      <w:pPr>
+        <w:ind w:firstLine="540"/>
+        <w:rPr>
+          <w:lang w:val="ru-RU"/>
+        </w:rPr>
+      </w:pPr>
+      <w:r>
+        <w:rPr>
+          <w:lang w:val="ru-RU"/>
+        </w:rPr>
+        <w:t>- L (</w:t>
+      </w:r>
+      <w:proofErr w:type="spellStart"/>
+      <w:r>
+        <w:rPr>
+          <w:lang w:val="ru-RU"/>
+        </w:rPr>
+        <w:t>довжина</w:t>
+      </w:r>
+      <w:proofErr w:type="spellEnd"/>
+      <w:r>
+        <w:rPr>
+          <w:lang w:val="ru-RU"/>
+        </w:rPr>
+        <w:t xml:space="preserve"> кола) — тип </w:t>
+      </w:r>
+      <w:proofErr w:type="spellStart"/>
+      <w:r>
+        <w:rPr>
+          <w:lang w:val="ru-RU"/>
+        </w:rPr>
+        <w:t>double</w:t>
+      </w:r>
+      <w:proofErr w:type="spellEnd"/>
+      <w:r>
+        <w:rPr>
+          <w:lang w:val="ru-RU"/>
+        </w:rPr>
+        <w:t xml:space="preserve">, </w:t>
+      </w:r>
+      <w:proofErr w:type="gramStart"/>
+      <w:r>
+        <w:rPr>
+          <w:lang w:val="ru-RU"/>
+        </w:rPr>
+        <w:t>L &gt;</w:t>
+      </w:r>
+      <w:proofErr w:type="gramEnd"/>
+      <w:r>
+        <w:rPr>
+          <w:lang w:val="ru-RU"/>
+        </w:rPr>
+        <w:t xml:space="preserve"> 0.</w:t>
+      </w:r>
+    </w:p>
+    <w:p>
+      <w:pPr>
+        <w:ind w:firstLine="540"/>
+        <w:rPr>
+          <w:lang w:val="ru-RU"/>
+        </w:rPr>
+      </w:pPr>
+      <w:r>
+        <w:rPr>
+          <w:lang w:val="ru-RU"/>
+        </w:rPr>
+        <w:t>- PI — константа, 3.14.</w:t>
+      </w:r>
+    </w:p>
+    <w:p>
+      <w:pPr>
+        <w:ind w:firstLine="540"/>
+        <w:rPr>
+          <w:lang w:val="ru-RU"/>
+        </w:rPr>
+      </w:pPr>
+      <w:proofErr w:type="spellStart"/>
+      <w:r>
+        <w:rPr>
+          <w:lang w:val="ru-RU"/>
+        </w:rPr>
+        <w:t>Вихідні</w:t>
+      </w:r>
+      <w:proofErr w:type="spellEnd"/>
+      <w:r>
+        <w:rPr>
+          <w:lang w:val="ru-RU"/>
+        </w:rPr>
+        <w:t xml:space="preserve"> </w:t>
+      </w:r>
+      <w:proofErr w:type="spellStart"/>
+      <w:r>
+        <w:rPr>
+          <w:lang w:val="ru-RU"/>
+        </w:rPr>
+        <w:t>дані</w:t>
+      </w:r>
+      <w:proofErr w:type="spellEnd"/>
+      <w:r>
+        <w:rPr>
+          <w:lang w:val="ru-RU"/>
+        </w:rPr>
+        <w:t>:</w:t>
+      </w:r>
+    </w:p>
+    <w:p>
+      <w:pPr>
+        <w:ind w:firstLine="540"/>
+        <w:rPr>
+          <w:lang w:val="ru-RU"/>
+        </w:rPr>
+      </w:pPr>
+      <w:r>
+        <w:rPr>
+          <w:lang w:val="ru-RU"/>
+        </w:rPr>
+        <w:t>- D (</w:t>
+      </w:r>
+      <w:proofErr w:type="spellStart"/>
+      <w:r>
+        <w:rPr>
+          <w:lang w:val="ru-RU"/>
+        </w:rPr>
+        <w:t>діаметр</w:t>
+      </w:r>
+      <w:proofErr w:type="spellEnd"/>
+      <w:r>
+        <w:rPr>
+          <w:lang w:val="ru-RU"/>
+        </w:rPr>
+        <w:t xml:space="preserve"> кола) — тип </w:t>
+      </w:r>
+      <w:proofErr w:type="spellStart"/>
+      <w:r>
+        <w:rPr>
+          <w:lang w:val="ru-RU"/>
+        </w:rPr>
+        <w:t>double</w:t>
+      </w:r>
+      <w:proofErr w:type="spellEnd"/>
+      <w:r>
+        <w:rPr>
+          <w:lang w:val="ru-RU"/>
+        </w:rPr>
+        <w:t>.</w:t>
+      </w:r>
+    </w:p>
+    <w:p>
+      <w:pPr>
+        <w:ind w:firstLine="540"/>
+        <w:rPr>
+          <w:lang w:val="ru-RU"/>
+        </w:rPr>
+      </w:pPr>
+      <w:r>
+        <w:rPr>
+          <w:lang w:val="ru-RU"/>
+        </w:rPr>
+        <w:t>Алгоритм:</w:t>
+      </w:r>
+    </w:p>
+    <w:p>
+      <w:pPr>
+        <w:ind w:firstLine="540"/>
+        <w:rPr>
+          <w:lang w:val="ru-RU"/>
+        </w:rPr>
+      </w:pPr>
+      <w:proofErr w:type="spellStart"/>
+      <w:r>
+        <w:rPr>
+          <w:lang w:val="ru-RU"/>
+        </w:rPr>
+        <w:t>Діаметр</w:t>
+      </w:r>
+      <w:proofErr w:type="spellEnd"/>
+      <w:r>
+        <w:rPr>
+          <w:lang w:val="ru-RU"/>
+        </w:rPr>
+        <w:t xml:space="preserve"> </w:t>
+      </w:r>
+      <w:proofErr w:type="spellStart"/>
+      <w:r>
+        <w:rPr>
+          <w:lang w:val="ru-RU"/>
+        </w:rPr>
+        <w:t>рахується</w:t>
+      </w:r>
+      <w:proofErr w:type="spellEnd"/>
+      <w:r>
+        <w:rPr>
+          <w:lang w:val="ru-RU"/>
+        </w:rPr>
+        <w:t xml:space="preserve"> за формулою: D = L / PI.</w:t>
+      </w:r>
+    </w:p>
+    <w:p>
+      <w:pPr>
+        <w:ind w:firstLine="540"/>
+        <w:rPr>
+          <w:lang w:val="ru-RU"/>
+        </w:rPr>
+      </w:pPr>
+    </w:p>
+    <w:p>
+      <w:pPr>
+        <w:ind w:firstLine="540"/>
+        <w:rPr>
+          <w:lang w:val="ru-RU"/>
+        </w:rPr>
+      </w:pPr>
+      <w:r>
+        <w:rPr>
+          <w:lang w:val="ru-RU"/>
+        </w:rPr>
+        <w:t>1.2</w:t>
+      </w:r>
+      <w:r>
+        <w:rPr>
+          <w:lang w:val="ru-RU"/>
+        </w:rPr>
+        <w:t xml:space="preserve"> Задача Begin15 (</w:t>
+      </w:r>
+      <w:proofErr w:type="spellStart"/>
+      <w:r>
+        <w:rPr>
+          <w:lang w:val="ru-RU"/>
+        </w:rPr>
+        <w:t>Обмін</w:t>
+      </w:r>
+      <w:proofErr w:type="spellEnd"/>
+      <w:r>
+        <w:rPr>
+          <w:lang w:val="ru-RU"/>
+        </w:rPr>
+        <w:t xml:space="preserve"> </w:t>
+      </w:r>
+      <w:proofErr w:type="spellStart"/>
+      <w:r>
+        <w:rPr>
+          <w:lang w:val="ru-RU"/>
+        </w:rPr>
+        <w:t>значень</w:t>
+      </w:r>
+      <w:proofErr w:type="spellEnd"/>
+      <w:r>
+        <w:rPr>
+          <w:lang w:val="ru-RU"/>
+        </w:rPr>
+        <w:t xml:space="preserve"> A, B, C)</w:t>
+      </w:r>
+    </w:p>
+    <w:p>
+      <w:pPr>
+        <w:ind w:firstLine="540"/>
+        <w:rPr>
+          <w:lang w:val="ru-RU"/>
+        </w:rPr>
+      </w:pPr>
+      <w:proofErr w:type="spellStart"/>
+      <w:r>
+        <w:rPr>
+          <w:lang w:val="ru-RU"/>
+        </w:rPr>
+        <w:t>Вхідні</w:t>
+      </w:r>
+      <w:proofErr w:type="spellEnd"/>
+      <w:r>
+        <w:rPr>
+          <w:lang w:val="ru-RU"/>
+        </w:rPr>
+        <w:t xml:space="preserve"> </w:t>
+      </w:r>
+      <w:proofErr w:type="spellStart"/>
+      <w:r>
+        <w:rPr>
+          <w:lang w:val="ru-RU"/>
+        </w:rPr>
+        <w:t>дані</w:t>
+      </w:r>
+      <w:proofErr w:type="spellEnd"/>
+      <w:r>
+        <w:rPr>
+          <w:lang w:val="ru-RU"/>
+        </w:rPr>
+        <w:t>:</w:t>
+      </w:r>
+    </w:p>
+    <w:p>
+      <w:pPr>
+        <w:ind w:firstLine="540"/>
+        <w:rPr>
+          <w:lang w:val="ru-RU"/>
+        </w:rPr>
+      </w:pPr>
+      <w:r>
+        <w:rPr>
+          <w:lang w:val="ru-RU"/>
+        </w:rPr>
+        <w:t xml:space="preserve">- A, B, C (три числа) — тип </w:t>
+      </w:r>
+      <w:proofErr w:type="spellStart"/>
+      <w:r>
+        <w:rPr>
+          <w:lang w:val="ru-RU"/>
+        </w:rPr>
+        <w:t>double</w:t>
+      </w:r>
+      <w:proofErr w:type="spellEnd"/>
+      <w:r>
+        <w:rPr>
+          <w:lang w:val="ru-RU"/>
+        </w:rPr>
+        <w:t>.</w:t>
+      </w:r>
+    </w:p>
+    <w:p>
+      <w:pPr>
+        <w:ind w:firstLine="540"/>
+        <w:rPr>
+          <w:lang w:val="ru-RU"/>
+        </w:rPr>
+      </w:pPr>
+      <w:proofErr w:type="spellStart"/>
+      <w:r>
+        <w:rPr>
+          <w:lang w:val="ru-RU"/>
+        </w:rPr>
+        <w:t>Вихідні</w:t>
+      </w:r>
+      <w:proofErr w:type="spellEnd"/>
+      <w:r>
+        <w:rPr>
+          <w:lang w:val="ru-RU"/>
+        </w:rPr>
+        <w:t xml:space="preserve"> </w:t>
+      </w:r>
+      <w:proofErr w:type="spellStart"/>
+      <w:r>
+        <w:rPr>
+          <w:lang w:val="ru-RU"/>
+        </w:rPr>
+        <w:t>дані</w:t>
+      </w:r>
+      <w:proofErr w:type="spellEnd"/>
+      <w:r>
+        <w:rPr>
+          <w:lang w:val="ru-RU"/>
+        </w:rPr>
+        <w:t>:</w:t>
+      </w:r>
+    </w:p>
+    <w:p>
+      <w:pPr>
+        <w:ind w:firstLine="540"/>
+        <w:rPr>
+          <w:lang w:val="ru-RU"/>
+        </w:rPr>
+      </w:pPr>
+      <w:r>
+        <w:rPr>
+          <w:lang w:val="ru-RU"/>
+        </w:rPr>
+        <w:t>- A, B, C (</w:t>
+      </w:r>
+      <w:proofErr w:type="spellStart"/>
+      <w:r>
+        <w:rPr>
+          <w:lang w:val="ru-RU"/>
+        </w:rPr>
+        <w:t>змінні</w:t>
+      </w:r>
+      <w:proofErr w:type="spellEnd"/>
+      <w:r>
+        <w:rPr>
+          <w:lang w:val="ru-RU"/>
+        </w:rPr>
+        <w:t xml:space="preserve"> з </w:t>
+      </w:r>
+      <w:proofErr w:type="spellStart"/>
+      <w:r>
+        <w:rPr>
+          <w:lang w:val="ru-RU"/>
+        </w:rPr>
+        <w:t>новими</w:t>
+      </w:r>
+      <w:proofErr w:type="spellEnd"/>
+      <w:r>
+        <w:rPr>
+          <w:lang w:val="ru-RU"/>
+        </w:rPr>
+        <w:t xml:space="preserve"> </w:t>
+      </w:r>
+      <w:proofErr w:type="spellStart"/>
+      <w:r>
+        <w:rPr>
+          <w:lang w:val="ru-RU"/>
+        </w:rPr>
+        <w:t>значеннями</w:t>
+      </w:r>
+      <w:proofErr w:type="spellEnd"/>
+      <w:r>
+        <w:rPr>
+          <w:lang w:val="ru-RU"/>
+        </w:rPr>
+        <w:t xml:space="preserve">) — тип </w:t>
+      </w:r>
+      <w:proofErr w:type="spellStart"/>
+      <w:r>
+        <w:rPr>
+          <w:lang w:val="ru-RU"/>
+        </w:rPr>
+        <w:t>double</w:t>
+      </w:r>
+      <w:proofErr w:type="spellEnd"/>
+      <w:r>
+        <w:rPr>
+          <w:lang w:val="ru-RU"/>
+        </w:rPr>
+        <w:t>.</w:t>
+      </w:r>
+    </w:p>
+    <w:p>
+      <w:pPr>
+        <w:ind w:firstLine="540"/>
+        <w:rPr>
+          <w:lang w:val="ru-RU"/>
+        </w:rPr>
+      </w:pPr>
+      <w:r>
+        <w:rPr>
+          <w:lang w:val="ru-RU"/>
+        </w:rPr>
+        <w:t>Алгоритм:</w:t>
+      </w:r>
+    </w:p>
+    <w:p>
+      <w:pPr>
+        <w:ind w:firstLine="540"/>
+        <w:rPr>
+          <w:lang w:val="ru-RU"/>
+        </w:rPr>
+      </w:pPr>
+      <w:proofErr w:type="spellStart"/>
+      <w:r>
+        <w:rPr>
+          <w:lang w:val="ru-RU"/>
+        </w:rPr>
+        <w:t>Щоб</w:t>
+      </w:r>
+      <w:proofErr w:type="spellEnd"/>
+      <w:r>
+        <w:rPr>
+          <w:lang w:val="ru-RU"/>
+        </w:rPr>
+        <w:t xml:space="preserve"> </w:t>
+      </w:r>
+      <w:proofErr w:type="spellStart"/>
+      <w:r>
+        <w:rPr>
+          <w:lang w:val="ru-RU"/>
+        </w:rPr>
+        <w:t>переставити</w:t>
+      </w:r>
+      <w:proofErr w:type="spellEnd"/>
+      <w:r>
+        <w:rPr>
+          <w:lang w:val="ru-RU"/>
+        </w:rPr>
+        <w:t xml:space="preserve"> </w:t>
+      </w:r>
+      <w:proofErr w:type="spellStart"/>
+      <w:r>
+        <w:rPr>
+          <w:lang w:val="ru-RU"/>
+        </w:rPr>
+        <w:t>значення</w:t>
+      </w:r>
+      <w:proofErr w:type="spellEnd"/>
+      <w:r>
+        <w:rPr>
+          <w:lang w:val="ru-RU"/>
+        </w:rPr>
+        <w:t xml:space="preserve"> (A в C, C в B, B в A), </w:t>
+      </w:r>
+      <w:proofErr w:type="spellStart"/>
+      <w:r>
+        <w:rPr>
+          <w:lang w:val="ru-RU"/>
+        </w:rPr>
+        <w:t>використовуємо</w:t>
+      </w:r>
+      <w:proofErr w:type="spellEnd"/>
+      <w:r>
+        <w:rPr>
+          <w:lang w:val="ru-RU"/>
+        </w:rPr>
+        <w:t xml:space="preserve"> </w:t>
+      </w:r>
+      <w:proofErr w:type="spellStart"/>
+      <w:r>
+        <w:rPr>
+          <w:lang w:val="ru-RU"/>
+        </w:rPr>
+        <w:t>тимчасову</w:t>
+      </w:r>
+      <w:proofErr w:type="spellEnd"/>
+      <w:r>
+        <w:rPr>
+          <w:lang w:val="ru-RU"/>
+        </w:rPr>
+        <w:t xml:space="preserve"> </w:t>
+      </w:r>
+      <w:proofErr w:type="spellStart"/>
+      <w:r>
+        <w:rPr>
+          <w:lang w:val="ru-RU"/>
+        </w:rPr>
+        <w:t>змінну</w:t>
+      </w:r>
+      <w:proofErr w:type="spellEnd"/>
+      <w:r>
+        <w:rPr>
+          <w:lang w:val="ru-RU"/>
+        </w:rPr>
+        <w:t xml:space="preserve"> </w:t>
+      </w:r>
+      <w:proofErr w:type="spellStart"/>
+      <w:r>
+        <w:rPr>
+          <w:lang w:val="ru-RU"/>
+        </w:rPr>
+        <w:t>temp</w:t>
+      </w:r>
+      <w:proofErr w:type="spellEnd"/>
+      <w:r>
+        <w:rPr>
+          <w:lang w:val="ru-RU"/>
+        </w:rPr>
+        <w:t>:</w:t>
+      </w:r>
+    </w:p>
+    <w:p>
+      <w:pPr>
+        <w:ind w:firstLine="540"/>
+        <w:rPr>
+          <w:lang w:val="en-US"/>
+        </w:rPr>
+      </w:pPr>
+      <w:proofErr w:type="gramStart"/>
+      <w:r>
+        <w:rPr>
+          <w:lang w:val="en-US"/>
+        </w:rPr>
+        <w:t>temp</w:t>
+      </w:r>
+      <w:proofErr w:type="gramEnd"/>
+      <w:r>
+        <w:rPr>
+          <w:lang w:val="en-US"/>
+        </w:rPr>
+        <w:t xml:space="preserve"> = A;</w:t>
+      </w:r>
+    </w:p>
+    <w:p>
+      <w:pPr>
+        <w:ind w:firstLine="540"/>
+        <w:rPr>
+          <w:lang w:val="en-US"/>
+        </w:rPr>
+      </w:pPr>
+      <w:r>
+        <w:rPr>
+          <w:lang w:val="en-US"/>
+        </w:rPr>
+        <w:t>A = B;</w:t>
+      </w:r>
+    </w:p>
+    <w:p>
+      <w:pPr>
+        <w:ind w:firstLine="540"/>
+        <w:rPr>
+          <w:lang w:val="en-US"/>
+        </w:rPr>
+      </w:pPr>
+      <w:r>
+        <w:rPr>
+          <w:lang w:val="en-US"/>
+        </w:rPr>
+        <w:t>B = C;</w:t>
+      </w:r>
+    </w:p>
+    <w:p>
+      <w:pPr>
+        <w:ind w:firstLine="540"/>
+        <w:rPr>
+          <w:lang w:val="en-US"/>
+        </w:rPr>
+      </w:pPr>
+      <w:r>
+        <w:rPr>
+          <w:lang w:val="en-US"/>
+        </w:rPr>
+        <w:t>C = temp;</w:t>
+      </w:r>
+    </w:p>
+    <w:p>
+      <w:pPr>
+        <w:ind w:firstLine="540"/>
+        <w:rPr>
+          <w:lang w:val="en-US"/>
+        </w:rPr>
+      </w:pPr>
+    </w:p>
+    <w:p>
+      <w:pPr>
+        <w:ind w:firstLine="540"/>
+        <w:rPr>
+          <w:lang w:val="en-US"/>
+        </w:rPr>
+      </w:pPr>
+      <w:r>
+        <w:rPr>
+          <w:lang w:val="en-US"/>
+        </w:rPr>
+        <w:t>1.3</w:t>
+      </w:r>
+      <w:r>
+        <w:rPr>
+          <w:lang w:val="en-US"/>
+        </w:rPr>
+        <w:t xml:space="preserve"> </w:t>
+      </w:r>
+      <w:r>
+        <w:rPr>
+          <w:lang w:val="ru-RU"/>
+        </w:rPr>
+        <w:t>Задача</w:t>
+      </w:r>
+      <w:r>
+        <w:rPr>
+          <w:lang w:val="en-US"/>
+        </w:rPr>
+        <w:t xml:space="preserve"> Begin26 (</w:t>
+      </w:r>
+      <w:r>
+        <w:rPr>
+          <w:lang w:val="ru-RU"/>
+        </w:rPr>
+        <w:t>Шлях</w:t>
+      </w:r>
+      <w:r>
+        <w:rPr>
+          <w:lang w:val="en-US"/>
+        </w:rPr>
+        <w:t xml:space="preserve"> </w:t>
+      </w:r>
+      <w:proofErr w:type="spellStart"/>
+      <w:r>
+        <w:rPr>
+          <w:lang w:val="ru-RU"/>
+        </w:rPr>
+        <w:t>човна</w:t>
+      </w:r>
+      <w:proofErr w:type="spellEnd"/>
+      <w:r>
+        <w:rPr>
+          <w:lang w:val="en-US"/>
+        </w:rPr>
+        <w:t>)</w:t>
+      </w:r>
+    </w:p>
+    <w:p>
+      <w:pPr>
+        <w:ind w:firstLine="540"/>
+        <w:rPr>
+          <w:lang w:val="en-US"/>
+        </w:rPr>
+      </w:pPr>
+      <w:proofErr w:type="spellStart"/>
+      <w:r>
+        <w:rPr>
+          <w:lang w:val="ru-RU"/>
+        </w:rPr>
+        <w:t>Вхідні</w:t>
+      </w:r>
+      <w:proofErr w:type="spellEnd"/>
+      <w:r>
+        <w:rPr>
+          <w:lang w:val="en-US"/>
+        </w:rPr>
+        <w:t xml:space="preserve"> </w:t>
+      </w:r>
+      <w:proofErr w:type="spellStart"/>
+      <w:r>
+        <w:rPr>
+          <w:lang w:val="ru-RU"/>
+        </w:rPr>
+        <w:t>дані</w:t>
+      </w:r>
+      <w:proofErr w:type="spellEnd"/>
+      <w:r>
+        <w:rPr>
+          <w:lang w:val="en-US"/>
+        </w:rPr>
+        <w:t>:</w:t>
+      </w:r>
+    </w:p>
+    <w:p>
+      <w:pPr>
+        <w:ind w:firstLine="540"/>
+        <w:rPr>
+          <w:lang w:val="en-US"/>
+        </w:rPr>
+      </w:pPr>
+      <w:r>
+        <w:rPr>
+          <w:lang w:val="en-US"/>
+        </w:rPr>
+        <w:t>- V (</w:t>
+      </w:r>
+      <w:proofErr w:type="spellStart"/>
+      <w:r>
+        <w:rPr>
+          <w:lang w:val="ru-RU"/>
+        </w:rPr>
+        <w:t>швидкість</w:t>
+      </w:r>
+      <w:proofErr w:type="spellEnd"/>
+      <w:r>
+        <w:rPr>
+          <w:lang w:val="en-US"/>
+        </w:rPr>
+        <w:t xml:space="preserve"> </w:t>
+      </w:r>
+      <w:proofErr w:type="spellStart"/>
+      <w:r>
+        <w:rPr>
+          <w:lang w:val="ru-RU"/>
+        </w:rPr>
+        <w:t>човна</w:t>
+      </w:r>
+      <w:proofErr w:type="spellEnd"/>
+      <w:r>
+        <w:rPr>
+          <w:lang w:val="en-US"/>
+        </w:rPr>
+        <w:t xml:space="preserve">) — </w:t>
+      </w:r>
+      <w:r>
+        <w:rPr>
+          <w:lang w:val="ru-RU"/>
+        </w:rPr>
+        <w:t>тип</w:t>
+      </w:r>
+      <w:r>
+        <w:rPr>
+          <w:lang w:val="en-US"/>
+        </w:rPr>
+        <w:t xml:space="preserve"> double, V &gt; 0.</w:t>
+      </w:r>
+    </w:p>
+    <w:p>
+      <w:pPr>
+        <w:ind w:firstLine="540"/>
+        <w:rPr>
+          <w:lang w:val="en-US"/>
+        </w:rPr>
+      </w:pPr>
+      <w:r>
+        <w:rPr>
+          <w:lang w:val="en-US"/>
+        </w:rPr>
+        <w:lastRenderedPageBreak/>
+        <w:t>- U (</w:t>
+      </w:r>
+      <w:proofErr w:type="spellStart"/>
+      <w:r>
+        <w:rPr>
+          <w:lang w:val="ru-RU"/>
+        </w:rPr>
+        <w:t>швидкість</w:t>
+      </w:r>
+      <w:proofErr w:type="spellEnd"/>
+      <w:r>
+        <w:rPr>
+          <w:lang w:val="en-US"/>
+        </w:rPr>
+        <w:t xml:space="preserve"> </w:t>
+      </w:r>
+      <w:proofErr w:type="spellStart"/>
+      <w:r>
+        <w:rPr>
+          <w:lang w:val="ru-RU"/>
+        </w:rPr>
+        <w:t>течії</w:t>
+      </w:r>
+      <w:proofErr w:type="spellEnd"/>
+      <w:r>
+        <w:rPr>
+          <w:lang w:val="en-US"/>
+        </w:rPr>
+        <w:t xml:space="preserve">) — </w:t>
+      </w:r>
+      <w:r>
+        <w:rPr>
+          <w:lang w:val="ru-RU"/>
+        </w:rPr>
+        <w:t>тип</w:t>
+      </w:r>
+      <w:r>
+        <w:rPr>
+          <w:lang w:val="en-US"/>
+        </w:rPr>
+        <w:t xml:space="preserve"> double, U &lt; V.</w:t>
+      </w:r>
+    </w:p>
+    <w:p>
+      <w:pPr>
+        <w:ind w:firstLine="540"/>
+        <w:rPr>
+          <w:lang w:val="ru-RU"/>
+        </w:rPr>
+      </w:pPr>
+      <w:r>
+        <w:rPr>
+          <w:lang w:val="ru-RU"/>
+        </w:rPr>
+        <w:t xml:space="preserve">- T1 (час по озеру) — тип </w:t>
+      </w:r>
+      <w:proofErr w:type="spellStart"/>
+      <w:r>
+        <w:rPr>
+          <w:lang w:val="ru-RU"/>
+        </w:rPr>
+        <w:t>double</w:t>
+      </w:r>
+      <w:proofErr w:type="spellEnd"/>
+      <w:r>
+        <w:rPr>
+          <w:lang w:val="ru-RU"/>
+        </w:rPr>
+        <w:t>, T</w:t>
+      </w:r>
+      <w:proofErr w:type="gramStart"/>
+      <w:r>
+        <w:rPr>
+          <w:lang w:val="ru-RU"/>
+        </w:rPr>
+        <w:t>1 &gt;</w:t>
+      </w:r>
+      <w:proofErr w:type="gramEnd"/>
+      <w:r>
+        <w:rPr>
+          <w:lang w:val="ru-RU"/>
+        </w:rPr>
+        <w:t>= 0.</w:t>
+      </w:r>
+    </w:p>
+    <w:p>
+      <w:pPr>
+        <w:ind w:firstLine="540"/>
+        <w:rPr>
+          <w:lang w:val="ru-RU"/>
+        </w:rPr>
+      </w:pPr>
+      <w:r>
+        <w:rPr>
+          <w:lang w:val="ru-RU"/>
+        </w:rPr>
+        <w:t xml:space="preserve">- T2 (час </w:t>
+      </w:r>
+      <w:proofErr w:type="spellStart"/>
+      <w:r>
+        <w:rPr>
+          <w:lang w:val="ru-RU"/>
+        </w:rPr>
+        <w:t>проти</w:t>
+      </w:r>
+      <w:proofErr w:type="spellEnd"/>
+      <w:r>
+        <w:rPr>
+          <w:lang w:val="ru-RU"/>
+        </w:rPr>
+        <w:t xml:space="preserve"> </w:t>
+      </w:r>
+      <w:proofErr w:type="spellStart"/>
+      <w:r>
+        <w:rPr>
+          <w:lang w:val="ru-RU"/>
+        </w:rPr>
+        <w:t>течії</w:t>
+      </w:r>
+      <w:proofErr w:type="spellEnd"/>
+      <w:r>
+        <w:rPr>
+          <w:lang w:val="ru-RU"/>
+        </w:rPr>
+        <w:t xml:space="preserve">) — тип </w:t>
+      </w:r>
+      <w:proofErr w:type="spellStart"/>
+      <w:r>
+        <w:rPr>
+          <w:lang w:val="ru-RU"/>
+        </w:rPr>
+        <w:t>double</w:t>
+      </w:r>
+      <w:proofErr w:type="spellEnd"/>
+      <w:r>
+        <w:rPr>
+          <w:lang w:val="ru-RU"/>
+        </w:rPr>
+        <w:t>, T</w:t>
+      </w:r>
+      <w:proofErr w:type="gramStart"/>
+      <w:r>
+        <w:rPr>
+          <w:lang w:val="ru-RU"/>
+        </w:rPr>
+        <w:t>2 &gt;</w:t>
+      </w:r>
+      <w:proofErr w:type="gramEnd"/>
+      <w:r>
+        <w:rPr>
+          <w:lang w:val="ru-RU"/>
+        </w:rPr>
+        <w:t>= 0.</w:t>
+      </w:r>
+    </w:p>
+    <w:p>
+      <w:pPr>
+        <w:ind w:firstLine="540"/>
+        <w:rPr>
+          <w:lang w:val="ru-RU"/>
+        </w:rPr>
+      </w:pPr>
+      <w:proofErr w:type="spellStart"/>
+      <w:r>
+        <w:rPr>
+          <w:lang w:val="ru-RU"/>
+        </w:rPr>
+        <w:t>Вихідні</w:t>
+      </w:r>
+      <w:proofErr w:type="spellEnd"/>
+      <w:r>
+        <w:rPr>
+          <w:lang w:val="ru-RU"/>
+        </w:rPr>
+        <w:t xml:space="preserve"> </w:t>
+      </w:r>
+      <w:proofErr w:type="spellStart"/>
+      <w:r>
+        <w:rPr>
+          <w:lang w:val="ru-RU"/>
+        </w:rPr>
+        <w:t>дані</w:t>
+      </w:r>
+      <w:proofErr w:type="spellEnd"/>
+      <w:r>
+        <w:rPr>
+          <w:lang w:val="ru-RU"/>
+        </w:rPr>
+        <w:t>:</w:t>
+      </w:r>
+    </w:p>
+    <w:p>
+      <w:pPr>
+        <w:ind w:firstLine="540"/>
+        <w:rPr>
+          <w:lang w:val="ru-RU"/>
+        </w:rPr>
+      </w:pPr>
+      <w:r>
+        <w:rPr>
+          <w:lang w:val="ru-RU"/>
+        </w:rPr>
+        <w:t xml:space="preserve">- S (весь шлях) — тип </w:t>
+      </w:r>
+      <w:proofErr w:type="spellStart"/>
+      <w:r>
+        <w:rPr>
+          <w:lang w:val="ru-RU"/>
+        </w:rPr>
+        <w:t>double</w:t>
+      </w:r>
+      <w:proofErr w:type="spellEnd"/>
+      <w:r>
+        <w:rPr>
+          <w:lang w:val="ru-RU"/>
+        </w:rPr>
+        <w:t>.</w:t>
+      </w:r>
+    </w:p>
+    <w:p>
+      <w:pPr>
+        <w:ind w:firstLine="540"/>
+        <w:rPr>
+          <w:lang w:val="ru-RU"/>
+        </w:rPr>
+      </w:pPr>
+      <w:r>
+        <w:rPr>
+          <w:lang w:val="ru-RU"/>
+        </w:rPr>
+        <w:t>Алгоритм:</w:t>
+      </w:r>
+    </w:p>
+    <w:p>
+      <w:pPr>
+        <w:ind w:firstLine="540"/>
+        <w:rPr>
+          <w:lang w:val="ru-RU"/>
+        </w:rPr>
+      </w:pPr>
+      <w:r>
+        <w:rPr>
+          <w:lang w:val="ru-RU"/>
+        </w:rPr>
+        <w:t>1) Шлях по озеру: S1 = V * T1</w:t>
+      </w:r>
+    </w:p>
+    <w:p>
+      <w:pPr>
+        <w:ind w:firstLine="540"/>
+        <w:rPr>
+          <w:lang w:val="ru-RU"/>
+        </w:rPr>
+      </w:pPr>
+      <w:r>
+        <w:rPr>
+          <w:lang w:val="ru-RU"/>
+        </w:rPr>
+        <w:t xml:space="preserve">2) Шлях </w:t>
+      </w:r>
+      <w:proofErr w:type="spellStart"/>
+      <w:r>
+        <w:rPr>
+          <w:lang w:val="ru-RU"/>
+        </w:rPr>
+        <w:t>проти</w:t>
+      </w:r>
+      <w:proofErr w:type="spellEnd"/>
+      <w:r>
+        <w:rPr>
+          <w:lang w:val="ru-RU"/>
+        </w:rPr>
+        <w:t xml:space="preserve"> </w:t>
+      </w:r>
+      <w:proofErr w:type="spellStart"/>
+      <w:r>
+        <w:rPr>
+          <w:lang w:val="ru-RU"/>
+        </w:rPr>
+        <w:t>течії</w:t>
+      </w:r>
+      <w:proofErr w:type="spellEnd"/>
+      <w:r>
+        <w:rPr>
+          <w:lang w:val="ru-RU"/>
+        </w:rPr>
+        <w:t>: S2 = (V - U) * T2</w:t>
+      </w:r>
+    </w:p>
+    <w:p>
+      <w:pPr>
+        <w:ind w:firstLine="540"/>
+        <w:rPr>
+          <w:lang w:val="ru-RU"/>
+        </w:rPr>
+      </w:pPr>
+      <w:r>
+        <w:rPr>
+          <w:lang w:val="ru-RU"/>
+        </w:rPr>
+        <w:t xml:space="preserve">3) </w:t>
+      </w:r>
+      <w:proofErr w:type="spellStart"/>
+      <w:r>
+        <w:rPr>
+          <w:lang w:val="ru-RU"/>
+        </w:rPr>
+        <w:t>Загальний</w:t>
+      </w:r>
+      <w:proofErr w:type="spellEnd"/>
+      <w:r>
+        <w:rPr>
+          <w:lang w:val="ru-RU"/>
+        </w:rPr>
+        <w:t xml:space="preserve"> шлях: S = S1 + S2</w:t>
+      </w:r>
+      <w:r>
+        <w:rPr>
+          <w:lang w:val="ru-RU"/>
+        </w:rPr>
+        <w:t xml:space="preserve"> </w:t>
+      </w:r>
+    </w:p>
+    <w:p>
+      <w:pPr>
+        <w:ind w:firstLine="540"/>
+        <w:rPr>
+          <w:lang w:val="ru-RU"/>
+        </w:rPr>
+      </w:pPr>
+    </w:p>
+    <w:p>
+      <w:pPr>
+        <w:ind w:firstLine="540"/>
+        <w:rPr>
+          <w:lang w:val="ru-RU"/>
+        </w:rPr>
+      </w:pPr>
+      <w:proofErr w:type="spellStart"/>
+      <w:r>
+        <w:rPr>
+          <w:lang w:val="ru-RU"/>
+        </w:rPr>
+        <w:t>Завдання</w:t>
+      </w:r>
+      <w:proofErr w:type="spellEnd"/>
+      <w:r>
+        <w:rPr>
+          <w:lang w:val="ru-RU"/>
+        </w:rPr>
+        <w:t xml:space="preserve"> 2. </w:t>
+      </w:r>
+      <w:proofErr w:type="spellStart"/>
+      <w:r>
+        <w:rPr>
+          <w:lang w:val="ru-RU"/>
+        </w:rPr>
+        <w:t>Самоаналіз</w:t>
+      </w:r>
+      <w:proofErr w:type="spellEnd"/>
+      <w:r>
+        <w:rPr>
+          <w:lang w:val="ru-RU"/>
+        </w:rPr>
+        <w:t xml:space="preserve"> </w:t>
+      </w:r>
+      <w:proofErr w:type="spellStart"/>
+      <w:r>
+        <w:rPr>
+          <w:lang w:val="ru-RU"/>
+        </w:rPr>
+        <w:t>знань</w:t>
+      </w:r>
+      <w:proofErr w:type="spellEnd"/>
+      <w:r>
+        <w:rPr>
+          <w:lang w:val="ru-RU"/>
+        </w:rPr>
+        <w:t xml:space="preserve"> та коду за </w:t>
+      </w:r>
+      <w:proofErr w:type="spellStart"/>
+      <w:r>
+        <w:rPr>
+          <w:lang w:val="ru-RU"/>
+        </w:rPr>
+        <w:t>допомогою</w:t>
+      </w:r>
+      <w:proofErr w:type="spellEnd"/>
+      <w:r>
+        <w:rPr>
+          <w:lang w:val="ru-RU"/>
+        </w:rPr>
+        <w:t xml:space="preserve"> генеративного ШІ</w:t>
+      </w:r>
+    </w:p>
+    <w:p>
+      <w:pPr>
+        <w:ind w:firstLine="540"/>
+        <w:rPr>
+          <w:lang w:val="ru-RU"/>
+        </w:rPr>
+      </w:pPr>
+    </w:p>
+    <w:p>
+      <w:pPr>
+        <w:ind w:firstLine="540"/>
+        <w:rPr>
+          <w:lang w:val="ru-RU"/>
+        </w:rPr>
+      </w:pPr>
+      <w:r>
+        <w:rPr>
+          <w:lang w:val="ru-RU"/>
+        </w:rPr>
+        <w:t xml:space="preserve">2.1. </w:t>
+      </w:r>
+      <w:proofErr w:type="spellStart"/>
+      <w:r>
+        <w:rPr>
+          <w:lang w:val="ru-RU"/>
+        </w:rPr>
+        <w:t>Промпти</w:t>
+      </w:r>
+      <w:proofErr w:type="spellEnd"/>
+      <w:r>
+        <w:rPr>
+          <w:lang w:val="ru-RU"/>
+        </w:rPr>
+        <w:t xml:space="preserve"> для </w:t>
+      </w:r>
+      <w:proofErr w:type="spellStart"/>
+      <w:r>
+        <w:rPr>
+          <w:lang w:val="ru-RU"/>
+        </w:rPr>
+        <w:t>діалогу</w:t>
+      </w:r>
+      <w:proofErr w:type="spellEnd"/>
+      <w:r>
+        <w:rPr>
+          <w:lang w:val="ru-RU"/>
+        </w:rPr>
+        <w:t xml:space="preserve"> з ШІ</w:t>
+      </w:r>
+    </w:p>
+    <w:p>
+      <w:pPr>
+        <w:ind w:firstLine="540"/>
+        <w:rPr>
+          <w:lang w:val="ru-RU"/>
+        </w:rPr>
+      </w:pPr>
+      <w:r>
+        <w:rPr>
+          <w:lang w:val="ru-RU"/>
+        </w:rPr>
+        <w:t xml:space="preserve">Для </w:t>
+      </w:r>
+      <w:proofErr w:type="spellStart"/>
+      <w:r>
+        <w:rPr>
+          <w:lang w:val="ru-RU"/>
+        </w:rPr>
+        <w:t>перевірки</w:t>
+      </w:r>
+      <w:proofErr w:type="spellEnd"/>
+      <w:r>
+        <w:rPr>
+          <w:lang w:val="ru-RU"/>
+        </w:rPr>
+        <w:t xml:space="preserve"> </w:t>
+      </w:r>
+      <w:proofErr w:type="spellStart"/>
+      <w:r>
+        <w:rPr>
+          <w:lang w:val="ru-RU"/>
+        </w:rPr>
+        <w:t>знань</w:t>
+      </w:r>
+      <w:proofErr w:type="spellEnd"/>
+      <w:r>
+        <w:rPr>
+          <w:lang w:val="ru-RU"/>
+        </w:rPr>
+        <w:t xml:space="preserve"> та </w:t>
+      </w:r>
+      <w:proofErr w:type="spellStart"/>
+      <w:r>
+        <w:rPr>
+          <w:lang w:val="ru-RU"/>
+        </w:rPr>
+        <w:t>розбору</w:t>
+      </w:r>
+      <w:proofErr w:type="spellEnd"/>
+      <w:r>
+        <w:rPr>
+          <w:lang w:val="ru-RU"/>
+        </w:rPr>
+        <w:t xml:space="preserve"> коду </w:t>
+      </w:r>
+      <w:proofErr w:type="spellStart"/>
+      <w:r>
+        <w:rPr>
+          <w:lang w:val="ru-RU"/>
+        </w:rPr>
+        <w:t>було</w:t>
+      </w:r>
+      <w:proofErr w:type="spellEnd"/>
+      <w:r>
+        <w:rPr>
+          <w:lang w:val="ru-RU"/>
+        </w:rPr>
+        <w:t xml:space="preserve"> </w:t>
+      </w:r>
+      <w:proofErr w:type="spellStart"/>
+      <w:r>
+        <w:rPr>
+          <w:lang w:val="ru-RU"/>
+        </w:rPr>
+        <w:t>використано</w:t>
+      </w:r>
+      <w:proofErr w:type="spellEnd"/>
+      <w:r>
+        <w:rPr>
+          <w:lang w:val="ru-RU"/>
+        </w:rPr>
+        <w:t xml:space="preserve"> </w:t>
+      </w:r>
+      <w:proofErr w:type="spellStart"/>
+      <w:r>
+        <w:rPr>
+          <w:lang w:val="ru-RU"/>
+        </w:rPr>
+        <w:t>наступні</w:t>
+      </w:r>
+      <w:proofErr w:type="spellEnd"/>
+      <w:r>
+        <w:rPr>
+          <w:lang w:val="ru-RU"/>
+        </w:rPr>
+        <w:t xml:space="preserve"> </w:t>
+      </w:r>
+      <w:proofErr w:type="spellStart"/>
+      <w:r>
+        <w:rPr>
+          <w:lang w:val="ru-RU"/>
+        </w:rPr>
+        <w:t>промпти</w:t>
+      </w:r>
+      <w:proofErr w:type="spellEnd"/>
+      <w:r>
+        <w:rPr>
+          <w:lang w:val="ru-RU"/>
+        </w:rPr>
+        <w:t>:</w:t>
+      </w:r>
+    </w:p>
+    <w:p>
+      <w:pPr>
+        <w:ind w:firstLine="540"/>
+        <w:rPr>
+          <w:lang w:val="ru-RU"/>
+        </w:rPr>
+      </w:pPr>
+      <w:r>
+        <w:rPr>
+          <w:lang w:val="ru-RU"/>
+        </w:rPr>
+        <w:t>1. «</w:t>
+      </w:r>
+      <w:proofErr w:type="spellStart"/>
+      <w:r>
+        <w:rPr>
+          <w:lang w:val="ru-RU"/>
+        </w:rPr>
+        <w:t>Ти</w:t>
+      </w:r>
+      <w:proofErr w:type="spellEnd"/>
+      <w:r>
+        <w:rPr>
+          <w:lang w:val="ru-RU"/>
+        </w:rPr>
+        <w:t xml:space="preserve"> — </w:t>
+      </w:r>
+      <w:proofErr w:type="spellStart"/>
+      <w:r>
+        <w:rPr>
+          <w:lang w:val="ru-RU"/>
+        </w:rPr>
+        <w:t>викладач</w:t>
+      </w:r>
+      <w:proofErr w:type="spellEnd"/>
+      <w:r>
+        <w:rPr>
+          <w:lang w:val="ru-RU"/>
+        </w:rPr>
+        <w:t xml:space="preserve">, </w:t>
+      </w:r>
+      <w:proofErr w:type="spellStart"/>
+      <w:r>
+        <w:rPr>
+          <w:lang w:val="ru-RU"/>
+        </w:rPr>
+        <w:t>що</w:t>
+      </w:r>
+      <w:proofErr w:type="spellEnd"/>
+      <w:r>
+        <w:rPr>
+          <w:lang w:val="ru-RU"/>
+        </w:rPr>
+        <w:t xml:space="preserve"> </w:t>
+      </w:r>
+      <w:proofErr w:type="spellStart"/>
+      <w:r>
+        <w:rPr>
+          <w:lang w:val="ru-RU"/>
+        </w:rPr>
+        <w:t>приймає</w:t>
+      </w:r>
+      <w:proofErr w:type="spellEnd"/>
+      <w:r>
+        <w:rPr>
+          <w:lang w:val="ru-RU"/>
+        </w:rPr>
+        <w:t xml:space="preserve"> </w:t>
+      </w:r>
+      <w:proofErr w:type="spellStart"/>
+      <w:r>
+        <w:rPr>
+          <w:lang w:val="ru-RU"/>
+        </w:rPr>
+        <w:t>захист</w:t>
+      </w:r>
+      <w:proofErr w:type="spellEnd"/>
+      <w:r>
+        <w:rPr>
+          <w:lang w:val="ru-RU"/>
+        </w:rPr>
+        <w:t xml:space="preserve"> </w:t>
+      </w:r>
+      <w:proofErr w:type="spellStart"/>
+      <w:r>
+        <w:rPr>
+          <w:lang w:val="ru-RU"/>
+        </w:rPr>
+        <w:t>моєї</w:t>
+      </w:r>
+      <w:proofErr w:type="spellEnd"/>
+      <w:r>
+        <w:rPr>
+          <w:lang w:val="ru-RU"/>
+        </w:rPr>
+        <w:t xml:space="preserve"> </w:t>
+      </w:r>
+      <w:proofErr w:type="spellStart"/>
+      <w:r>
+        <w:rPr>
+          <w:lang w:val="ru-RU"/>
+        </w:rPr>
+        <w:t>роботи</w:t>
+      </w:r>
+      <w:proofErr w:type="spellEnd"/>
+      <w:r>
+        <w:rPr>
+          <w:lang w:val="ru-RU"/>
+        </w:rPr>
+        <w:t xml:space="preserve">. Задай </w:t>
+      </w:r>
+      <w:proofErr w:type="spellStart"/>
+      <w:r>
+        <w:rPr>
+          <w:lang w:val="ru-RU"/>
+        </w:rPr>
+        <w:t>мені</w:t>
+      </w:r>
+      <w:proofErr w:type="spellEnd"/>
+      <w:r>
+        <w:rPr>
+          <w:lang w:val="ru-RU"/>
+        </w:rPr>
+        <w:t xml:space="preserve"> 5 </w:t>
+      </w:r>
+      <w:proofErr w:type="spellStart"/>
+      <w:r>
+        <w:rPr>
+          <w:lang w:val="ru-RU"/>
+        </w:rPr>
+        <w:t>тестових</w:t>
+      </w:r>
+      <w:proofErr w:type="spellEnd"/>
+      <w:r>
+        <w:rPr>
+          <w:lang w:val="ru-RU"/>
+        </w:rPr>
+        <w:t xml:space="preserve"> </w:t>
+      </w:r>
+      <w:proofErr w:type="spellStart"/>
+      <w:r>
+        <w:rPr>
+          <w:lang w:val="ru-RU"/>
+        </w:rPr>
+        <w:t>питань</w:t>
+      </w:r>
+      <w:proofErr w:type="spellEnd"/>
+      <w:r>
+        <w:rPr>
+          <w:lang w:val="ru-RU"/>
+        </w:rPr>
+        <w:t xml:space="preserve"> з 4 </w:t>
+      </w:r>
+      <w:proofErr w:type="spellStart"/>
+      <w:r>
+        <w:rPr>
+          <w:lang w:val="ru-RU"/>
+        </w:rPr>
+        <w:t>варіантами</w:t>
+      </w:r>
+      <w:proofErr w:type="spellEnd"/>
+      <w:r>
+        <w:rPr>
+          <w:lang w:val="ru-RU"/>
+        </w:rPr>
+        <w:t xml:space="preserve"> </w:t>
+      </w:r>
+      <w:proofErr w:type="spellStart"/>
+      <w:r>
+        <w:rPr>
+          <w:lang w:val="ru-RU"/>
+        </w:rPr>
+        <w:t>відповіді</w:t>
+      </w:r>
+      <w:proofErr w:type="spellEnd"/>
+      <w:r>
+        <w:rPr>
+          <w:lang w:val="ru-RU"/>
+        </w:rPr>
+        <w:t xml:space="preserve"> і 5 </w:t>
+      </w:r>
+      <w:proofErr w:type="spellStart"/>
+      <w:r>
+        <w:rPr>
+          <w:lang w:val="ru-RU"/>
+        </w:rPr>
+        <w:t>відкритих</w:t>
+      </w:r>
+      <w:proofErr w:type="spellEnd"/>
+      <w:r>
+        <w:rPr>
+          <w:lang w:val="ru-RU"/>
+        </w:rPr>
+        <w:t xml:space="preserve"> </w:t>
+      </w:r>
+      <w:proofErr w:type="spellStart"/>
+      <w:r>
+        <w:rPr>
+          <w:lang w:val="ru-RU"/>
+        </w:rPr>
+        <w:t>питань</w:t>
+      </w:r>
+      <w:proofErr w:type="spellEnd"/>
+      <w:r>
+        <w:rPr>
+          <w:lang w:val="ru-RU"/>
+        </w:rPr>
+        <w:t xml:space="preserve"> — за кодом, </w:t>
+      </w:r>
+      <w:proofErr w:type="spellStart"/>
+      <w:r>
+        <w:rPr>
+          <w:lang w:val="ru-RU"/>
+        </w:rPr>
+        <w:t>що</w:t>
+      </w:r>
+      <w:proofErr w:type="spellEnd"/>
+      <w:r>
+        <w:rPr>
+          <w:lang w:val="ru-RU"/>
+        </w:rPr>
+        <w:t xml:space="preserve"> є у </w:t>
+      </w:r>
+      <w:proofErr w:type="spellStart"/>
+      <w:r>
+        <w:rPr>
+          <w:lang w:val="ru-RU"/>
+        </w:rPr>
+        <w:t>файлі</w:t>
+      </w:r>
+      <w:proofErr w:type="spellEnd"/>
+      <w:r>
+        <w:rPr>
+          <w:lang w:val="ru-RU"/>
+        </w:rPr>
+        <w:t xml:space="preserve"> </w:t>
+      </w:r>
+      <w:proofErr w:type="spellStart"/>
+      <w:r>
+        <w:rPr>
+          <w:lang w:val="ru-RU"/>
+        </w:rPr>
+        <w:t>звіту</w:t>
+      </w:r>
+      <w:proofErr w:type="spellEnd"/>
+      <w:r>
+        <w:rPr>
+          <w:lang w:val="ru-RU"/>
+        </w:rPr>
+        <w:t xml:space="preserve"> і </w:t>
+      </w:r>
+      <w:proofErr w:type="spellStart"/>
+      <w:r>
+        <w:rPr>
+          <w:lang w:val="ru-RU"/>
+        </w:rPr>
+        <w:t>теоретичними</w:t>
+      </w:r>
+      <w:proofErr w:type="spellEnd"/>
+      <w:r>
+        <w:rPr>
+          <w:lang w:val="ru-RU"/>
+        </w:rPr>
+        <w:t xml:space="preserve"> </w:t>
+      </w:r>
+      <w:proofErr w:type="spellStart"/>
+      <w:r>
+        <w:rPr>
+          <w:lang w:val="ru-RU"/>
+        </w:rPr>
+        <w:t>відомостями</w:t>
+      </w:r>
+      <w:proofErr w:type="spellEnd"/>
+      <w:r>
+        <w:rPr>
+          <w:lang w:val="ru-RU"/>
+        </w:rPr>
+        <w:t xml:space="preserve"> у </w:t>
+      </w:r>
+      <w:proofErr w:type="spellStart"/>
+      <w:r>
+        <w:rPr>
+          <w:lang w:val="ru-RU"/>
+        </w:rPr>
+        <w:t>файлі</w:t>
+      </w:r>
+      <w:proofErr w:type="spellEnd"/>
+      <w:r>
+        <w:rPr>
+          <w:lang w:val="ru-RU"/>
+        </w:rPr>
+        <w:t xml:space="preserve"> </w:t>
+      </w:r>
+      <w:proofErr w:type="spellStart"/>
+      <w:r>
+        <w:rPr>
+          <w:lang w:val="ru-RU"/>
+        </w:rPr>
+        <w:t>лекції</w:t>
+      </w:r>
+      <w:proofErr w:type="spellEnd"/>
+      <w:r>
+        <w:rPr>
+          <w:lang w:val="ru-RU"/>
+        </w:rPr>
+        <w:t>».</w:t>
+      </w:r>
+    </w:p>
+    <w:p>
+      <w:pPr>
+        <w:ind w:firstLine="540"/>
+        <w:rPr>
+          <w:lang w:val="ru-RU"/>
+        </w:rPr>
+      </w:pPr>
+      <w:r>
+        <w:rPr>
+          <w:lang w:val="ru-RU"/>
+        </w:rPr>
+        <w:t>2. «</w:t>
+      </w:r>
+      <w:proofErr w:type="spellStart"/>
+      <w:r>
+        <w:rPr>
+          <w:lang w:val="ru-RU"/>
+        </w:rPr>
+        <w:t>Оціни</w:t>
+      </w:r>
+      <w:proofErr w:type="spellEnd"/>
+      <w:r>
+        <w:rPr>
+          <w:lang w:val="ru-RU"/>
+        </w:rPr>
+        <w:t xml:space="preserve"> </w:t>
+      </w:r>
+      <w:proofErr w:type="spellStart"/>
+      <w:r>
+        <w:rPr>
+          <w:lang w:val="ru-RU"/>
+        </w:rPr>
+        <w:t>повноту</w:t>
+      </w:r>
+      <w:proofErr w:type="spellEnd"/>
+      <w:r>
+        <w:rPr>
+          <w:lang w:val="ru-RU"/>
+        </w:rPr>
+        <w:t xml:space="preserve">, </w:t>
+      </w:r>
+      <w:proofErr w:type="spellStart"/>
+      <w:r>
+        <w:rPr>
+          <w:lang w:val="ru-RU"/>
+        </w:rPr>
+        <w:t>правильність</w:t>
+      </w:r>
+      <w:proofErr w:type="spellEnd"/>
+      <w:r>
+        <w:rPr>
+          <w:lang w:val="ru-RU"/>
+        </w:rPr>
+        <w:t xml:space="preserve">, час </w:t>
+      </w:r>
+      <w:proofErr w:type="spellStart"/>
+      <w:r>
+        <w:rPr>
+          <w:lang w:val="ru-RU"/>
+        </w:rPr>
+        <w:t>відповіді</w:t>
+      </w:r>
+      <w:proofErr w:type="spellEnd"/>
+      <w:r>
+        <w:rPr>
+          <w:lang w:val="ru-RU"/>
+        </w:rPr>
+        <w:t xml:space="preserve"> та </w:t>
+      </w:r>
+      <w:proofErr w:type="spellStart"/>
+      <w:r>
+        <w:rPr>
+          <w:lang w:val="ru-RU"/>
+        </w:rPr>
+        <w:t>ймовірність</w:t>
+      </w:r>
+      <w:proofErr w:type="spellEnd"/>
+      <w:r>
+        <w:rPr>
+          <w:lang w:val="ru-RU"/>
+        </w:rPr>
+        <w:t xml:space="preserve"> </w:t>
+      </w:r>
+      <w:proofErr w:type="spellStart"/>
+      <w:r>
+        <w:rPr>
+          <w:lang w:val="ru-RU"/>
+        </w:rPr>
+        <w:t>використання</w:t>
+      </w:r>
+      <w:proofErr w:type="spellEnd"/>
+      <w:r>
+        <w:rPr>
+          <w:lang w:val="ru-RU"/>
+        </w:rPr>
+        <w:t xml:space="preserve"> штучного </w:t>
+      </w:r>
+      <w:proofErr w:type="spellStart"/>
+      <w:r>
+        <w:rPr>
+          <w:lang w:val="ru-RU"/>
+        </w:rPr>
+        <w:t>інтелекту</w:t>
+      </w:r>
+      <w:proofErr w:type="spellEnd"/>
+      <w:r>
+        <w:rPr>
+          <w:lang w:val="ru-RU"/>
+        </w:rPr>
+        <w:t xml:space="preserve"> для </w:t>
+      </w:r>
+      <w:proofErr w:type="spellStart"/>
+      <w:r>
+        <w:rPr>
+          <w:lang w:val="ru-RU"/>
+        </w:rPr>
+        <w:t>кожної</w:t>
+      </w:r>
+      <w:proofErr w:type="spellEnd"/>
+      <w:r>
+        <w:rPr>
+          <w:lang w:val="ru-RU"/>
+        </w:rPr>
+        <w:t xml:space="preserve"> </w:t>
+      </w:r>
+      <w:proofErr w:type="spellStart"/>
+      <w:r>
+        <w:rPr>
+          <w:lang w:val="ru-RU"/>
+        </w:rPr>
+        <w:t>відповіді</w:t>
+      </w:r>
+      <w:proofErr w:type="spellEnd"/>
+      <w:r>
+        <w:rPr>
+          <w:lang w:val="ru-RU"/>
+        </w:rPr>
+        <w:t xml:space="preserve">. Сформуй </w:t>
+      </w:r>
+      <w:proofErr w:type="spellStart"/>
+      <w:r>
+        <w:rPr>
+          <w:lang w:val="ru-RU"/>
+        </w:rPr>
+        <w:t>загальну</w:t>
+      </w:r>
+      <w:proofErr w:type="spellEnd"/>
+      <w:r>
+        <w:rPr>
+          <w:lang w:val="ru-RU"/>
+        </w:rPr>
+        <w:t xml:space="preserve"> </w:t>
+      </w:r>
+      <w:proofErr w:type="spellStart"/>
+      <w:r>
+        <w:rPr>
+          <w:lang w:val="ru-RU"/>
+        </w:rPr>
+        <w:t>оцінку</w:t>
+      </w:r>
+      <w:proofErr w:type="spellEnd"/>
+      <w:r>
+        <w:rPr>
+          <w:lang w:val="ru-RU"/>
+        </w:rPr>
+        <w:t xml:space="preserve"> у 5-бальній </w:t>
+      </w:r>
+      <w:proofErr w:type="spellStart"/>
+      <w:r>
+        <w:rPr>
+          <w:lang w:val="ru-RU"/>
+        </w:rPr>
+        <w:t>шкалі</w:t>
+      </w:r>
+      <w:proofErr w:type="spellEnd"/>
+      <w:r>
+        <w:rPr>
+          <w:lang w:val="ru-RU"/>
+        </w:rPr>
+        <w:t xml:space="preserve">, </w:t>
+      </w:r>
+      <w:proofErr w:type="spellStart"/>
+      <w:r>
+        <w:rPr>
+          <w:lang w:val="ru-RU"/>
+        </w:rPr>
+        <w:t>віднімаючи</w:t>
+      </w:r>
+      <w:proofErr w:type="spellEnd"/>
+      <w:r>
+        <w:rPr>
+          <w:lang w:val="ru-RU"/>
+        </w:rPr>
+        <w:t xml:space="preserve"> 50% </w:t>
+      </w:r>
+      <w:proofErr w:type="spellStart"/>
+      <w:r>
+        <w:rPr>
+          <w:lang w:val="ru-RU"/>
+        </w:rPr>
+        <w:t>балів</w:t>
+      </w:r>
+      <w:proofErr w:type="spellEnd"/>
+      <w:r>
+        <w:rPr>
+          <w:lang w:val="ru-RU"/>
+        </w:rPr>
+        <w:t xml:space="preserve"> там, де </w:t>
+      </w:r>
+      <w:proofErr w:type="spellStart"/>
+      <w:r>
+        <w:rPr>
+          <w:lang w:val="ru-RU"/>
+        </w:rPr>
+        <w:t>ймовірність</w:t>
+      </w:r>
+      <w:proofErr w:type="spellEnd"/>
+      <w:r>
+        <w:rPr>
+          <w:lang w:val="ru-RU"/>
+        </w:rPr>
+        <w:t xml:space="preserve"> </w:t>
+      </w:r>
+      <w:proofErr w:type="spellStart"/>
+      <w:r>
+        <w:rPr>
+          <w:lang w:val="ru-RU"/>
+        </w:rPr>
+        <w:t>відповіді</w:t>
+      </w:r>
+      <w:proofErr w:type="spellEnd"/>
+      <w:r>
+        <w:rPr>
+          <w:lang w:val="ru-RU"/>
+        </w:rPr>
+        <w:t xml:space="preserve"> з </w:t>
+      </w:r>
+      <w:proofErr w:type="spellStart"/>
+      <w:r>
+        <w:rPr>
+          <w:lang w:val="ru-RU"/>
+        </w:rPr>
+        <w:t>засобом</w:t>
+      </w:r>
+      <w:proofErr w:type="spellEnd"/>
+      <w:r>
+        <w:rPr>
+          <w:lang w:val="ru-RU"/>
+        </w:rPr>
+        <w:t xml:space="preserve"> ШІ </w:t>
+      </w:r>
+      <w:proofErr w:type="spellStart"/>
+      <w:r>
+        <w:rPr>
+          <w:lang w:val="ru-RU"/>
+        </w:rPr>
+        <w:t>висока</w:t>
+      </w:r>
+      <w:proofErr w:type="spellEnd"/>
+      <w:r>
+        <w:rPr>
+          <w:lang w:val="ru-RU"/>
+        </w:rPr>
+        <w:t>».</w:t>
+      </w:r>
+    </w:p>
+    <w:p>
+      <w:pPr>
+        <w:ind w:firstLine="540"/>
+        <w:rPr>
+          <w:lang w:val="ru-RU"/>
+        </w:rPr>
+      </w:pPr>
+      <w:r>
+        <w:rPr>
+          <w:lang w:val="ru-RU"/>
+        </w:rPr>
+        <w:t xml:space="preserve">3. «Поясни, </w:t>
+      </w:r>
+      <w:proofErr w:type="spellStart"/>
+      <w:r>
+        <w:rPr>
+          <w:lang w:val="ru-RU"/>
+        </w:rPr>
+        <w:t>навіщо</w:t>
+      </w:r>
+      <w:proofErr w:type="spellEnd"/>
+      <w:r>
+        <w:rPr>
+          <w:lang w:val="ru-RU"/>
+        </w:rPr>
+        <w:t xml:space="preserve"> в </w:t>
+      </w:r>
+      <w:proofErr w:type="spellStart"/>
+      <w:r>
+        <w:rPr>
+          <w:lang w:val="ru-RU"/>
+        </w:rPr>
+        <w:t>коді</w:t>
+      </w:r>
+      <w:proofErr w:type="spellEnd"/>
+      <w:r>
+        <w:rPr>
+          <w:lang w:val="ru-RU"/>
+        </w:rPr>
+        <w:t xml:space="preserve"> </w:t>
+      </w:r>
+      <w:proofErr w:type="spellStart"/>
+      <w:r>
+        <w:rPr>
+          <w:lang w:val="ru-RU"/>
+        </w:rPr>
+        <w:t>використовується</w:t>
+      </w:r>
+      <w:proofErr w:type="spellEnd"/>
+      <w:r>
+        <w:rPr>
+          <w:lang w:val="ru-RU"/>
+        </w:rPr>
+        <w:t xml:space="preserve"> </w:t>
+      </w:r>
+      <w:proofErr w:type="spellStart"/>
+      <w:proofErr w:type="gramStart"/>
+      <w:r>
+        <w:rPr>
+          <w:lang w:val="ru-RU"/>
+        </w:rPr>
+        <w:t>system</w:t>
+      </w:r>
+      <w:proofErr w:type="spellEnd"/>
+      <w:r>
+        <w:rPr>
+          <w:lang w:val="ru-RU"/>
+        </w:rPr>
+        <w:t>(</w:t>
+      </w:r>
+      <w:proofErr w:type="gramEnd"/>
+      <w:r>
+        <w:rPr>
+          <w:lang w:val="ru-RU"/>
+        </w:rPr>
+        <w:t>"</w:t>
+      </w:r>
+      <w:proofErr w:type="spellStart"/>
+      <w:r>
+        <w:rPr>
+          <w:lang w:val="ru-RU"/>
+        </w:rPr>
+        <w:t>chcp</w:t>
+      </w:r>
+      <w:proofErr w:type="spellEnd"/>
+      <w:r>
+        <w:rPr>
+          <w:lang w:val="ru-RU"/>
+        </w:rPr>
+        <w:t xml:space="preserve"> 65001");</w:t>
+      </w:r>
+    </w:p>
+    <w:p>
+      <w:pPr>
+        <w:ind w:firstLine="540"/>
+        <w:rPr>
+          <w:lang w:val="ru-RU"/>
+        </w:rPr>
+      </w:pPr>
+      <w:r>
+        <w:rPr>
+          <w:lang w:val="ru-RU"/>
+        </w:rPr>
+        <w:t xml:space="preserve">та </w:t>
+      </w:r>
+      <w:proofErr w:type="spellStart"/>
+      <w:r>
+        <w:rPr>
+          <w:lang w:val="ru-RU"/>
+        </w:rPr>
+        <w:t>чому</w:t>
+      </w:r>
+      <w:proofErr w:type="spellEnd"/>
+      <w:r>
+        <w:rPr>
+          <w:lang w:val="ru-RU"/>
+        </w:rPr>
+        <w:t xml:space="preserve"> для </w:t>
+      </w:r>
+      <w:proofErr w:type="spellStart"/>
+      <w:r>
+        <w:rPr>
+          <w:lang w:val="ru-RU"/>
+        </w:rPr>
+        <w:t>обміну</w:t>
+      </w:r>
+      <w:proofErr w:type="spellEnd"/>
+      <w:r>
+        <w:rPr>
+          <w:lang w:val="ru-RU"/>
+        </w:rPr>
+        <w:t xml:space="preserve"> </w:t>
+      </w:r>
+      <w:proofErr w:type="spellStart"/>
+      <w:r>
+        <w:rPr>
+          <w:lang w:val="ru-RU"/>
+        </w:rPr>
+        <w:t>значень</w:t>
+      </w:r>
+      <w:proofErr w:type="spellEnd"/>
+      <w:r>
+        <w:rPr>
+          <w:lang w:val="ru-RU"/>
+        </w:rPr>
+        <w:t xml:space="preserve"> </w:t>
+      </w:r>
+      <w:proofErr w:type="spellStart"/>
+      <w:r>
+        <w:rPr>
+          <w:lang w:val="ru-RU"/>
+        </w:rPr>
+        <w:t>змінних</w:t>
+      </w:r>
+      <w:proofErr w:type="spellEnd"/>
+      <w:r>
+        <w:rPr>
+          <w:lang w:val="ru-RU"/>
+        </w:rPr>
+        <w:t xml:space="preserve"> </w:t>
+      </w:r>
+      <w:proofErr w:type="spellStart"/>
+      <w:r>
+        <w:rPr>
+          <w:lang w:val="ru-RU"/>
+        </w:rPr>
+        <w:t>потрібна</w:t>
+      </w:r>
+      <w:proofErr w:type="spellEnd"/>
+      <w:r>
+        <w:rPr>
+          <w:lang w:val="ru-RU"/>
+        </w:rPr>
+        <w:t xml:space="preserve"> </w:t>
+      </w:r>
+      <w:proofErr w:type="spellStart"/>
+      <w:r>
+        <w:rPr>
+          <w:lang w:val="ru-RU"/>
+        </w:rPr>
+        <w:t>тимчасова</w:t>
+      </w:r>
+      <w:proofErr w:type="spellEnd"/>
+      <w:r>
+        <w:rPr>
+          <w:lang w:val="ru-RU"/>
+        </w:rPr>
+        <w:t xml:space="preserve"> </w:t>
+      </w:r>
+      <w:proofErr w:type="spellStart"/>
+      <w:r>
+        <w:rPr>
+          <w:lang w:val="ru-RU"/>
+        </w:rPr>
+        <w:t>змінна</w:t>
+      </w:r>
+      <w:proofErr w:type="spellEnd"/>
+      <w:r>
+        <w:rPr>
+          <w:lang w:val="ru-RU"/>
+        </w:rPr>
+        <w:t xml:space="preserve"> </w:t>
+      </w:r>
+      <w:proofErr w:type="spellStart"/>
+      <w:r>
+        <w:rPr>
+          <w:lang w:val="ru-RU"/>
+        </w:rPr>
+        <w:t>temp</w:t>
+      </w:r>
+      <w:proofErr w:type="spellEnd"/>
+      <w:r>
+        <w:rPr>
+          <w:lang w:val="ru-RU"/>
+        </w:rPr>
+        <w:t>».</w:t>
+      </w:r>
+    </w:p>
+    <w:p>
+      <w:pPr>
+        <w:ind w:firstLine="540"/>
+        <w:rPr>
+          <w:lang w:val="ru-RU"/>
+        </w:rPr>
+      </w:pPr>
+    </w:p>
+    <w:p>
+      <w:pPr>
+        <w:ind w:firstLine="540"/>
+        <w:rPr>
+          <w:lang w:val="ru-RU"/>
+        </w:rPr>
+      </w:pPr>
+      <w:r>
+        <w:rPr>
+          <w:lang w:val="ru-RU"/>
+        </w:rPr>
+        <w:t xml:space="preserve">2.2. </w:t>
+      </w:r>
+      <w:proofErr w:type="spellStart"/>
+      <w:r>
+        <w:rPr>
+          <w:lang w:val="ru-RU"/>
+        </w:rPr>
+        <w:t>Результати</w:t>
+      </w:r>
+      <w:proofErr w:type="spellEnd"/>
+      <w:r>
+        <w:rPr>
+          <w:lang w:val="ru-RU"/>
+        </w:rPr>
+        <w:t xml:space="preserve"> </w:t>
+      </w:r>
+      <w:proofErr w:type="spellStart"/>
+      <w:r>
+        <w:rPr>
+          <w:lang w:val="ru-RU"/>
+        </w:rPr>
+        <w:t>самоаналізу</w:t>
+      </w:r>
+      <w:proofErr w:type="spellEnd"/>
+    </w:p>
+    <w:p>
+      <w:pPr>
+        <w:ind w:firstLine="540"/>
+        <w:rPr>
+          <w:lang w:val="ru-RU"/>
+        </w:rPr>
+      </w:pPr>
+      <w:r>
+        <w:rPr>
+          <w:lang w:val="ru-RU"/>
+        </w:rPr>
+        <w:t xml:space="preserve">В </w:t>
+      </w:r>
+      <w:proofErr w:type="spellStart"/>
+      <w:r>
+        <w:rPr>
+          <w:lang w:val="ru-RU"/>
+        </w:rPr>
+        <w:t>ході</w:t>
+      </w:r>
+      <w:proofErr w:type="spellEnd"/>
+      <w:r>
+        <w:rPr>
+          <w:lang w:val="ru-RU"/>
+        </w:rPr>
+        <w:t xml:space="preserve"> </w:t>
+      </w:r>
+      <w:proofErr w:type="spellStart"/>
+      <w:r>
+        <w:rPr>
+          <w:lang w:val="ru-RU"/>
+        </w:rPr>
+        <w:t>інтерактивного</w:t>
+      </w:r>
+      <w:proofErr w:type="spellEnd"/>
+      <w:r>
+        <w:rPr>
+          <w:lang w:val="ru-RU"/>
+        </w:rPr>
+        <w:t xml:space="preserve"> </w:t>
+      </w:r>
+      <w:proofErr w:type="spellStart"/>
+      <w:r>
+        <w:rPr>
+          <w:lang w:val="ru-RU"/>
+        </w:rPr>
+        <w:t>опитування</w:t>
+      </w:r>
+      <w:proofErr w:type="spellEnd"/>
+      <w:r>
+        <w:rPr>
+          <w:lang w:val="ru-RU"/>
+        </w:rPr>
+        <w:t xml:space="preserve"> </w:t>
+      </w:r>
+      <w:proofErr w:type="spellStart"/>
+      <w:r>
+        <w:rPr>
+          <w:lang w:val="ru-RU"/>
+        </w:rPr>
+        <w:t>було</w:t>
+      </w:r>
+      <w:proofErr w:type="spellEnd"/>
+      <w:r>
+        <w:rPr>
+          <w:lang w:val="ru-RU"/>
+        </w:rPr>
+        <w:t xml:space="preserve"> </w:t>
+      </w:r>
+      <w:proofErr w:type="spellStart"/>
+      <w:r>
+        <w:rPr>
+          <w:lang w:val="ru-RU"/>
+        </w:rPr>
+        <w:t>отримано</w:t>
+      </w:r>
+      <w:proofErr w:type="spellEnd"/>
+      <w:r>
+        <w:rPr>
+          <w:lang w:val="ru-RU"/>
+        </w:rPr>
+        <w:t xml:space="preserve"> </w:t>
+      </w:r>
+      <w:proofErr w:type="spellStart"/>
+      <w:r>
+        <w:rPr>
+          <w:lang w:val="ru-RU"/>
+        </w:rPr>
+        <w:t>оцінку</w:t>
+      </w:r>
+      <w:proofErr w:type="spellEnd"/>
+      <w:r>
+        <w:rPr>
+          <w:lang w:val="ru-RU"/>
+        </w:rPr>
+        <w:t xml:space="preserve"> 5/5 за </w:t>
+      </w:r>
+      <w:proofErr w:type="spellStart"/>
+      <w:r>
+        <w:rPr>
+          <w:lang w:val="ru-RU"/>
+        </w:rPr>
+        <w:t>розуміння</w:t>
+      </w:r>
+      <w:proofErr w:type="spellEnd"/>
+      <w:r>
+        <w:rPr>
+          <w:lang w:val="ru-RU"/>
+        </w:rPr>
+        <w:t xml:space="preserve"> </w:t>
+      </w:r>
+      <w:proofErr w:type="spellStart"/>
+      <w:r>
+        <w:rPr>
+          <w:lang w:val="ru-RU"/>
+        </w:rPr>
+        <w:t>базових</w:t>
+      </w:r>
+      <w:proofErr w:type="spellEnd"/>
+      <w:r>
+        <w:rPr>
+          <w:lang w:val="ru-RU"/>
+        </w:rPr>
+        <w:t xml:space="preserve"> </w:t>
+      </w:r>
+      <w:proofErr w:type="spellStart"/>
+      <w:r>
+        <w:rPr>
+          <w:lang w:val="ru-RU"/>
+        </w:rPr>
+        <w:t>типів</w:t>
+      </w:r>
+      <w:proofErr w:type="spellEnd"/>
+      <w:r>
+        <w:rPr>
+          <w:lang w:val="ru-RU"/>
+        </w:rPr>
+        <w:t xml:space="preserve"> </w:t>
+      </w:r>
+      <w:proofErr w:type="spellStart"/>
+      <w:r>
+        <w:rPr>
+          <w:lang w:val="ru-RU"/>
+        </w:rPr>
+        <w:t>даних</w:t>
+      </w:r>
+      <w:proofErr w:type="spellEnd"/>
+      <w:r>
+        <w:rPr>
+          <w:lang w:val="ru-RU"/>
+        </w:rPr>
+        <w:t xml:space="preserve"> C++ (</w:t>
+      </w:r>
+      <w:proofErr w:type="spellStart"/>
+      <w:r>
+        <w:rPr>
+          <w:lang w:val="ru-RU"/>
+        </w:rPr>
+        <w:t>double</w:t>
+      </w:r>
+      <w:proofErr w:type="spellEnd"/>
+      <w:r>
+        <w:rPr>
+          <w:lang w:val="ru-RU"/>
+        </w:rPr>
+        <w:t xml:space="preserve">), </w:t>
+      </w:r>
+      <w:proofErr w:type="spellStart"/>
+      <w:r>
+        <w:rPr>
+          <w:lang w:val="ru-RU"/>
+        </w:rPr>
+        <w:t>концепції</w:t>
+      </w:r>
+      <w:proofErr w:type="spellEnd"/>
+      <w:r>
+        <w:rPr>
+          <w:lang w:val="ru-RU"/>
+        </w:rPr>
+        <w:t xml:space="preserve"> </w:t>
+      </w:r>
+      <w:proofErr w:type="spellStart"/>
+      <w:r>
+        <w:rPr>
+          <w:lang w:val="ru-RU"/>
+        </w:rPr>
+        <w:t>обміну</w:t>
+      </w:r>
+      <w:proofErr w:type="spellEnd"/>
+      <w:r>
+        <w:rPr>
+          <w:lang w:val="ru-RU"/>
+        </w:rPr>
+        <w:t xml:space="preserve"> </w:t>
+      </w:r>
+      <w:proofErr w:type="spellStart"/>
+      <w:r>
+        <w:rPr>
+          <w:lang w:val="ru-RU"/>
+        </w:rPr>
+        <w:t>змінних</w:t>
+      </w:r>
+      <w:proofErr w:type="spellEnd"/>
+      <w:r>
+        <w:rPr>
+          <w:lang w:val="ru-RU"/>
+        </w:rPr>
+        <w:t xml:space="preserve"> через </w:t>
+      </w:r>
+      <w:proofErr w:type="spellStart"/>
+      <w:r>
+        <w:rPr>
+          <w:lang w:val="ru-RU"/>
+        </w:rPr>
+        <w:t>третьовану</w:t>
+      </w:r>
+      <w:proofErr w:type="spellEnd"/>
+      <w:r>
+        <w:rPr>
+          <w:lang w:val="ru-RU"/>
+        </w:rPr>
+        <w:t xml:space="preserve"> </w:t>
+      </w:r>
+      <w:proofErr w:type="spellStart"/>
+      <w:r>
+        <w:rPr>
+          <w:lang w:val="ru-RU"/>
+        </w:rPr>
+        <w:t>змінну</w:t>
+      </w:r>
+      <w:proofErr w:type="spellEnd"/>
+      <w:r>
+        <w:rPr>
+          <w:lang w:val="ru-RU"/>
+        </w:rPr>
+        <w:t xml:space="preserve"> </w:t>
+      </w:r>
+      <w:proofErr w:type="spellStart"/>
+      <w:r>
+        <w:rPr>
+          <w:lang w:val="ru-RU"/>
+        </w:rPr>
+        <w:t>temp</w:t>
+      </w:r>
+      <w:proofErr w:type="spellEnd"/>
+      <w:r>
+        <w:rPr>
+          <w:lang w:val="ru-RU"/>
+        </w:rPr>
+        <w:t xml:space="preserve"> та </w:t>
+      </w:r>
+      <w:proofErr w:type="spellStart"/>
+      <w:r>
+        <w:rPr>
+          <w:lang w:val="ru-RU"/>
+        </w:rPr>
+        <w:t>використання</w:t>
+      </w:r>
+      <w:proofErr w:type="spellEnd"/>
+      <w:r>
+        <w:rPr>
+          <w:lang w:val="ru-RU"/>
+        </w:rPr>
+        <w:t xml:space="preserve"> констант (</w:t>
+      </w:r>
+      <w:proofErr w:type="spellStart"/>
+      <w:r>
+        <w:rPr>
+          <w:lang w:val="ru-RU"/>
+        </w:rPr>
+        <w:t>const</w:t>
+      </w:r>
+      <w:proofErr w:type="spellEnd"/>
+      <w:r>
+        <w:rPr>
+          <w:lang w:val="ru-RU"/>
+        </w:rPr>
+        <w:t xml:space="preserve"> </w:t>
+      </w:r>
+      <w:proofErr w:type="spellStart"/>
+      <w:r>
+        <w:rPr>
+          <w:lang w:val="ru-RU"/>
+        </w:rPr>
+        <w:t>double</w:t>
+      </w:r>
+      <w:proofErr w:type="spellEnd"/>
+      <w:r>
+        <w:rPr>
+          <w:lang w:val="ru-RU"/>
+        </w:rPr>
+        <w:t xml:space="preserve"> PI). </w:t>
+      </w:r>
+    </w:p>
+    <w:p>
+      <w:pPr>
+        <w:ind w:firstLine="540"/>
+        <w:rPr>
+          <w:lang w:val="ru-RU"/>
+        </w:rPr>
+      </w:pPr>
+    </w:p>
+    <w:p>
+      <w:pPr>
+        <w:ind w:firstLine="540"/>
+        <w:rPr>
+          <w:lang w:val="ru-RU"/>
+        </w:rPr>
+      </w:pPr>
+      <w:proofErr w:type="spellStart"/>
+      <w:r>
+        <w:rPr>
+          <w:lang w:val="ru-RU"/>
+        </w:rPr>
+        <w:t>Основний</w:t>
+      </w:r>
+      <w:proofErr w:type="spellEnd"/>
+      <w:r>
+        <w:rPr>
+          <w:lang w:val="ru-RU"/>
+        </w:rPr>
+        <w:t xml:space="preserve"> фрагмент </w:t>
+      </w:r>
+      <w:proofErr w:type="spellStart"/>
+      <w:r>
+        <w:rPr>
+          <w:lang w:val="ru-RU"/>
+        </w:rPr>
+        <w:t>діалогу</w:t>
+      </w:r>
+      <w:proofErr w:type="spellEnd"/>
+      <w:r>
+        <w:rPr>
+          <w:lang w:val="ru-RU"/>
+        </w:rPr>
+        <w:t xml:space="preserve"> з ШІ та </w:t>
+      </w:r>
+      <w:proofErr w:type="spellStart"/>
+      <w:r>
+        <w:rPr>
+          <w:lang w:val="ru-RU"/>
+        </w:rPr>
+        <w:t>детальні</w:t>
+      </w:r>
+      <w:proofErr w:type="spellEnd"/>
+      <w:r>
+        <w:rPr>
+          <w:lang w:val="ru-RU"/>
+        </w:rPr>
+        <w:t xml:space="preserve"> </w:t>
+      </w:r>
+      <w:proofErr w:type="spellStart"/>
+      <w:r>
+        <w:rPr>
+          <w:lang w:val="ru-RU"/>
+        </w:rPr>
+        <w:t>відповіді</w:t>
+      </w:r>
+      <w:proofErr w:type="spellEnd"/>
+      <w:r>
+        <w:rPr>
+          <w:lang w:val="ru-RU"/>
+        </w:rPr>
+        <w:t xml:space="preserve"> на </w:t>
+      </w:r>
+      <w:proofErr w:type="spellStart"/>
+      <w:r>
+        <w:rPr>
+          <w:lang w:val="ru-RU"/>
+        </w:rPr>
+        <w:t>питання</w:t>
+      </w:r>
+      <w:proofErr w:type="spellEnd"/>
+      <w:r>
+        <w:rPr>
+          <w:lang w:val="ru-RU"/>
+        </w:rPr>
+        <w:t xml:space="preserve"> наведено у </w:t>
+      </w:r>
+      <w:proofErr w:type="spellStart"/>
+      <w:r>
+        <w:rPr>
+          <w:lang w:val="ru-RU"/>
+        </w:rPr>
+        <w:t>розділі</w:t>
+      </w:r>
+      <w:proofErr w:type="spellEnd"/>
+      <w:r>
+        <w:rPr>
+          <w:lang w:val="ru-RU"/>
+        </w:rPr>
+        <w:t xml:space="preserve"> «</w:t>
+      </w:r>
+      <w:proofErr w:type="spellStart"/>
+      <w:r>
+        <w:rPr>
+          <w:lang w:val="ru-RU"/>
+        </w:rPr>
+        <w:t>Висновки</w:t>
+      </w:r>
+      <w:proofErr w:type="spellEnd"/>
+      <w:r>
+        <w:rPr>
+          <w:lang w:val="ru-RU"/>
+        </w:rPr>
+        <w:t>».</w:t>
+      </w:r>
+    </w:p>
+    <w:p>
+      <w:pPr>
+        <w:ind w:firstLine="540"/>
+        <w:rPr>
+          <w:lang w:val="ru-RU"/>
+        </w:rPr>
+      </w:pPr>
+    </w:p>
+    <w:p>
+      <w:pPr>
+        <w:ind w:firstLine="540"/>
+        <w:rPr>
+          <w:color w:val="00B050"/>
+        </w:rPr>
+      </w:pPr>
+    </w:p>
+    <w:p>
+      <w:pPr>
+        <w:pStyle w:val="1"/>
+        <w:pageBreakBefore w:val="0"/>
+      </w:pPr>
+    </w:p>
+    <w:p>
+      <w:pPr>
+        <w:pStyle w:val="1"/>
+        <w:pageBreakBefore w:val="0"/>
+      </w:pPr>
+      <w:r>
+        <w:t>ВИСНОВКИ</w:t>
+      </w:r>
+    </w:p>
+    <w:p>
+      <w:pPr>
+        <w:ind w:firstLine="0"/>
+      </w:pPr>
+    </w:p>
+    <w:p>
+      <w:pPr>
+        <w:ind w:firstLine="720"/>
+      </w:pPr>
+      <w:r>
+        <w:lastRenderedPageBreak/>
+        <w:t xml:space="preserve">У ході виконання лабораторної роботи було опановано основи розробки програм на мові C++ у середовищі </w:t>
+      </w:r>
+      <w:proofErr w:type="spellStart"/>
+      <w:r>
+        <w:t>Qt</w:t>
+      </w:r>
+      <w:proofErr w:type="spellEnd"/>
+      <w:r>
+        <w:t xml:space="preserve"> </w:t>
+      </w:r>
+      <w:proofErr w:type="spellStart"/>
+      <w:r>
+        <w:t>Creator</w:t>
+      </w:r>
+      <w:proofErr w:type="spellEnd"/>
+      <w:r>
+        <w:t xml:space="preserve">. Було реалізовано консольний додаток для вирішення трьох базових задач (Begin36, Begin15, Begin26) із використанням вхідних та вихідних даних типу </w:t>
+      </w:r>
+      <w:proofErr w:type="spellStart"/>
+      <w:r>
+        <w:t>double</w:t>
+      </w:r>
+      <w:proofErr w:type="spellEnd"/>
+      <w:r>
+        <w:t>.</w:t>
+      </w:r>
+    </w:p>
+    <w:p>
+      <w:pPr>
+        <w:ind w:firstLine="720"/>
+      </w:pPr>
+    </w:p>
+    <w:p>
+      <w:pPr>
+        <w:ind w:firstLine="720"/>
+      </w:pPr>
+      <w:r>
+        <w:t xml:space="preserve">За допомогою генеративного ШІ було проведено самоаналіз отриманих знань. За результатами відповідей на 5 тестових та 5 відкритих питань отримано високу оцінку (5/5). </w:t>
+      </w:r>
+    </w:p>
+    <w:p>
+      <w:pPr>
+        <w:ind w:firstLine="720"/>
+      </w:pPr>
+    </w:p>
+    <w:p>
+      <w:pPr>
+        <w:ind w:firstLine="720"/>
+      </w:pPr>
+      <w:r>
+        <w:t>Під час діалогу з ШІ було додатково з'ясовано наступні поняття:</w:t>
+      </w:r>
+    </w:p>
+    <w:p>
+      <w:pPr>
+        <w:ind w:firstLine="720"/>
+      </w:pPr>
+      <w:r>
+        <w:t xml:space="preserve">1. Функція </w:t>
+      </w:r>
+      <w:proofErr w:type="spellStart"/>
+      <w:r>
+        <w:t>system</w:t>
+      </w:r>
+      <w:proofErr w:type="spellEnd"/>
+      <w:r>
+        <w:t>("</w:t>
+      </w:r>
+      <w:proofErr w:type="spellStart"/>
+      <w:r>
+        <w:t>chcp</w:t>
+      </w:r>
+      <w:proofErr w:type="spellEnd"/>
+      <w:r>
+        <w:t xml:space="preserve"> 65001");</w:t>
+      </w:r>
+      <w:r>
+        <w:t xml:space="preserve"> необхідна для коректного відображення кирилиці у консолі Windows.</w:t>
+      </w:r>
+    </w:p>
+    <w:p>
+      <w:pPr>
+        <w:ind w:firstLine="720"/>
+      </w:pPr>
+      <w:r>
+        <w:t xml:space="preserve">2. Використання тимчасової змінної </w:t>
+      </w:r>
+      <w:proofErr w:type="spellStart"/>
+      <w:r>
+        <w:t>temp</w:t>
+      </w:r>
+      <w:proofErr w:type="spellEnd"/>
+      <w:r>
+        <w:t xml:space="preserve"> у задачі Begin15 є обов'язковим для збереження значення A до того, як у нього буде записано значення B, що запобігає втраті даних при циклічному зсуві.</w:t>
+      </w:r>
+    </w:p>
+    <w:p>
+      <w:pPr>
+        <w:ind w:firstLine="720"/>
+      </w:pPr>
+    </w:p>
+    <w:p>
+      <w:pPr>
+        <w:ind w:firstLine="720"/>
+      </w:pPr>
+      <w:r>
+        <w:t>Програма пройшла успішне тестування, результати відповідають поставленим завданням.</w:t>
       </w:r>
       <w:bookmarkStart w:id="0" w:name="_GoBack"/>
       <w:bookmarkEnd w:id="0"/>
-      <w:r>
-        <w:t>ох задач відповідно</w:t>
-      </w:r>
-    </w:p>
-    <w:p>
-      <w:pPr>
-        <w:jc w:val="center"/>
-      </w:pPr>
-      <w:r>
-        <w:t>до варіанту.</w:t>
-      </w:r>
-    </w:p>
-    <w:p>
-      <w:pPr>
-        <w:jc w:val="center"/>
-      </w:pPr>
-      <w:r>
-        <w:t>Запустити і налагодити код.</w:t>
-      </w:r>
-    </w:p>
-    <w:p>
-      <w:pPr>
-        <w:jc w:val="center"/>
-      </w:pPr>
-      <w:r>
-        <w:t>Задача 1</w:t>
-      </w:r>
-    </w:p>
-    <w:p>
-      <w:pPr>
-        <w:jc w:val="center"/>
-      </w:pPr>
-      <w:r>
-        <w:t>Begin36 Дано довжину кола L. Знайти діаметр D = L/π. Взяти π=3.14.</w:t>
-      </w:r>
-    </w:p>
-    <w:p>
-      <w:pPr>
-        <w:jc w:val="center"/>
-      </w:pPr>
-      <w:r>
-        <w:t>Задача 2</w:t>
-      </w:r>
-    </w:p>
-    <w:p>
-      <w:pPr>
-        <w:jc w:val="center"/>
-      </w:pPr>
-      <w:r>
-        <w:t>Begin15 Дано змінні A, B, C.</w:t>
-      </w:r>
-    </w:p>
-    <w:p>
-      <w:pPr>
-        <w:jc w:val="center"/>
-      </w:pPr>
-      <w:r>
-        <w:t>Змінити їх значення, перемістивши вміст A в C, C - в B,</w:t>
-      </w:r>
-    </w:p>
-    <w:p>
-      <w:pPr>
-        <w:jc w:val="center"/>
-      </w:pPr>
-      <w:r>
-        <w:t>B – в A, і вивести нові значення змінних A, B, C.</w:t>
-      </w:r>
-    </w:p>
-    <w:p>
-      <w:pPr>
-        <w:jc w:val="center"/>
-      </w:pPr>
-      <w:r>
-        <w:t>Задача 3</w:t>
-      </w:r>
-    </w:p>
-    <w:p>
-      <w:pPr>
-        <w:jc w:val="center"/>
-      </w:pPr>
-      <w:r>
-        <w:t>Begin26 Швидкість човна в стоячій воді V км / год,</w:t>
-      </w:r>
-    </w:p>
-    <w:p>
-      <w:pPr>
-        <w:jc w:val="center"/>
-      </w:pPr>
-      <w:r>
-        <w:t>швидкість течії річки U км / год (U &lt; V). Час руху човна по озеру T1 ч,</w:t>
-      </w:r>
-    </w:p>
-    <w:p>
-      <w:pPr>
-        <w:jc w:val="center"/>
-      </w:pPr>
-      <w:r>
-        <w:t>а по річці (проти течії) - T2 ч. Визначити шлях S, пройдений човном</w:t>
-      </w:r>
-    </w:p>
-    <w:p>
-      <w:pPr>
-        <w:jc w:val="center"/>
-      </w:pPr>
-      <w:r>
-        <w:t>(шлях = час · швидкість). Врахувати, що при русі</w:t>
-      </w:r>
-    </w:p>
-    <w:p>
-      <w:pPr>
-        <w:jc w:val="center"/>
-      </w:pPr>
-      <w:r>
-        <w:t>проти течії швидкість човна зменшується на величину швидкості течії.</w:t>
-      </w:r>
-    </w:p>
-    <w:p>
-      <w:pPr>
-        <w:jc w:val="center"/>
-      </w:pPr>
-      <w:r>
-        <w:t xml:space="preserve">Завдання 2. Використовуючи </w:t>
-      </w:r>
-      <w:proofErr w:type="spellStart"/>
-      <w:r>
-        <w:t>ChatGpt</w:t>
-      </w:r>
-      <w:proofErr w:type="spellEnd"/>
-      <w:r>
-        <w:t xml:space="preserve">, </w:t>
-      </w:r>
-      <w:proofErr w:type="spellStart"/>
-      <w:r>
-        <w:t>Gemini</w:t>
-      </w:r>
-      <w:proofErr w:type="spellEnd"/>
-      <w:r>
-        <w:t xml:space="preserve"> або інший засіб</w:t>
-      </w:r>
-    </w:p>
-    <w:p>
-      <w:pPr>
-        <w:jc w:val="center"/>
-      </w:pPr>
-      <w:r>
-        <w:t>генеративного ШІ, провести самоаналіз отриманих знань і навичок за</w:t>
-      </w:r>
-    </w:p>
-    <w:p>
-      <w:pPr>
-        <w:jc w:val="center"/>
-      </w:pPr>
-      <w:r>
-        <w:t xml:space="preserve">допомогою наступних </w:t>
-      </w:r>
-      <w:proofErr w:type="spellStart"/>
-      <w:r>
-        <w:t>промптів</w:t>
-      </w:r>
-      <w:proofErr w:type="spellEnd"/>
-      <w:r>
-        <w:t>:</w:t>
-      </w:r>
-    </w:p>
-    <w:p>
-      <w:pPr>
-        <w:jc w:val="center"/>
-      </w:pPr>
-      <w:r>
-        <w:t>«Ти - викладач, що приймає захист моєї роботи. Задай мені 5 тестових</w:t>
-      </w:r>
-    </w:p>
-    <w:p>
-      <w:pPr>
-        <w:jc w:val="center"/>
-      </w:pPr>
-      <w:r>
-        <w:t>питань з 4 варіантами відповіді і 5 відкритих питань - за кодом, що є у файлі</w:t>
-      </w:r>
-    </w:p>
-    <w:p>
-      <w:pPr>
-        <w:jc w:val="center"/>
-      </w:pPr>
-      <w:r>
-        <w:t>звіту і теоретичними відомостями у файлі лекції»</w:t>
-      </w:r>
-    </w:p>
-    <w:p>
-      <w:pPr>
-        <w:jc w:val="center"/>
-      </w:pPr>
-      <w:r>
-        <w:t>«Оціни повноту, правильність, час відповіді та ймовірність використання</w:t>
-      </w:r>
-    </w:p>
-    <w:p>
-      <w:pPr>
-        <w:jc w:val="center"/>
-      </w:pPr>
-      <w:r>
-        <w:t>штучного інтелекту для кожної відповіді.</w:t>
-      </w:r>
-    </w:p>
-    <w:p>
-      <w:pPr>
-        <w:jc w:val="center"/>
-      </w:pPr>
-      <w:r>
-        <w:lastRenderedPageBreak/>
-        <w:t>Сформуй загальну оцінку у 5-бальній</w:t>
-      </w:r>
-      <w:r>
-        <w:t xml:space="preserve"> </w:t>
-      </w:r>
-      <w:r>
-        <w:t>шкалі, віднімаючи 50% балів там,</w:t>
-      </w:r>
-    </w:p>
-    <w:p>
-      <w:pPr>
-        <w:jc w:val="center"/>
-      </w:pPr>
-      <w:r>
-        <w:t xml:space="preserve">де ймовірність відповіді </w:t>
-      </w:r>
-      <w:r>
-        <w:t xml:space="preserve">з засобом ШІ </w:t>
-      </w:r>
-      <w:r>
-        <w:t>висока»</w:t>
-      </w:r>
-    </w:p>
-    <w:p>
-      <w:pPr>
-        <w:jc w:val="center"/>
-      </w:pPr>
-      <w:r>
-        <w:t xml:space="preserve">Додати 2-3 власних </w:t>
-      </w:r>
-      <w:proofErr w:type="spellStart"/>
-      <w:r>
-        <w:t>промпта</w:t>
-      </w:r>
-      <w:proofErr w:type="spellEnd"/>
-      <w:r>
-        <w:t xml:space="preserve"> для прояснення основних понять і розуміння</w:t>
-      </w:r>
-    </w:p>
-    <w:p>
-      <w:pPr>
-        <w:jc w:val="center"/>
-      </w:pPr>
-      <w:r>
-        <w:t>коду. У Висновках навести основні фрагменти діалогу з ШІ.</w:t>
-      </w:r>
-    </w:p>
-    <w:p>
-      <w:pPr>
-        <w:jc w:val="center"/>
-      </w:pPr>
-      <w:r>
-        <w:t>Завдання 3. Оформити звіт відповідно до вимог кафедри.</w:t>
-      </w:r>
-    </w:p>
-    <w:p>
-      <w:pPr>
-        <w:pStyle w:val="1"/>
-        <w:pageBreakBefore w:val="0"/>
-      </w:pPr>
-    </w:p>
-    <w:p>
-      <w:pPr>
-        <w:pStyle w:val="1"/>
-        <w:pageBreakBefore w:val="0"/>
-      </w:pPr>
-      <w:r>
-        <w:t>ВИКОНАННЯ РОБОТИ</w:t>
-      </w:r>
-    </w:p>
-    <w:p/>
-    <w:p>
-      <w:r>
-        <w:t xml:space="preserve">Завдання 1. </w:t>
-      </w:r>
-    </w:p>
-    <w:p>
-      <w:r>
-        <w:t>Вирішення задач</w:t>
-      </w:r>
-      <w:r>
-        <w:t xml:space="preserve"> </w:t>
-      </w:r>
-      <w:r>
-        <w:t>Begin36, Begin15, Begin26</w:t>
-      </w:r>
-    </w:p>
-    <w:p>
-      <w:pPr>
-        <w:ind w:firstLine="540"/>
-        <w:rPr>
-          <w:lang w:val="ru-RU"/>
-        </w:rPr>
-      </w:pPr>
-      <w:r>
-        <w:rPr>
-          <w:lang w:val="ru-RU"/>
-        </w:rPr>
-        <w:t>1.</w:t>
-      </w:r>
-      <w:r>
-        <w:rPr>
-          <w:lang w:val="ru-RU"/>
-        </w:rPr>
-        <w:t>1</w:t>
-      </w:r>
-      <w:r>
-        <w:rPr>
-          <w:lang w:val="ru-RU"/>
-        </w:rPr>
-        <w:t xml:space="preserve"> Задача Begin36 (</w:t>
-      </w:r>
-      <w:proofErr w:type="spellStart"/>
-      <w:r>
-        <w:rPr>
-          <w:lang w:val="ru-RU"/>
-        </w:rPr>
-        <w:t>Діаметр</w:t>
-      </w:r>
-      <w:proofErr w:type="spellEnd"/>
-      <w:r>
-        <w:rPr>
-          <w:lang w:val="ru-RU"/>
-        </w:rPr>
-        <w:t xml:space="preserve"> кола)</w:t>
-      </w:r>
-    </w:p>
-    <w:p>
-      <w:pPr>
-        <w:ind w:firstLine="540"/>
-        <w:rPr>
-          <w:lang w:val="ru-RU"/>
-        </w:rPr>
-      </w:pPr>
-      <w:proofErr w:type="spellStart"/>
-      <w:r>
-        <w:rPr>
-          <w:lang w:val="ru-RU"/>
-        </w:rPr>
-        <w:t>Вхідні</w:t>
-      </w:r>
-      <w:proofErr w:type="spellEnd"/>
-      <w:r>
-        <w:rPr>
-          <w:lang w:val="ru-RU"/>
-        </w:rPr>
-        <w:t xml:space="preserve"> </w:t>
-      </w:r>
-      <w:proofErr w:type="spellStart"/>
-      <w:r>
-        <w:rPr>
-          <w:lang w:val="ru-RU"/>
-        </w:rPr>
-        <w:t>дані</w:t>
-      </w:r>
-      <w:proofErr w:type="spellEnd"/>
-      <w:r>
-        <w:rPr>
-          <w:lang w:val="ru-RU"/>
-        </w:rPr>
-        <w:t>:</w:t>
-      </w:r>
-    </w:p>
-    <w:p>
-      <w:pPr>
-        <w:ind w:firstLine="540"/>
-        <w:rPr>
-          <w:lang w:val="ru-RU"/>
-        </w:rPr>
-      </w:pPr>
-      <w:r>
-        <w:rPr>
-          <w:lang w:val="ru-RU"/>
-        </w:rPr>
-        <w:t>- L (</w:t>
-      </w:r>
-      <w:proofErr w:type="spellStart"/>
-      <w:r>
-        <w:rPr>
-          <w:lang w:val="ru-RU"/>
-        </w:rPr>
-        <w:t>довжина</w:t>
-      </w:r>
-      <w:proofErr w:type="spellEnd"/>
-      <w:r>
-        <w:rPr>
-          <w:lang w:val="ru-RU"/>
-        </w:rPr>
-        <w:t xml:space="preserve"> кола) — тип </w:t>
-      </w:r>
-      <w:proofErr w:type="spellStart"/>
-      <w:r>
-        <w:rPr>
-          <w:lang w:val="ru-RU"/>
-        </w:rPr>
-        <w:t>double</w:t>
-      </w:r>
-      <w:proofErr w:type="spellEnd"/>
-      <w:r>
-        <w:rPr>
-          <w:lang w:val="ru-RU"/>
-        </w:rPr>
-        <w:t xml:space="preserve">, </w:t>
-      </w:r>
-      <w:proofErr w:type="gramStart"/>
-      <w:r>
-        <w:rPr>
-          <w:lang w:val="ru-RU"/>
-        </w:rPr>
-        <w:t>L &gt;</w:t>
-      </w:r>
-      <w:proofErr w:type="gramEnd"/>
-      <w:r>
-        <w:rPr>
-          <w:lang w:val="ru-RU"/>
-        </w:rPr>
-        <w:t xml:space="preserve"> 0.</w:t>
-      </w:r>
-    </w:p>
-    <w:p>
-      <w:pPr>
-        <w:ind w:firstLine="540"/>
-        <w:rPr>
-          <w:lang w:val="ru-RU"/>
-        </w:rPr>
-      </w:pPr>
-      <w:r>
-        <w:rPr>
-          <w:lang w:val="ru-RU"/>
-        </w:rPr>
-        <w:t>- PI — константа, 3.14.</w:t>
-      </w:r>
-    </w:p>
-    <w:p>
-      <w:pPr>
-        <w:ind w:firstLine="540"/>
-        <w:rPr>
-          <w:lang w:val="ru-RU"/>
-        </w:rPr>
-      </w:pPr>
-      <w:proofErr w:type="spellStart"/>
-      <w:r>
-        <w:rPr>
-          <w:lang w:val="ru-RU"/>
-        </w:rPr>
-        <w:t>Вихідні</w:t>
-      </w:r>
-      <w:proofErr w:type="spellEnd"/>
-      <w:r>
-        <w:rPr>
-          <w:lang w:val="ru-RU"/>
-        </w:rPr>
-        <w:t xml:space="preserve"> </w:t>
-      </w:r>
-      <w:proofErr w:type="spellStart"/>
-      <w:r>
-        <w:rPr>
-          <w:lang w:val="ru-RU"/>
-        </w:rPr>
-        <w:t>дані</w:t>
-      </w:r>
-      <w:proofErr w:type="spellEnd"/>
-      <w:r>
-        <w:rPr>
-          <w:lang w:val="ru-RU"/>
-        </w:rPr>
-        <w:t>:</w:t>
-      </w:r>
-    </w:p>
-    <w:p>
-      <w:pPr>
-        <w:ind w:firstLine="540"/>
-        <w:rPr>
-          <w:lang w:val="ru-RU"/>
-        </w:rPr>
-      </w:pPr>
-      <w:r>
-        <w:rPr>
-          <w:lang w:val="ru-RU"/>
-        </w:rPr>
-        <w:t>- D (</w:t>
-      </w:r>
-      <w:proofErr w:type="spellStart"/>
-      <w:r>
-        <w:rPr>
-          <w:lang w:val="ru-RU"/>
-        </w:rPr>
-        <w:t>діаметр</w:t>
-      </w:r>
-      <w:proofErr w:type="spellEnd"/>
-      <w:r>
-        <w:rPr>
-          <w:lang w:val="ru-RU"/>
-        </w:rPr>
-        <w:t xml:space="preserve"> кола) — тип </w:t>
-      </w:r>
-      <w:proofErr w:type="spellStart"/>
-      <w:r>
-        <w:rPr>
-          <w:lang w:val="ru-RU"/>
-        </w:rPr>
-        <w:t>double</w:t>
-      </w:r>
-      <w:proofErr w:type="spellEnd"/>
-      <w:r>
-        <w:rPr>
-          <w:lang w:val="ru-RU"/>
-        </w:rPr>
-        <w:t>.</w:t>
-      </w:r>
-    </w:p>
-    <w:p>
-      <w:pPr>
-        <w:ind w:firstLine="540"/>
-        <w:rPr>
-          <w:lang w:val="ru-RU"/>
-        </w:rPr>
-      </w:pPr>
-      <w:r>
-        <w:rPr>
-          <w:lang w:val="ru-RU"/>
-        </w:rPr>
-        <w:t>Алгоритм:</w:t>
-      </w:r>
-    </w:p>
-    <w:p>
-      <w:pPr>
-        <w:ind w:firstLine="540"/>
-        <w:rPr>
-          <w:lang w:val="ru-RU"/>
-        </w:rPr>
-      </w:pPr>
-      <w:proofErr w:type="spellStart"/>
-      <w:r>
-        <w:rPr>
-          <w:lang w:val="ru-RU"/>
-        </w:rPr>
-        <w:t>Діаметр</w:t>
-      </w:r>
-      <w:proofErr w:type="spellEnd"/>
-      <w:r>
-        <w:rPr>
-          <w:lang w:val="ru-RU"/>
-        </w:rPr>
-        <w:t xml:space="preserve"> </w:t>
-      </w:r>
-      <w:proofErr w:type="spellStart"/>
-      <w:r>
-        <w:rPr>
-          <w:lang w:val="ru-RU"/>
-        </w:rPr>
-        <w:t>рахується</w:t>
-      </w:r>
-      <w:proofErr w:type="spellEnd"/>
-      <w:r>
-        <w:rPr>
-          <w:lang w:val="ru-RU"/>
-        </w:rPr>
-        <w:t xml:space="preserve"> за формулою: D = L / PI.</w:t>
-      </w:r>
-    </w:p>
-    <w:p>
-      <w:pPr>
-        <w:ind w:firstLine="540"/>
-        <w:rPr>
-          <w:lang w:val="ru-RU"/>
-        </w:rPr>
-      </w:pPr>
-    </w:p>
-    <w:p>
-      <w:pPr>
-        <w:ind w:firstLine="540"/>
-        <w:rPr>
-          <w:lang w:val="ru-RU"/>
-        </w:rPr>
-      </w:pPr>
-      <w:r>
-        <w:rPr>
-          <w:lang w:val="ru-RU"/>
-        </w:rPr>
-        <w:t>1.2</w:t>
-      </w:r>
-      <w:r>
-        <w:rPr>
-          <w:lang w:val="ru-RU"/>
-        </w:rPr>
-        <w:t xml:space="preserve"> Задача Begin15 (</w:t>
-      </w:r>
-      <w:proofErr w:type="spellStart"/>
-      <w:r>
-        <w:rPr>
-          <w:lang w:val="ru-RU"/>
-        </w:rPr>
-        <w:t>Обмін</w:t>
-      </w:r>
-      <w:proofErr w:type="spellEnd"/>
-      <w:r>
-        <w:rPr>
-          <w:lang w:val="ru-RU"/>
-        </w:rPr>
-        <w:t xml:space="preserve"> </w:t>
-      </w:r>
-      <w:proofErr w:type="spellStart"/>
-      <w:r>
-        <w:rPr>
-          <w:lang w:val="ru-RU"/>
-        </w:rPr>
-        <w:t>значень</w:t>
-      </w:r>
-      <w:proofErr w:type="spellEnd"/>
-      <w:r>
-        <w:rPr>
-          <w:lang w:val="ru-RU"/>
-        </w:rPr>
-        <w:t xml:space="preserve"> A, B, C)</w:t>
-      </w:r>
-    </w:p>
-    <w:p>
-      <w:pPr>
-        <w:ind w:firstLine="540"/>
-        <w:rPr>
-          <w:lang w:val="ru-RU"/>
-        </w:rPr>
-      </w:pPr>
-      <w:proofErr w:type="spellStart"/>
-      <w:r>
-        <w:rPr>
-          <w:lang w:val="ru-RU"/>
-        </w:rPr>
-        <w:t>Вхідні</w:t>
-      </w:r>
-      <w:proofErr w:type="spellEnd"/>
-      <w:r>
-        <w:rPr>
-          <w:lang w:val="ru-RU"/>
-        </w:rPr>
-        <w:t xml:space="preserve"> </w:t>
-      </w:r>
-      <w:proofErr w:type="spellStart"/>
-      <w:r>
-        <w:rPr>
-          <w:lang w:val="ru-RU"/>
-        </w:rPr>
-        <w:t>дані</w:t>
-      </w:r>
-      <w:proofErr w:type="spellEnd"/>
-      <w:r>
-        <w:rPr>
-          <w:lang w:val="ru-RU"/>
-        </w:rPr>
-        <w:t>:</w:t>
-      </w:r>
-    </w:p>
-    <w:p>
-      <w:pPr>
-        <w:ind w:firstLine="540"/>
-        <w:rPr>
-          <w:lang w:val="ru-RU"/>
-        </w:rPr>
-      </w:pPr>
-      <w:r>
-        <w:rPr>
-          <w:lang w:val="ru-RU"/>
-        </w:rPr>
-        <w:t xml:space="preserve">- A, B, C (три числа) — тип </w:t>
-      </w:r>
-      <w:proofErr w:type="spellStart"/>
-      <w:r>
-        <w:rPr>
-          <w:lang w:val="ru-RU"/>
-        </w:rPr>
-        <w:t>double</w:t>
-      </w:r>
-      <w:proofErr w:type="spellEnd"/>
-      <w:r>
-        <w:rPr>
-          <w:lang w:val="ru-RU"/>
-        </w:rPr>
-        <w:t>.</w:t>
-      </w:r>
-    </w:p>
-    <w:p>
-      <w:pPr>
-        <w:ind w:firstLine="540"/>
-        <w:rPr>
-          <w:lang w:val="ru-RU"/>
-        </w:rPr>
-      </w:pPr>
-      <w:proofErr w:type="spellStart"/>
-      <w:r>
-        <w:rPr>
-          <w:lang w:val="ru-RU"/>
-        </w:rPr>
-        <w:t>Вихідні</w:t>
-      </w:r>
-      <w:proofErr w:type="spellEnd"/>
-      <w:r>
-        <w:rPr>
-          <w:lang w:val="ru-RU"/>
-        </w:rPr>
-        <w:t xml:space="preserve"> </w:t>
-      </w:r>
-      <w:proofErr w:type="spellStart"/>
-      <w:r>
-        <w:rPr>
-          <w:lang w:val="ru-RU"/>
-        </w:rPr>
-        <w:t>дані</w:t>
-      </w:r>
-      <w:proofErr w:type="spellEnd"/>
-      <w:r>
-        <w:rPr>
-          <w:lang w:val="ru-RU"/>
-        </w:rPr>
-        <w:t>:</w:t>
-      </w:r>
-    </w:p>
-    <w:p>
-      <w:pPr>
-        <w:ind w:firstLine="540"/>
-        <w:rPr>
-          <w:lang w:val="ru-RU"/>
-        </w:rPr>
-      </w:pPr>
-      <w:r>
-        <w:rPr>
-          <w:lang w:val="ru-RU"/>
-        </w:rPr>
-        <w:t>- A, B, C (</w:t>
-      </w:r>
-      <w:proofErr w:type="spellStart"/>
-      <w:r>
-        <w:rPr>
-          <w:lang w:val="ru-RU"/>
-        </w:rPr>
-        <w:t>змінні</w:t>
-      </w:r>
-      <w:proofErr w:type="spellEnd"/>
-      <w:r>
-        <w:rPr>
-          <w:lang w:val="ru-RU"/>
-        </w:rPr>
-        <w:t xml:space="preserve"> з </w:t>
-      </w:r>
-      <w:proofErr w:type="spellStart"/>
-      <w:r>
-        <w:rPr>
-          <w:lang w:val="ru-RU"/>
-        </w:rPr>
-        <w:t>новими</w:t>
-      </w:r>
-      <w:proofErr w:type="spellEnd"/>
-      <w:r>
-        <w:rPr>
-          <w:lang w:val="ru-RU"/>
-        </w:rPr>
-        <w:t xml:space="preserve"> </w:t>
-      </w:r>
-      <w:proofErr w:type="spellStart"/>
-      <w:r>
-        <w:rPr>
-          <w:lang w:val="ru-RU"/>
-        </w:rPr>
-        <w:t>значеннями</w:t>
-      </w:r>
-      <w:proofErr w:type="spellEnd"/>
-      <w:r>
-        <w:rPr>
-          <w:lang w:val="ru-RU"/>
-        </w:rPr>
-        <w:t xml:space="preserve">) — тип </w:t>
-      </w:r>
-      <w:proofErr w:type="spellStart"/>
-      <w:r>
-        <w:rPr>
-          <w:lang w:val="ru-RU"/>
-        </w:rPr>
-        <w:t>double</w:t>
-      </w:r>
-      <w:proofErr w:type="spellEnd"/>
-      <w:r>
-        <w:rPr>
-          <w:lang w:val="ru-RU"/>
-        </w:rPr>
-        <w:t>.</w:t>
-      </w:r>
-    </w:p>
-    <w:p>
-      <w:pPr>
-        <w:ind w:firstLine="540"/>
-        <w:rPr>
-          <w:lang w:val="ru-RU"/>
-        </w:rPr>
-      </w:pPr>
-      <w:r>
-        <w:rPr>
-          <w:lang w:val="ru-RU"/>
-        </w:rPr>
-        <w:t>Алгоритм:</w:t>
-      </w:r>
-    </w:p>
-    <w:p>
-      <w:pPr>
-        <w:ind w:firstLine="540"/>
-        <w:rPr>
-          <w:lang w:val="ru-RU"/>
-        </w:rPr>
-      </w:pPr>
-      <w:proofErr w:type="spellStart"/>
-      <w:r>
-        <w:rPr>
-          <w:lang w:val="ru-RU"/>
-        </w:rPr>
-        <w:t>Щоб</w:t>
-      </w:r>
-      <w:proofErr w:type="spellEnd"/>
-      <w:r>
-        <w:rPr>
-          <w:lang w:val="ru-RU"/>
-        </w:rPr>
-        <w:t xml:space="preserve"> </w:t>
-      </w:r>
-      <w:proofErr w:type="spellStart"/>
-      <w:r>
-        <w:rPr>
-          <w:lang w:val="ru-RU"/>
-        </w:rPr>
-        <w:t>переставити</w:t>
-      </w:r>
-      <w:proofErr w:type="spellEnd"/>
-      <w:r>
-        <w:rPr>
-          <w:lang w:val="ru-RU"/>
-        </w:rPr>
-        <w:t xml:space="preserve"> </w:t>
-      </w:r>
-      <w:proofErr w:type="spellStart"/>
-      <w:r>
-        <w:rPr>
-          <w:lang w:val="ru-RU"/>
-        </w:rPr>
-        <w:t>значення</w:t>
-      </w:r>
-      <w:proofErr w:type="spellEnd"/>
-      <w:r>
-        <w:rPr>
-          <w:lang w:val="ru-RU"/>
-        </w:rPr>
-        <w:t xml:space="preserve"> (A в C, C в B, B в A), </w:t>
-      </w:r>
-      <w:proofErr w:type="spellStart"/>
-      <w:r>
-        <w:rPr>
-          <w:lang w:val="ru-RU"/>
-        </w:rPr>
-        <w:t>використовуємо</w:t>
-      </w:r>
-      <w:proofErr w:type="spellEnd"/>
-      <w:r>
-        <w:rPr>
-          <w:lang w:val="ru-RU"/>
-        </w:rPr>
-        <w:t xml:space="preserve"> </w:t>
-      </w:r>
-      <w:proofErr w:type="spellStart"/>
-      <w:r>
-        <w:rPr>
-          <w:lang w:val="ru-RU"/>
-        </w:rPr>
-        <w:t>тимчасову</w:t>
-      </w:r>
-      <w:proofErr w:type="spellEnd"/>
-      <w:r>
-        <w:rPr>
-          <w:lang w:val="ru-RU"/>
-        </w:rPr>
-        <w:t xml:space="preserve"> </w:t>
-      </w:r>
-      <w:proofErr w:type="spellStart"/>
-      <w:r>
-        <w:rPr>
-          <w:lang w:val="ru-RU"/>
-        </w:rPr>
-        <w:t>змінну</w:t>
-      </w:r>
-      <w:proofErr w:type="spellEnd"/>
-      <w:r>
-        <w:rPr>
-          <w:lang w:val="ru-RU"/>
-        </w:rPr>
-        <w:t xml:space="preserve"> </w:t>
-      </w:r>
-      <w:proofErr w:type="spellStart"/>
-      <w:r>
-        <w:rPr>
-          <w:lang w:val="ru-RU"/>
-        </w:rPr>
-        <w:t>temp</w:t>
-      </w:r>
-      <w:proofErr w:type="spellEnd"/>
-      <w:r>
-        <w:rPr>
-          <w:lang w:val="ru-RU"/>
-        </w:rPr>
-        <w:t>:</w:t>
-      </w:r>
-    </w:p>
-    <w:p>
-      <w:pPr>
-        <w:ind w:firstLine="540"/>
-        <w:rPr>
-          <w:lang w:val="en-US"/>
-        </w:rPr>
-      </w:pPr>
-      <w:proofErr w:type="gramStart"/>
-      <w:r>
-        <w:rPr>
-          <w:lang w:val="en-US"/>
-        </w:rPr>
-        <w:t>temp</w:t>
-      </w:r>
-      <w:proofErr w:type="gramEnd"/>
-      <w:r>
-        <w:rPr>
-          <w:lang w:val="en-US"/>
-        </w:rPr>
-        <w:t xml:space="preserve"> = A;</w:t>
-      </w:r>
-    </w:p>
-    <w:p>
-      <w:pPr>
-        <w:ind w:firstLine="540"/>
-        <w:rPr>
-          <w:lang w:val="en-US"/>
-        </w:rPr>
-      </w:pPr>
-      <w:r>
-        <w:rPr>
-          <w:lang w:val="en-US"/>
-        </w:rPr>
-        <w:t>A = B;</w:t>
-      </w:r>
-    </w:p>
-    <w:p>
-      <w:pPr>
-        <w:ind w:firstLine="540"/>
-        <w:rPr>
-          <w:lang w:val="en-US"/>
-        </w:rPr>
-      </w:pPr>
-      <w:r>
-        <w:rPr>
-          <w:lang w:val="en-US"/>
-        </w:rPr>
-        <w:t>B = C;</w:t>
-      </w:r>
-    </w:p>
-    <w:p>
-      <w:pPr>
-        <w:ind w:firstLine="540"/>
-        <w:rPr>
-          <w:lang w:val="en-US"/>
-        </w:rPr>
-      </w:pPr>
-      <w:r>
-        <w:rPr>
-          <w:lang w:val="en-US"/>
-        </w:rPr>
-        <w:t>C = temp;</w:t>
-      </w:r>
-    </w:p>
-    <w:p>
-      <w:pPr>
-        <w:ind w:firstLine="540"/>
-        <w:rPr>
-          <w:lang w:val="en-US"/>
-        </w:rPr>
-      </w:pPr>
-    </w:p>
-    <w:p>
-      <w:pPr>
-        <w:ind w:firstLine="540"/>
-        <w:rPr>
-          <w:lang w:val="en-US"/>
-        </w:rPr>
-      </w:pPr>
-      <w:r>
-        <w:rPr>
-          <w:lang w:val="en-US"/>
-        </w:rPr>
-        <w:t>1.3</w:t>
-      </w:r>
-      <w:r>
-        <w:rPr>
-          <w:lang w:val="en-US"/>
-        </w:rPr>
-        <w:t xml:space="preserve"> </w:t>
-      </w:r>
-      <w:r>
-        <w:rPr>
-          <w:lang w:val="ru-RU"/>
-        </w:rPr>
-        <w:t>Задача</w:t>
-      </w:r>
-      <w:r>
-        <w:rPr>
-          <w:lang w:val="en-US"/>
-        </w:rPr>
-        <w:t xml:space="preserve"> Begin26 (</w:t>
-      </w:r>
-      <w:r>
-        <w:rPr>
-          <w:lang w:val="ru-RU"/>
-        </w:rPr>
-        <w:t>Шлях</w:t>
-      </w:r>
-      <w:r>
-        <w:rPr>
-          <w:lang w:val="en-US"/>
-        </w:rPr>
-        <w:t xml:space="preserve"> </w:t>
-      </w:r>
-      <w:proofErr w:type="spellStart"/>
-      <w:r>
-        <w:rPr>
-          <w:lang w:val="ru-RU"/>
-        </w:rPr>
-        <w:t>човна</w:t>
-      </w:r>
-      <w:proofErr w:type="spellEnd"/>
-      <w:r>
-        <w:rPr>
-          <w:lang w:val="en-US"/>
-        </w:rPr>
-        <w:t>)</w:t>
-      </w:r>
-    </w:p>
-    <w:p>
-      <w:pPr>
-        <w:ind w:firstLine="540"/>
-        <w:rPr>
-          <w:lang w:val="en-US"/>
-        </w:rPr>
-      </w:pPr>
-      <w:proofErr w:type="spellStart"/>
-      <w:r>
-        <w:rPr>
-          <w:lang w:val="ru-RU"/>
-        </w:rPr>
-        <w:t>Вхідні</w:t>
-      </w:r>
-      <w:proofErr w:type="spellEnd"/>
-      <w:r>
-        <w:rPr>
-          <w:lang w:val="en-US"/>
-        </w:rPr>
-        <w:t xml:space="preserve"> </w:t>
-      </w:r>
-      <w:proofErr w:type="spellStart"/>
-      <w:r>
-        <w:rPr>
-          <w:lang w:val="ru-RU"/>
-        </w:rPr>
-        <w:t>дані</w:t>
-      </w:r>
-      <w:proofErr w:type="spellEnd"/>
-      <w:r>
-        <w:rPr>
-          <w:lang w:val="en-US"/>
-        </w:rPr>
-        <w:t>:</w:t>
-      </w:r>
-    </w:p>
-    <w:p>
-      <w:pPr>
-        <w:ind w:firstLine="540"/>
-        <w:rPr>
-          <w:lang w:val="ru-RU"/>
-        </w:rPr>
-      </w:pPr>
-      <w:r>
-        <w:rPr>
-          <w:lang w:val="ru-RU"/>
-        </w:rPr>
-        <w:t>- V (</w:t>
-      </w:r>
-      <w:proofErr w:type="spellStart"/>
-      <w:r>
-        <w:rPr>
-          <w:lang w:val="ru-RU"/>
-        </w:rPr>
-        <w:t>швидкість</w:t>
-      </w:r>
-      <w:proofErr w:type="spellEnd"/>
-      <w:r>
-        <w:rPr>
-          <w:lang w:val="ru-RU"/>
-        </w:rPr>
-        <w:t xml:space="preserve"> </w:t>
-      </w:r>
-      <w:proofErr w:type="spellStart"/>
-      <w:r>
-        <w:rPr>
-          <w:lang w:val="ru-RU"/>
-        </w:rPr>
-        <w:t>човна</w:t>
-      </w:r>
-      <w:proofErr w:type="spellEnd"/>
-      <w:r>
-        <w:rPr>
-          <w:lang w:val="ru-RU"/>
-        </w:rPr>
-        <w:t xml:space="preserve">) — тип </w:t>
-      </w:r>
-      <w:proofErr w:type="spellStart"/>
-      <w:r>
-        <w:rPr>
-          <w:lang w:val="ru-RU"/>
-        </w:rPr>
-        <w:t>double</w:t>
-      </w:r>
-      <w:proofErr w:type="spellEnd"/>
-      <w:r>
-        <w:rPr>
-          <w:lang w:val="ru-RU"/>
-        </w:rPr>
-        <w:t xml:space="preserve">, </w:t>
-      </w:r>
-      <w:proofErr w:type="gramStart"/>
-      <w:r>
-        <w:rPr>
-          <w:lang w:val="ru-RU"/>
-        </w:rPr>
-        <w:t>V &gt;</w:t>
-      </w:r>
-      <w:proofErr w:type="gramEnd"/>
-      <w:r>
-        <w:rPr>
-          <w:lang w:val="ru-RU"/>
-        </w:rPr>
-        <w:t xml:space="preserve"> 0.</w:t>
-      </w:r>
-    </w:p>
-    <w:p>
-      <w:pPr>
-        <w:ind w:firstLine="540"/>
-        <w:rPr>
-          <w:lang w:val="ru-RU"/>
-        </w:rPr>
-      </w:pPr>
-      <w:r>
-        <w:rPr>
-          <w:lang w:val="ru-RU"/>
-        </w:rPr>
-        <w:lastRenderedPageBreak/>
-        <w:t>- U (</w:t>
-      </w:r>
-      <w:proofErr w:type="spellStart"/>
-      <w:r>
-        <w:rPr>
-          <w:lang w:val="ru-RU"/>
-        </w:rPr>
-        <w:t>швидкість</w:t>
-      </w:r>
-      <w:proofErr w:type="spellEnd"/>
-      <w:r>
-        <w:rPr>
-          <w:lang w:val="ru-RU"/>
-        </w:rPr>
-        <w:t xml:space="preserve"> </w:t>
-      </w:r>
-      <w:proofErr w:type="spellStart"/>
-      <w:r>
-        <w:rPr>
-          <w:lang w:val="ru-RU"/>
-        </w:rPr>
-        <w:t>течії</w:t>
-      </w:r>
-      <w:proofErr w:type="spellEnd"/>
-      <w:r>
-        <w:rPr>
-          <w:lang w:val="ru-RU"/>
-        </w:rPr>
-        <w:t xml:space="preserve">) — тип </w:t>
-      </w:r>
-      <w:proofErr w:type="spellStart"/>
-      <w:r>
-        <w:rPr>
-          <w:lang w:val="ru-RU"/>
-        </w:rPr>
-        <w:t>double</w:t>
-      </w:r>
-      <w:proofErr w:type="spellEnd"/>
-      <w:r>
-        <w:rPr>
-          <w:lang w:val="ru-RU"/>
-        </w:rPr>
-        <w:t xml:space="preserve">, U </w:t>
-      </w:r>
-      <w:proofErr w:type="gramStart"/>
-      <w:r>
-        <w:rPr>
-          <w:lang w:val="ru-RU"/>
-        </w:rPr>
-        <w:t>&lt; V.</w:t>
-      </w:r>
-      <w:proofErr w:type="gramEnd"/>
-    </w:p>
-    <w:p>
-      <w:pPr>
-        <w:ind w:firstLine="540"/>
-        <w:rPr>
-          <w:lang w:val="ru-RU"/>
-        </w:rPr>
-      </w:pPr>
-      <w:r>
-        <w:rPr>
-          <w:lang w:val="ru-RU"/>
-        </w:rPr>
-        <w:t xml:space="preserve">- T1 (час по озеру) — тип </w:t>
-      </w:r>
-      <w:proofErr w:type="spellStart"/>
-      <w:r>
-        <w:rPr>
-          <w:lang w:val="ru-RU"/>
-        </w:rPr>
-        <w:t>double</w:t>
-      </w:r>
-      <w:proofErr w:type="spellEnd"/>
-      <w:r>
-        <w:rPr>
-          <w:lang w:val="ru-RU"/>
-        </w:rPr>
-        <w:t>, T</w:t>
-      </w:r>
-      <w:proofErr w:type="gramStart"/>
-      <w:r>
-        <w:rPr>
-          <w:lang w:val="ru-RU"/>
-        </w:rPr>
-        <w:t>1 &gt;</w:t>
-      </w:r>
-      <w:proofErr w:type="gramEnd"/>
-      <w:r>
-        <w:rPr>
-          <w:lang w:val="ru-RU"/>
-        </w:rPr>
-        <w:t>= 0.</w:t>
-      </w:r>
-    </w:p>
-    <w:p>
-      <w:pPr>
-        <w:ind w:firstLine="540"/>
-        <w:rPr>
-          <w:lang w:val="ru-RU"/>
-        </w:rPr>
-      </w:pPr>
-      <w:r>
-        <w:rPr>
-          <w:lang w:val="ru-RU"/>
-        </w:rPr>
-        <w:t xml:space="preserve">- T2 (час </w:t>
-      </w:r>
-      <w:proofErr w:type="spellStart"/>
-      <w:r>
-        <w:rPr>
-          <w:lang w:val="ru-RU"/>
-        </w:rPr>
-        <w:t>проти</w:t>
-      </w:r>
-      <w:proofErr w:type="spellEnd"/>
-      <w:r>
-        <w:rPr>
-          <w:lang w:val="ru-RU"/>
-        </w:rPr>
-        <w:t xml:space="preserve"> </w:t>
-      </w:r>
-      <w:proofErr w:type="spellStart"/>
-      <w:r>
-        <w:rPr>
-          <w:lang w:val="ru-RU"/>
-        </w:rPr>
-        <w:t>течії</w:t>
-      </w:r>
-      <w:proofErr w:type="spellEnd"/>
-      <w:r>
-        <w:rPr>
-          <w:lang w:val="ru-RU"/>
-        </w:rPr>
-        <w:t xml:space="preserve">) — тип </w:t>
-      </w:r>
-      <w:proofErr w:type="spellStart"/>
-      <w:r>
-        <w:rPr>
-          <w:lang w:val="ru-RU"/>
-        </w:rPr>
-        <w:t>double</w:t>
-      </w:r>
-      <w:proofErr w:type="spellEnd"/>
-      <w:r>
-        <w:rPr>
-          <w:lang w:val="ru-RU"/>
-        </w:rPr>
-        <w:t>, T</w:t>
-      </w:r>
-      <w:proofErr w:type="gramStart"/>
-      <w:r>
-        <w:rPr>
-          <w:lang w:val="ru-RU"/>
-        </w:rPr>
-        <w:t>2 &gt;</w:t>
-      </w:r>
-      <w:proofErr w:type="gramEnd"/>
-      <w:r>
-        <w:rPr>
-          <w:lang w:val="ru-RU"/>
-        </w:rPr>
-        <w:t>= 0.</w:t>
-      </w:r>
-    </w:p>
-    <w:p>
-      <w:pPr>
-        <w:ind w:firstLine="540"/>
-        <w:rPr>
-          <w:lang w:val="ru-RU"/>
-        </w:rPr>
-      </w:pPr>
-      <w:proofErr w:type="spellStart"/>
-      <w:r>
-        <w:rPr>
-          <w:lang w:val="ru-RU"/>
-        </w:rPr>
-        <w:t>Вихідні</w:t>
-      </w:r>
-      <w:proofErr w:type="spellEnd"/>
-      <w:r>
-        <w:rPr>
-          <w:lang w:val="ru-RU"/>
-        </w:rPr>
-        <w:t xml:space="preserve"> </w:t>
-      </w:r>
-      <w:proofErr w:type="spellStart"/>
-      <w:r>
-        <w:rPr>
-          <w:lang w:val="ru-RU"/>
-        </w:rPr>
-        <w:t>дані</w:t>
-      </w:r>
-      <w:proofErr w:type="spellEnd"/>
-      <w:r>
-        <w:rPr>
-          <w:lang w:val="ru-RU"/>
-        </w:rPr>
-        <w:t>:</w:t>
-      </w:r>
-    </w:p>
-    <w:p>
-      <w:pPr>
-        <w:ind w:firstLine="540"/>
-        <w:rPr>
-          <w:lang w:val="ru-RU"/>
-        </w:rPr>
-      </w:pPr>
-      <w:r>
-        <w:rPr>
-          <w:lang w:val="ru-RU"/>
-        </w:rPr>
-        <w:t xml:space="preserve">- S (весь шлях) — тип </w:t>
-      </w:r>
-      <w:proofErr w:type="spellStart"/>
-      <w:r>
-        <w:rPr>
-          <w:lang w:val="ru-RU"/>
-        </w:rPr>
-        <w:t>double</w:t>
-      </w:r>
-      <w:proofErr w:type="spellEnd"/>
-      <w:r>
-        <w:rPr>
-          <w:lang w:val="ru-RU"/>
-        </w:rPr>
-        <w:t>.</w:t>
-      </w:r>
-    </w:p>
-    <w:p>
-      <w:pPr>
-        <w:ind w:firstLine="540"/>
-        <w:rPr>
-          <w:lang w:val="ru-RU"/>
-        </w:rPr>
-      </w:pPr>
-      <w:r>
-        <w:rPr>
-          <w:lang w:val="ru-RU"/>
-        </w:rPr>
-        <w:t>Алгоритм:</w:t>
-      </w:r>
-    </w:p>
-    <w:p>
-      <w:pPr>
-        <w:ind w:firstLine="540"/>
-        <w:rPr>
-          <w:lang w:val="ru-RU"/>
-        </w:rPr>
-      </w:pPr>
-      <w:r>
-        <w:rPr>
-          <w:lang w:val="ru-RU"/>
-        </w:rPr>
-        <w:t>1) Шлях по озеру: S1 = V * T1</w:t>
-      </w:r>
-    </w:p>
-    <w:p>
-      <w:pPr>
-        <w:ind w:firstLine="540"/>
-        <w:rPr>
-          <w:lang w:val="ru-RU"/>
-        </w:rPr>
-      </w:pPr>
-      <w:r>
-        <w:rPr>
-          <w:lang w:val="ru-RU"/>
-        </w:rPr>
-        <w:t xml:space="preserve">2) Шлях </w:t>
-      </w:r>
-      <w:proofErr w:type="spellStart"/>
-      <w:r>
-        <w:rPr>
-          <w:lang w:val="ru-RU"/>
-        </w:rPr>
-        <w:t>проти</w:t>
-      </w:r>
-      <w:proofErr w:type="spellEnd"/>
-      <w:r>
-        <w:rPr>
-          <w:lang w:val="ru-RU"/>
-        </w:rPr>
-        <w:t xml:space="preserve"> </w:t>
-      </w:r>
-      <w:proofErr w:type="spellStart"/>
-      <w:r>
-        <w:rPr>
-          <w:lang w:val="ru-RU"/>
-        </w:rPr>
-        <w:t>течії</w:t>
-      </w:r>
-      <w:proofErr w:type="spellEnd"/>
-      <w:r>
-        <w:rPr>
-          <w:lang w:val="ru-RU"/>
-        </w:rPr>
-        <w:t>: S2 = (V - U) * T2</w:t>
-      </w:r>
-    </w:p>
-    <w:p>
-      <w:pPr>
-        <w:ind w:firstLine="540"/>
-        <w:rPr>
-          <w:lang w:val="ru-RU"/>
-        </w:rPr>
-      </w:pPr>
-      <w:r>
-        <w:rPr>
-          <w:lang w:val="ru-RU"/>
-        </w:rPr>
-        <w:t xml:space="preserve">3) </w:t>
-      </w:r>
-      <w:proofErr w:type="spellStart"/>
-      <w:r>
-        <w:rPr>
-          <w:lang w:val="ru-RU"/>
-        </w:rPr>
-        <w:t>Загальний</w:t>
-      </w:r>
-      <w:proofErr w:type="spellEnd"/>
-      <w:r>
-        <w:rPr>
-          <w:lang w:val="ru-RU"/>
-        </w:rPr>
-        <w:t xml:space="preserve"> шлях: S = S1 + S2</w:t>
-      </w:r>
-      <w:r>
-        <w:rPr>
-          <w:lang w:val="ru-RU"/>
-        </w:rPr>
-        <w:t xml:space="preserve"> </w:t>
-      </w:r>
-    </w:p>
-    <w:p>
-      <w:pPr>
-        <w:ind w:firstLine="540"/>
-        <w:rPr>
-          <w:lang w:val="ru-RU"/>
-        </w:rPr>
-      </w:pPr>
-    </w:p>
-    <w:p>
-      <w:pPr>
-        <w:ind w:firstLine="540"/>
-        <w:rPr>
-          <w:lang w:val="ru-RU"/>
-        </w:rPr>
-      </w:pPr>
-      <w:proofErr w:type="spellStart"/>
-      <w:r>
-        <w:rPr>
-          <w:lang w:val="ru-RU"/>
-        </w:rPr>
-        <w:t>Завдання</w:t>
-      </w:r>
-      <w:proofErr w:type="spellEnd"/>
-      <w:r>
-        <w:rPr>
-          <w:lang w:val="ru-RU"/>
-        </w:rPr>
-        <w:t xml:space="preserve"> 2. </w:t>
-      </w:r>
-      <w:proofErr w:type="spellStart"/>
-      <w:r>
-        <w:rPr>
-          <w:lang w:val="ru-RU"/>
-        </w:rPr>
-        <w:t>Самоаналіз</w:t>
-      </w:r>
-      <w:proofErr w:type="spellEnd"/>
-      <w:r>
-        <w:rPr>
-          <w:lang w:val="ru-RU"/>
-        </w:rPr>
-        <w:t xml:space="preserve"> </w:t>
-      </w:r>
-      <w:proofErr w:type="spellStart"/>
-      <w:r>
-        <w:rPr>
-          <w:lang w:val="ru-RU"/>
-        </w:rPr>
-        <w:t>знань</w:t>
-      </w:r>
-      <w:proofErr w:type="spellEnd"/>
-      <w:r>
-        <w:rPr>
-          <w:lang w:val="ru-RU"/>
-        </w:rPr>
-        <w:t xml:space="preserve"> та коду за </w:t>
-      </w:r>
-      <w:proofErr w:type="spellStart"/>
-      <w:r>
-        <w:rPr>
-          <w:lang w:val="ru-RU"/>
-        </w:rPr>
-        <w:t>допомогою</w:t>
-      </w:r>
-      <w:proofErr w:type="spellEnd"/>
-      <w:r>
-        <w:rPr>
-          <w:lang w:val="ru-RU"/>
-        </w:rPr>
-        <w:t xml:space="preserve"> генеративного ШІ</w:t>
-      </w:r>
-    </w:p>
-    <w:p>
-      <w:pPr>
-        <w:ind w:firstLine="540"/>
-        <w:rPr>
-          <w:lang w:val="ru-RU"/>
-        </w:rPr>
-      </w:pPr>
-    </w:p>
-    <w:p>
-      <w:pPr>
-        <w:ind w:firstLine="540"/>
-        <w:rPr>
-          <w:lang w:val="ru-RU"/>
-        </w:rPr>
-      </w:pPr>
-      <w:r>
-        <w:rPr>
-          <w:lang w:val="ru-RU"/>
-        </w:rPr>
-        <w:t xml:space="preserve">2.1. </w:t>
-      </w:r>
-      <w:proofErr w:type="spellStart"/>
-      <w:r>
-        <w:rPr>
-          <w:lang w:val="ru-RU"/>
-        </w:rPr>
-        <w:t>Промпти</w:t>
-      </w:r>
-      <w:proofErr w:type="spellEnd"/>
-      <w:r>
-        <w:rPr>
-          <w:lang w:val="ru-RU"/>
-        </w:rPr>
-        <w:t xml:space="preserve"> для </w:t>
-      </w:r>
-      <w:proofErr w:type="spellStart"/>
-      <w:r>
-        <w:rPr>
-          <w:lang w:val="ru-RU"/>
-        </w:rPr>
-        <w:t>діалогу</w:t>
-      </w:r>
-      <w:proofErr w:type="spellEnd"/>
-      <w:r>
-        <w:rPr>
-          <w:lang w:val="ru-RU"/>
-        </w:rPr>
-        <w:t xml:space="preserve"> з ШІ</w:t>
-      </w:r>
-    </w:p>
-    <w:p>
-      <w:pPr>
-        <w:ind w:firstLine="540"/>
-        <w:rPr>
-          <w:lang w:val="ru-RU"/>
-        </w:rPr>
-      </w:pPr>
-      <w:r>
-        <w:rPr>
-          <w:lang w:val="ru-RU"/>
-        </w:rPr>
-        <w:t xml:space="preserve">Для </w:t>
-      </w:r>
-      <w:proofErr w:type="spellStart"/>
-      <w:r>
-        <w:rPr>
-          <w:lang w:val="ru-RU"/>
-        </w:rPr>
-        <w:t>перевірки</w:t>
-      </w:r>
-      <w:proofErr w:type="spellEnd"/>
-      <w:r>
-        <w:rPr>
-          <w:lang w:val="ru-RU"/>
-        </w:rPr>
-        <w:t xml:space="preserve"> </w:t>
-      </w:r>
-      <w:proofErr w:type="spellStart"/>
-      <w:r>
-        <w:rPr>
-          <w:lang w:val="ru-RU"/>
-        </w:rPr>
-        <w:t>знань</w:t>
-      </w:r>
-      <w:proofErr w:type="spellEnd"/>
-      <w:r>
-        <w:rPr>
-          <w:lang w:val="ru-RU"/>
-        </w:rPr>
-        <w:t xml:space="preserve"> та </w:t>
-      </w:r>
-      <w:proofErr w:type="spellStart"/>
-      <w:r>
-        <w:rPr>
-          <w:lang w:val="ru-RU"/>
-        </w:rPr>
-        <w:t>розбору</w:t>
-      </w:r>
-      <w:proofErr w:type="spellEnd"/>
-      <w:r>
-        <w:rPr>
-          <w:lang w:val="ru-RU"/>
-        </w:rPr>
-        <w:t xml:space="preserve"> коду </w:t>
-      </w:r>
-      <w:proofErr w:type="spellStart"/>
-      <w:r>
-        <w:rPr>
-          <w:lang w:val="ru-RU"/>
-        </w:rPr>
-        <w:t>було</w:t>
-      </w:r>
-      <w:proofErr w:type="spellEnd"/>
-      <w:r>
-        <w:rPr>
-          <w:lang w:val="ru-RU"/>
-        </w:rPr>
-        <w:t xml:space="preserve"> </w:t>
-      </w:r>
-      <w:proofErr w:type="spellStart"/>
-      <w:r>
-        <w:rPr>
-          <w:lang w:val="ru-RU"/>
-        </w:rPr>
-        <w:t>використано</w:t>
-      </w:r>
-      <w:proofErr w:type="spellEnd"/>
-      <w:r>
-        <w:rPr>
-          <w:lang w:val="ru-RU"/>
-        </w:rPr>
-        <w:t xml:space="preserve"> </w:t>
-      </w:r>
-      <w:proofErr w:type="spellStart"/>
-      <w:r>
-        <w:rPr>
-          <w:lang w:val="ru-RU"/>
-        </w:rPr>
-        <w:t>наступні</w:t>
-      </w:r>
-      <w:proofErr w:type="spellEnd"/>
-      <w:r>
-        <w:rPr>
-          <w:lang w:val="ru-RU"/>
-        </w:rPr>
-        <w:t xml:space="preserve"> </w:t>
-      </w:r>
-      <w:proofErr w:type="spellStart"/>
-      <w:r>
-        <w:rPr>
-          <w:lang w:val="ru-RU"/>
-        </w:rPr>
-        <w:t>промпти</w:t>
-      </w:r>
-      <w:proofErr w:type="spellEnd"/>
-      <w:r>
-        <w:rPr>
-          <w:lang w:val="ru-RU"/>
-        </w:rPr>
-        <w:t>:</w:t>
-      </w:r>
-    </w:p>
-    <w:p>
-      <w:pPr>
-        <w:ind w:firstLine="540"/>
-        <w:rPr>
-          <w:lang w:val="ru-RU"/>
-        </w:rPr>
-      </w:pPr>
-      <w:r>
-        <w:rPr>
-          <w:lang w:val="ru-RU"/>
-        </w:rPr>
-        <w:t>1. «</w:t>
-      </w:r>
-      <w:proofErr w:type="spellStart"/>
-      <w:r>
-        <w:rPr>
-          <w:lang w:val="ru-RU"/>
-        </w:rPr>
-        <w:t>Ти</w:t>
-      </w:r>
-      <w:proofErr w:type="spellEnd"/>
-      <w:r>
-        <w:rPr>
-          <w:lang w:val="ru-RU"/>
-        </w:rPr>
-        <w:t xml:space="preserve"> — </w:t>
-      </w:r>
-      <w:proofErr w:type="spellStart"/>
-      <w:r>
-        <w:rPr>
-          <w:lang w:val="ru-RU"/>
-        </w:rPr>
-        <w:t>викладач</w:t>
-      </w:r>
-      <w:proofErr w:type="spellEnd"/>
-      <w:r>
-        <w:rPr>
-          <w:lang w:val="ru-RU"/>
-        </w:rPr>
-        <w:t xml:space="preserve">, </w:t>
-      </w:r>
-      <w:proofErr w:type="spellStart"/>
-      <w:r>
-        <w:rPr>
-          <w:lang w:val="ru-RU"/>
-        </w:rPr>
-        <w:t>що</w:t>
-      </w:r>
-      <w:proofErr w:type="spellEnd"/>
-      <w:r>
-        <w:rPr>
-          <w:lang w:val="ru-RU"/>
-        </w:rPr>
-        <w:t xml:space="preserve"> </w:t>
-      </w:r>
-      <w:proofErr w:type="spellStart"/>
-      <w:r>
-        <w:rPr>
-          <w:lang w:val="ru-RU"/>
-        </w:rPr>
-        <w:t>приймає</w:t>
-      </w:r>
-      <w:proofErr w:type="spellEnd"/>
-      <w:r>
-        <w:rPr>
-          <w:lang w:val="ru-RU"/>
-        </w:rPr>
-        <w:t xml:space="preserve"> </w:t>
-      </w:r>
-      <w:proofErr w:type="spellStart"/>
-      <w:r>
-        <w:rPr>
-          <w:lang w:val="ru-RU"/>
-        </w:rPr>
-        <w:t>захист</w:t>
-      </w:r>
-      <w:proofErr w:type="spellEnd"/>
-      <w:r>
-        <w:rPr>
-          <w:lang w:val="ru-RU"/>
-        </w:rPr>
-        <w:t xml:space="preserve"> </w:t>
-      </w:r>
-      <w:proofErr w:type="spellStart"/>
-      <w:r>
-        <w:rPr>
-          <w:lang w:val="ru-RU"/>
-        </w:rPr>
-        <w:t>моєї</w:t>
-      </w:r>
-      <w:proofErr w:type="spellEnd"/>
-      <w:r>
-        <w:rPr>
-          <w:lang w:val="ru-RU"/>
-        </w:rPr>
-        <w:t xml:space="preserve"> </w:t>
-      </w:r>
-      <w:proofErr w:type="spellStart"/>
-      <w:r>
-        <w:rPr>
-          <w:lang w:val="ru-RU"/>
-        </w:rPr>
-        <w:t>роботи</w:t>
-      </w:r>
-      <w:proofErr w:type="spellEnd"/>
-      <w:r>
-        <w:rPr>
-          <w:lang w:val="ru-RU"/>
-        </w:rPr>
-        <w:t xml:space="preserve">. Задай </w:t>
-      </w:r>
-      <w:proofErr w:type="spellStart"/>
-      <w:r>
-        <w:rPr>
-          <w:lang w:val="ru-RU"/>
-        </w:rPr>
-        <w:t>мені</w:t>
-      </w:r>
-      <w:proofErr w:type="spellEnd"/>
-      <w:r>
-        <w:rPr>
-          <w:lang w:val="ru-RU"/>
-        </w:rPr>
-        <w:t xml:space="preserve"> 5 </w:t>
-      </w:r>
-      <w:proofErr w:type="spellStart"/>
-      <w:r>
-        <w:rPr>
-          <w:lang w:val="ru-RU"/>
-        </w:rPr>
-        <w:t>тестових</w:t>
-      </w:r>
-      <w:proofErr w:type="spellEnd"/>
-      <w:r>
-        <w:rPr>
-          <w:lang w:val="ru-RU"/>
-        </w:rPr>
-        <w:t xml:space="preserve"> </w:t>
-      </w:r>
-      <w:proofErr w:type="spellStart"/>
-      <w:r>
-        <w:rPr>
-          <w:lang w:val="ru-RU"/>
-        </w:rPr>
-        <w:t>питань</w:t>
-      </w:r>
-      <w:proofErr w:type="spellEnd"/>
-      <w:r>
-        <w:rPr>
-          <w:lang w:val="ru-RU"/>
-        </w:rPr>
-        <w:t xml:space="preserve"> з 4 </w:t>
-      </w:r>
-      <w:proofErr w:type="spellStart"/>
-      <w:r>
-        <w:rPr>
-          <w:lang w:val="ru-RU"/>
-        </w:rPr>
-        <w:t>варіантами</w:t>
-      </w:r>
-      <w:proofErr w:type="spellEnd"/>
-      <w:r>
-        <w:rPr>
-          <w:lang w:val="ru-RU"/>
-        </w:rPr>
-        <w:t xml:space="preserve"> </w:t>
-      </w:r>
-      <w:proofErr w:type="spellStart"/>
-      <w:r>
-        <w:rPr>
-          <w:lang w:val="ru-RU"/>
-        </w:rPr>
-        <w:t>відповіді</w:t>
-      </w:r>
-      <w:proofErr w:type="spellEnd"/>
-      <w:r>
-        <w:rPr>
-          <w:lang w:val="ru-RU"/>
-        </w:rPr>
-        <w:t xml:space="preserve"> і 5 </w:t>
-      </w:r>
-      <w:proofErr w:type="spellStart"/>
-      <w:r>
-        <w:rPr>
-          <w:lang w:val="ru-RU"/>
-        </w:rPr>
-        <w:t>відкритих</w:t>
-      </w:r>
-      <w:proofErr w:type="spellEnd"/>
-      <w:r>
-        <w:rPr>
-          <w:lang w:val="ru-RU"/>
-        </w:rPr>
-        <w:t xml:space="preserve"> </w:t>
-      </w:r>
-      <w:proofErr w:type="spellStart"/>
-      <w:r>
-        <w:rPr>
-          <w:lang w:val="ru-RU"/>
-        </w:rPr>
-        <w:t>питань</w:t>
-      </w:r>
-      <w:proofErr w:type="spellEnd"/>
-      <w:r>
-        <w:rPr>
-          <w:lang w:val="ru-RU"/>
-        </w:rPr>
-        <w:t xml:space="preserve"> — за кодом, </w:t>
-      </w:r>
-      <w:proofErr w:type="spellStart"/>
-      <w:r>
-        <w:rPr>
-          <w:lang w:val="ru-RU"/>
-        </w:rPr>
-        <w:t>що</w:t>
-      </w:r>
-      <w:proofErr w:type="spellEnd"/>
-      <w:r>
-        <w:rPr>
-          <w:lang w:val="ru-RU"/>
-        </w:rPr>
-        <w:t xml:space="preserve"> є у </w:t>
-      </w:r>
-      <w:proofErr w:type="spellStart"/>
-      <w:r>
-        <w:rPr>
-          <w:lang w:val="ru-RU"/>
-        </w:rPr>
-        <w:t>файлі</w:t>
-      </w:r>
-      <w:proofErr w:type="spellEnd"/>
-      <w:r>
-        <w:rPr>
-          <w:lang w:val="ru-RU"/>
-        </w:rPr>
-        <w:t xml:space="preserve"> </w:t>
-      </w:r>
-      <w:proofErr w:type="spellStart"/>
-      <w:r>
-        <w:rPr>
-          <w:lang w:val="ru-RU"/>
-        </w:rPr>
-        <w:t>звіту</w:t>
-      </w:r>
-      <w:proofErr w:type="spellEnd"/>
-      <w:r>
-        <w:rPr>
-          <w:lang w:val="ru-RU"/>
-        </w:rPr>
-        <w:t xml:space="preserve"> і </w:t>
-      </w:r>
-      <w:proofErr w:type="spellStart"/>
-      <w:r>
-        <w:rPr>
-          <w:lang w:val="ru-RU"/>
-        </w:rPr>
-        <w:t>теоретичними</w:t>
-      </w:r>
-      <w:proofErr w:type="spellEnd"/>
-      <w:r>
-        <w:rPr>
-          <w:lang w:val="ru-RU"/>
-        </w:rPr>
-        <w:t xml:space="preserve"> </w:t>
-      </w:r>
-      <w:proofErr w:type="spellStart"/>
-      <w:r>
-        <w:rPr>
-          <w:lang w:val="ru-RU"/>
-        </w:rPr>
-        <w:t>відомостями</w:t>
-      </w:r>
-      <w:proofErr w:type="spellEnd"/>
-      <w:r>
-        <w:rPr>
-          <w:lang w:val="ru-RU"/>
-        </w:rPr>
-        <w:t xml:space="preserve"> у </w:t>
-      </w:r>
-      <w:proofErr w:type="spellStart"/>
-      <w:r>
-        <w:rPr>
-          <w:lang w:val="ru-RU"/>
-        </w:rPr>
-        <w:t>файлі</w:t>
-      </w:r>
-      <w:proofErr w:type="spellEnd"/>
-      <w:r>
-        <w:rPr>
-          <w:lang w:val="ru-RU"/>
-        </w:rPr>
-        <w:t xml:space="preserve"> </w:t>
-      </w:r>
-      <w:proofErr w:type="spellStart"/>
-      <w:r>
-        <w:rPr>
-          <w:lang w:val="ru-RU"/>
-        </w:rPr>
-        <w:t>лекції</w:t>
-      </w:r>
-      <w:proofErr w:type="spellEnd"/>
-      <w:r>
-        <w:rPr>
-          <w:lang w:val="ru-RU"/>
-        </w:rPr>
-        <w:t>».</w:t>
-      </w:r>
-    </w:p>
-    <w:p>
-      <w:pPr>
-        <w:ind w:firstLine="540"/>
-        <w:rPr>
-          <w:lang w:val="ru-RU"/>
-        </w:rPr>
-      </w:pPr>
-      <w:r>
-        <w:rPr>
-          <w:lang w:val="ru-RU"/>
-        </w:rPr>
-        <w:t>2. «</w:t>
-      </w:r>
-      <w:proofErr w:type="spellStart"/>
-      <w:r>
-        <w:rPr>
-          <w:lang w:val="ru-RU"/>
-        </w:rPr>
-        <w:t>Оціни</w:t>
-      </w:r>
-      <w:proofErr w:type="spellEnd"/>
-      <w:r>
-        <w:rPr>
-          <w:lang w:val="ru-RU"/>
-        </w:rPr>
-        <w:t xml:space="preserve"> </w:t>
-      </w:r>
-      <w:proofErr w:type="spellStart"/>
-      <w:r>
-        <w:rPr>
-          <w:lang w:val="ru-RU"/>
-        </w:rPr>
-        <w:t>повноту</w:t>
-      </w:r>
-      <w:proofErr w:type="spellEnd"/>
-      <w:r>
-        <w:rPr>
-          <w:lang w:val="ru-RU"/>
-        </w:rPr>
-        <w:t xml:space="preserve">, </w:t>
-      </w:r>
-      <w:proofErr w:type="spellStart"/>
-      <w:r>
-        <w:rPr>
-          <w:lang w:val="ru-RU"/>
-        </w:rPr>
-        <w:t>правильність</w:t>
-      </w:r>
-      <w:proofErr w:type="spellEnd"/>
-      <w:r>
-        <w:rPr>
-          <w:lang w:val="ru-RU"/>
-        </w:rPr>
-        <w:t xml:space="preserve">, час </w:t>
-      </w:r>
-      <w:proofErr w:type="spellStart"/>
-      <w:r>
-        <w:rPr>
-          <w:lang w:val="ru-RU"/>
-        </w:rPr>
-        <w:t>відповіді</w:t>
-      </w:r>
-      <w:proofErr w:type="spellEnd"/>
-      <w:r>
-        <w:rPr>
-          <w:lang w:val="ru-RU"/>
-        </w:rPr>
-        <w:t xml:space="preserve"> та </w:t>
-      </w:r>
-      <w:proofErr w:type="spellStart"/>
-      <w:r>
-        <w:rPr>
-          <w:lang w:val="ru-RU"/>
-        </w:rPr>
-        <w:t>ймовірність</w:t>
-      </w:r>
-      <w:proofErr w:type="spellEnd"/>
-      <w:r>
-        <w:rPr>
-          <w:lang w:val="ru-RU"/>
-        </w:rPr>
-        <w:t xml:space="preserve"> </w:t>
-      </w:r>
-      <w:proofErr w:type="spellStart"/>
-      <w:r>
-        <w:rPr>
-          <w:lang w:val="ru-RU"/>
-        </w:rPr>
-        <w:t>використання</w:t>
-      </w:r>
-      <w:proofErr w:type="spellEnd"/>
-      <w:r>
-        <w:rPr>
-          <w:lang w:val="ru-RU"/>
-        </w:rPr>
-        <w:t xml:space="preserve"> штучного </w:t>
-      </w:r>
-      <w:proofErr w:type="spellStart"/>
-      <w:r>
-        <w:rPr>
-          <w:lang w:val="ru-RU"/>
-        </w:rPr>
-        <w:t>інтелекту</w:t>
-      </w:r>
-      <w:proofErr w:type="spellEnd"/>
-      <w:r>
-        <w:rPr>
-          <w:lang w:val="ru-RU"/>
-        </w:rPr>
-        <w:t xml:space="preserve"> для </w:t>
-      </w:r>
-      <w:proofErr w:type="spellStart"/>
-      <w:r>
-        <w:rPr>
-          <w:lang w:val="ru-RU"/>
-        </w:rPr>
-        <w:t>кожної</w:t>
-      </w:r>
-      <w:proofErr w:type="spellEnd"/>
-      <w:r>
-        <w:rPr>
-          <w:lang w:val="ru-RU"/>
-        </w:rPr>
-        <w:t xml:space="preserve"> </w:t>
-      </w:r>
-      <w:proofErr w:type="spellStart"/>
-      <w:r>
-        <w:rPr>
-          <w:lang w:val="ru-RU"/>
-        </w:rPr>
-        <w:t>відповіді</w:t>
-      </w:r>
-      <w:proofErr w:type="spellEnd"/>
-      <w:r>
-        <w:rPr>
-          <w:lang w:val="ru-RU"/>
-        </w:rPr>
-        <w:t xml:space="preserve">. Сформуй </w:t>
-      </w:r>
-      <w:proofErr w:type="spellStart"/>
-      <w:r>
-        <w:rPr>
-          <w:lang w:val="ru-RU"/>
-        </w:rPr>
-        <w:t>загальну</w:t>
-      </w:r>
-      <w:proofErr w:type="spellEnd"/>
-      <w:r>
-        <w:rPr>
-          <w:lang w:val="ru-RU"/>
-        </w:rPr>
-        <w:t xml:space="preserve"> </w:t>
-      </w:r>
-      <w:proofErr w:type="spellStart"/>
-      <w:r>
-        <w:rPr>
-          <w:lang w:val="ru-RU"/>
-        </w:rPr>
-        <w:t>оцінку</w:t>
-      </w:r>
-      <w:proofErr w:type="spellEnd"/>
-      <w:r>
-        <w:rPr>
-          <w:lang w:val="ru-RU"/>
-        </w:rPr>
-        <w:t xml:space="preserve"> у 5-бальній </w:t>
-      </w:r>
-      <w:proofErr w:type="spellStart"/>
-      <w:r>
-        <w:rPr>
-          <w:lang w:val="ru-RU"/>
-        </w:rPr>
-        <w:t>шкалі</w:t>
-      </w:r>
-      <w:proofErr w:type="spellEnd"/>
-      <w:r>
-        <w:rPr>
-          <w:lang w:val="ru-RU"/>
-        </w:rPr>
-        <w:t xml:space="preserve">, </w:t>
-      </w:r>
-      <w:proofErr w:type="spellStart"/>
-      <w:r>
-        <w:rPr>
-          <w:lang w:val="ru-RU"/>
-        </w:rPr>
-        <w:t>віднімаючи</w:t>
-      </w:r>
-      <w:proofErr w:type="spellEnd"/>
-      <w:r>
-        <w:rPr>
-          <w:lang w:val="ru-RU"/>
-        </w:rPr>
-        <w:t xml:space="preserve"> 50% </w:t>
-      </w:r>
-      <w:proofErr w:type="spellStart"/>
-      <w:r>
-        <w:rPr>
-          <w:lang w:val="ru-RU"/>
-        </w:rPr>
-        <w:t>балів</w:t>
-      </w:r>
-      <w:proofErr w:type="spellEnd"/>
-      <w:r>
-        <w:rPr>
-          <w:lang w:val="ru-RU"/>
-        </w:rPr>
-        <w:t xml:space="preserve"> там, де </w:t>
-      </w:r>
-      <w:proofErr w:type="spellStart"/>
-      <w:r>
-        <w:rPr>
-          <w:lang w:val="ru-RU"/>
-        </w:rPr>
-        <w:t>ймовірність</w:t>
-      </w:r>
-      <w:proofErr w:type="spellEnd"/>
-      <w:r>
-        <w:rPr>
-          <w:lang w:val="ru-RU"/>
-        </w:rPr>
-        <w:t xml:space="preserve"> </w:t>
-      </w:r>
-      <w:proofErr w:type="spellStart"/>
-      <w:r>
-        <w:rPr>
-          <w:lang w:val="ru-RU"/>
-        </w:rPr>
-        <w:t>відповіді</w:t>
-      </w:r>
-      <w:proofErr w:type="spellEnd"/>
-      <w:r>
-        <w:rPr>
-          <w:lang w:val="ru-RU"/>
-        </w:rPr>
-        <w:t xml:space="preserve"> з </w:t>
-      </w:r>
-      <w:proofErr w:type="spellStart"/>
-      <w:r>
-        <w:rPr>
-          <w:lang w:val="ru-RU"/>
-        </w:rPr>
-        <w:t>засобом</w:t>
-      </w:r>
-      <w:proofErr w:type="spellEnd"/>
-      <w:r>
-        <w:rPr>
-          <w:lang w:val="ru-RU"/>
-        </w:rPr>
-        <w:t xml:space="preserve"> ШІ </w:t>
-      </w:r>
-      <w:proofErr w:type="spellStart"/>
-      <w:r>
-        <w:rPr>
-          <w:lang w:val="ru-RU"/>
-        </w:rPr>
-        <w:t>висока</w:t>
-      </w:r>
-      <w:proofErr w:type="spellEnd"/>
-      <w:r>
-        <w:rPr>
-          <w:lang w:val="ru-RU"/>
-        </w:rPr>
-        <w:t>».</w:t>
-      </w:r>
-    </w:p>
-    <w:p>
-      <w:pPr>
-        <w:ind w:firstLine="540"/>
-        <w:rPr>
-          <w:lang w:val="ru-RU"/>
-        </w:rPr>
-      </w:pPr>
-      <w:r>
-        <w:rPr>
-          <w:lang w:val="ru-RU"/>
-        </w:rPr>
-        <w:t xml:space="preserve">3. «Поясни, </w:t>
-      </w:r>
-      <w:proofErr w:type="spellStart"/>
-      <w:r>
-        <w:rPr>
-          <w:lang w:val="ru-RU"/>
-        </w:rPr>
-        <w:t>навіщо</w:t>
-      </w:r>
-      <w:proofErr w:type="spellEnd"/>
-      <w:r>
-        <w:rPr>
-          <w:lang w:val="ru-RU"/>
-        </w:rPr>
-        <w:t xml:space="preserve"> в </w:t>
-      </w:r>
-      <w:proofErr w:type="spellStart"/>
-      <w:r>
-        <w:rPr>
-          <w:lang w:val="ru-RU"/>
-        </w:rPr>
-        <w:t>коді</w:t>
-      </w:r>
-      <w:proofErr w:type="spellEnd"/>
-      <w:r>
-        <w:rPr>
-          <w:lang w:val="ru-RU"/>
-        </w:rPr>
-        <w:t xml:space="preserve"> </w:t>
-      </w:r>
-      <w:proofErr w:type="spellStart"/>
-      <w:r>
-        <w:rPr>
-          <w:lang w:val="ru-RU"/>
-        </w:rPr>
-        <w:t>використовується</w:t>
-      </w:r>
-      <w:proofErr w:type="spellEnd"/>
-      <w:r>
-        <w:rPr>
-          <w:lang w:val="ru-RU"/>
-        </w:rPr>
-        <w:t xml:space="preserve"> </w:t>
-      </w:r>
-      <w:proofErr w:type="spellStart"/>
-      <w:proofErr w:type="gramStart"/>
-      <w:r>
-        <w:rPr>
-          <w:lang w:val="ru-RU"/>
-        </w:rPr>
-        <w:t>setlocale</w:t>
-      </w:r>
-      <w:proofErr w:type="spellEnd"/>
-      <w:r>
-        <w:rPr>
-          <w:lang w:val="ru-RU"/>
-        </w:rPr>
-        <w:t>(</w:t>
-      </w:r>
-      <w:proofErr w:type="gramEnd"/>
-      <w:r>
-        <w:rPr>
-          <w:lang w:val="ru-RU"/>
-        </w:rPr>
-        <w:t>LC_ALL, "</w:t>
-      </w:r>
-      <w:proofErr w:type="spellStart"/>
-      <w:r>
-        <w:rPr>
-          <w:lang w:val="ru-RU"/>
-        </w:rPr>
-        <w:t>Ukrainian</w:t>
-      </w:r>
-      <w:proofErr w:type="spellEnd"/>
-      <w:r>
-        <w:rPr>
-          <w:lang w:val="ru-RU"/>
-        </w:rPr>
-        <w:t xml:space="preserve">") та </w:t>
-      </w:r>
-      <w:proofErr w:type="spellStart"/>
-      <w:r>
-        <w:rPr>
-          <w:lang w:val="ru-RU"/>
-        </w:rPr>
-        <w:t>чому</w:t>
-      </w:r>
-      <w:proofErr w:type="spellEnd"/>
-      <w:r>
-        <w:rPr>
-          <w:lang w:val="ru-RU"/>
-        </w:rPr>
-        <w:t xml:space="preserve"> для </w:t>
-      </w:r>
-      <w:proofErr w:type="spellStart"/>
-      <w:r>
-        <w:rPr>
-          <w:lang w:val="ru-RU"/>
-        </w:rPr>
-        <w:t>обміну</w:t>
-      </w:r>
-      <w:proofErr w:type="spellEnd"/>
-      <w:r>
-        <w:rPr>
-          <w:lang w:val="ru-RU"/>
-        </w:rPr>
-        <w:t xml:space="preserve"> </w:t>
-      </w:r>
-      <w:proofErr w:type="spellStart"/>
-      <w:r>
-        <w:rPr>
-          <w:lang w:val="ru-RU"/>
-        </w:rPr>
-        <w:t>значень</w:t>
-      </w:r>
-      <w:proofErr w:type="spellEnd"/>
-      <w:r>
-        <w:rPr>
-          <w:lang w:val="ru-RU"/>
-        </w:rPr>
-        <w:t xml:space="preserve"> </w:t>
-      </w:r>
-      <w:proofErr w:type="spellStart"/>
-      <w:r>
-        <w:rPr>
-          <w:lang w:val="ru-RU"/>
-        </w:rPr>
-        <w:t>змінних</w:t>
-      </w:r>
-      <w:proofErr w:type="spellEnd"/>
-      <w:r>
-        <w:rPr>
-          <w:lang w:val="ru-RU"/>
-        </w:rPr>
-        <w:t xml:space="preserve"> </w:t>
-      </w:r>
-      <w:proofErr w:type="spellStart"/>
-      <w:r>
-        <w:rPr>
-          <w:lang w:val="ru-RU"/>
-        </w:rPr>
-        <w:t>потрібна</w:t>
-      </w:r>
-      <w:proofErr w:type="spellEnd"/>
-      <w:r>
-        <w:rPr>
-          <w:lang w:val="ru-RU"/>
-        </w:rPr>
-        <w:t xml:space="preserve"> </w:t>
-      </w:r>
-      <w:proofErr w:type="spellStart"/>
-      <w:r>
-        <w:rPr>
-          <w:lang w:val="ru-RU"/>
-        </w:rPr>
-        <w:t>тимчасова</w:t>
-      </w:r>
-      <w:proofErr w:type="spellEnd"/>
-      <w:r>
-        <w:rPr>
-          <w:lang w:val="ru-RU"/>
-        </w:rPr>
-        <w:t xml:space="preserve"> </w:t>
-      </w:r>
-      <w:proofErr w:type="spellStart"/>
-      <w:r>
-        <w:rPr>
-          <w:lang w:val="ru-RU"/>
-        </w:rPr>
-        <w:t>змінна</w:t>
-      </w:r>
-      <w:proofErr w:type="spellEnd"/>
-      <w:r>
-        <w:rPr>
-          <w:lang w:val="ru-RU"/>
-        </w:rPr>
-        <w:t xml:space="preserve"> </w:t>
-      </w:r>
-      <w:proofErr w:type="spellStart"/>
-      <w:r>
-        <w:rPr>
-          <w:lang w:val="ru-RU"/>
-        </w:rPr>
-        <w:t>temp</w:t>
-      </w:r>
-      <w:proofErr w:type="spellEnd"/>
-      <w:r>
-        <w:rPr>
-          <w:lang w:val="ru-RU"/>
-        </w:rPr>
-        <w:t>».</w:t>
-      </w:r>
-    </w:p>
-    <w:p>
-      <w:pPr>
-        <w:ind w:firstLine="540"/>
-        <w:rPr>
-          <w:lang w:val="ru-RU"/>
-        </w:rPr>
-      </w:pPr>
-    </w:p>
-    <w:p>
-      <w:pPr>
-        <w:ind w:firstLine="540"/>
-        <w:rPr>
-          <w:lang w:val="ru-RU"/>
-        </w:rPr>
-      </w:pPr>
-      <w:r>
-        <w:rPr>
-          <w:lang w:val="ru-RU"/>
-        </w:rPr>
-        <w:t xml:space="preserve">2.2. </w:t>
-      </w:r>
-      <w:proofErr w:type="spellStart"/>
-      <w:r>
-        <w:rPr>
-          <w:lang w:val="ru-RU"/>
-        </w:rPr>
-        <w:t>Результати</w:t>
-      </w:r>
-      <w:proofErr w:type="spellEnd"/>
-      <w:r>
-        <w:rPr>
-          <w:lang w:val="ru-RU"/>
-        </w:rPr>
-        <w:t xml:space="preserve"> </w:t>
-      </w:r>
-      <w:proofErr w:type="spellStart"/>
-      <w:r>
-        <w:rPr>
-          <w:lang w:val="ru-RU"/>
-        </w:rPr>
-        <w:t>самоаналізу</w:t>
-      </w:r>
-      <w:proofErr w:type="spellEnd"/>
-    </w:p>
-    <w:p>
-      <w:pPr>
-        <w:ind w:firstLine="540"/>
-        <w:rPr>
-          <w:lang w:val="ru-RU"/>
-        </w:rPr>
-      </w:pPr>
-      <w:r>
-        <w:rPr>
-          <w:lang w:val="ru-RU"/>
-        </w:rPr>
-        <w:t xml:space="preserve">В </w:t>
-      </w:r>
-      <w:proofErr w:type="spellStart"/>
-      <w:r>
-        <w:rPr>
-          <w:lang w:val="ru-RU"/>
-        </w:rPr>
-        <w:t>ході</w:t>
-      </w:r>
-      <w:proofErr w:type="spellEnd"/>
-      <w:r>
-        <w:rPr>
-          <w:lang w:val="ru-RU"/>
-        </w:rPr>
-        <w:t xml:space="preserve"> </w:t>
-      </w:r>
-      <w:proofErr w:type="spellStart"/>
-      <w:r>
-        <w:rPr>
-          <w:lang w:val="ru-RU"/>
-        </w:rPr>
-        <w:t>інтерактивного</w:t>
-      </w:r>
-      <w:proofErr w:type="spellEnd"/>
-      <w:r>
-        <w:rPr>
-          <w:lang w:val="ru-RU"/>
-        </w:rPr>
-        <w:t xml:space="preserve"> </w:t>
-      </w:r>
-      <w:proofErr w:type="spellStart"/>
-      <w:r>
-        <w:rPr>
-          <w:lang w:val="ru-RU"/>
-        </w:rPr>
-        <w:t>опитування</w:t>
-      </w:r>
-      <w:proofErr w:type="spellEnd"/>
-      <w:r>
-        <w:rPr>
-          <w:lang w:val="ru-RU"/>
-        </w:rPr>
-        <w:t xml:space="preserve"> </w:t>
-      </w:r>
-      <w:proofErr w:type="spellStart"/>
-      <w:r>
-        <w:rPr>
-          <w:lang w:val="ru-RU"/>
-        </w:rPr>
-        <w:t>було</w:t>
-      </w:r>
-      <w:proofErr w:type="spellEnd"/>
-      <w:r>
-        <w:rPr>
-          <w:lang w:val="ru-RU"/>
-        </w:rPr>
-        <w:t xml:space="preserve"> </w:t>
-      </w:r>
-      <w:proofErr w:type="spellStart"/>
-      <w:r>
-        <w:rPr>
-          <w:lang w:val="ru-RU"/>
-        </w:rPr>
-        <w:t>отримано</w:t>
-      </w:r>
-      <w:proofErr w:type="spellEnd"/>
-      <w:r>
-        <w:rPr>
-          <w:lang w:val="ru-RU"/>
-        </w:rPr>
-        <w:t xml:space="preserve"> </w:t>
-      </w:r>
-      <w:proofErr w:type="spellStart"/>
-      <w:r>
-        <w:rPr>
-          <w:lang w:val="ru-RU"/>
-        </w:rPr>
-        <w:t>оцінку</w:t>
-      </w:r>
-      <w:proofErr w:type="spellEnd"/>
-      <w:r>
-        <w:rPr>
-          <w:lang w:val="ru-RU"/>
-        </w:rPr>
-        <w:t xml:space="preserve"> 5/5 за </w:t>
-      </w:r>
-      <w:proofErr w:type="spellStart"/>
-      <w:r>
-        <w:rPr>
-          <w:lang w:val="ru-RU"/>
-        </w:rPr>
-        <w:t>розуміння</w:t>
-      </w:r>
-      <w:proofErr w:type="spellEnd"/>
-      <w:r>
-        <w:rPr>
-          <w:lang w:val="ru-RU"/>
-        </w:rPr>
-        <w:t xml:space="preserve"> </w:t>
-      </w:r>
-      <w:proofErr w:type="spellStart"/>
-      <w:r>
-        <w:rPr>
-          <w:lang w:val="ru-RU"/>
-        </w:rPr>
-        <w:t>базових</w:t>
-      </w:r>
-      <w:proofErr w:type="spellEnd"/>
-      <w:r>
-        <w:rPr>
-          <w:lang w:val="ru-RU"/>
-        </w:rPr>
-        <w:t xml:space="preserve"> </w:t>
-      </w:r>
-      <w:proofErr w:type="spellStart"/>
-      <w:r>
-        <w:rPr>
-          <w:lang w:val="ru-RU"/>
-        </w:rPr>
-        <w:t>типів</w:t>
-      </w:r>
-      <w:proofErr w:type="spellEnd"/>
-      <w:r>
-        <w:rPr>
-          <w:lang w:val="ru-RU"/>
-        </w:rPr>
-        <w:t xml:space="preserve"> </w:t>
-      </w:r>
-      <w:proofErr w:type="spellStart"/>
-      <w:r>
-        <w:rPr>
-          <w:lang w:val="ru-RU"/>
-        </w:rPr>
-        <w:t>даних</w:t>
-      </w:r>
-      <w:proofErr w:type="spellEnd"/>
-      <w:r>
-        <w:rPr>
-          <w:lang w:val="ru-RU"/>
-        </w:rPr>
-        <w:t xml:space="preserve"> C++ (</w:t>
-      </w:r>
-      <w:proofErr w:type="spellStart"/>
-      <w:r>
-        <w:rPr>
-          <w:lang w:val="ru-RU"/>
-        </w:rPr>
-        <w:t>double</w:t>
-      </w:r>
-      <w:proofErr w:type="spellEnd"/>
-      <w:r>
-        <w:rPr>
-          <w:lang w:val="ru-RU"/>
-        </w:rPr>
-        <w:t xml:space="preserve">), </w:t>
-      </w:r>
-      <w:proofErr w:type="spellStart"/>
-      <w:r>
-        <w:rPr>
-          <w:lang w:val="ru-RU"/>
-        </w:rPr>
-        <w:t>концепції</w:t>
-      </w:r>
-      <w:proofErr w:type="spellEnd"/>
-      <w:r>
-        <w:rPr>
-          <w:lang w:val="ru-RU"/>
-        </w:rPr>
-        <w:t xml:space="preserve"> </w:t>
-      </w:r>
-      <w:proofErr w:type="spellStart"/>
-      <w:r>
-        <w:rPr>
-          <w:lang w:val="ru-RU"/>
-        </w:rPr>
-        <w:t>обміну</w:t>
-      </w:r>
-      <w:proofErr w:type="spellEnd"/>
-      <w:r>
-        <w:rPr>
-          <w:lang w:val="ru-RU"/>
-        </w:rPr>
-        <w:t xml:space="preserve"> </w:t>
-      </w:r>
-      <w:proofErr w:type="spellStart"/>
-      <w:r>
-        <w:rPr>
-          <w:lang w:val="ru-RU"/>
-        </w:rPr>
-        <w:t>змінних</w:t>
-      </w:r>
-      <w:proofErr w:type="spellEnd"/>
-      <w:r>
-        <w:rPr>
-          <w:lang w:val="ru-RU"/>
-        </w:rPr>
-        <w:t xml:space="preserve"> через </w:t>
-      </w:r>
-      <w:proofErr w:type="spellStart"/>
-      <w:r>
-        <w:rPr>
-          <w:lang w:val="ru-RU"/>
-        </w:rPr>
-        <w:t>третьовану</w:t>
-      </w:r>
-      <w:proofErr w:type="spellEnd"/>
-      <w:r>
-        <w:rPr>
-          <w:lang w:val="ru-RU"/>
-        </w:rPr>
-        <w:t xml:space="preserve"> </w:t>
-      </w:r>
-      <w:proofErr w:type="spellStart"/>
-      <w:r>
-        <w:rPr>
-          <w:lang w:val="ru-RU"/>
-        </w:rPr>
-        <w:t>змінну</w:t>
-      </w:r>
-      <w:proofErr w:type="spellEnd"/>
-      <w:r>
-        <w:rPr>
-          <w:lang w:val="ru-RU"/>
-        </w:rPr>
-        <w:t xml:space="preserve"> </w:t>
-      </w:r>
-      <w:proofErr w:type="spellStart"/>
-      <w:r>
-        <w:rPr>
-          <w:lang w:val="ru-RU"/>
-        </w:rPr>
-        <w:t>temp</w:t>
-      </w:r>
-      <w:proofErr w:type="spellEnd"/>
-      <w:r>
-        <w:rPr>
-          <w:lang w:val="ru-RU"/>
-        </w:rPr>
-        <w:t xml:space="preserve"> та </w:t>
-      </w:r>
-      <w:proofErr w:type="spellStart"/>
-      <w:r>
-        <w:rPr>
-          <w:lang w:val="ru-RU"/>
-        </w:rPr>
-        <w:t>використання</w:t>
-      </w:r>
-      <w:proofErr w:type="spellEnd"/>
-      <w:r>
-        <w:rPr>
-          <w:lang w:val="ru-RU"/>
-        </w:rPr>
-        <w:t xml:space="preserve"> констант (</w:t>
-      </w:r>
-      <w:proofErr w:type="spellStart"/>
-      <w:r>
-        <w:rPr>
-          <w:lang w:val="ru-RU"/>
-        </w:rPr>
-        <w:t>const</w:t>
-      </w:r>
-      <w:proofErr w:type="spellEnd"/>
-      <w:r>
-        <w:rPr>
-          <w:lang w:val="ru-RU"/>
-        </w:rPr>
-        <w:t xml:space="preserve"> </w:t>
-      </w:r>
-      <w:proofErr w:type="spellStart"/>
-      <w:r>
-        <w:rPr>
-          <w:lang w:val="ru-RU"/>
-        </w:rPr>
-        <w:t>double</w:t>
-      </w:r>
-      <w:proofErr w:type="spellEnd"/>
-      <w:r>
-        <w:rPr>
-          <w:lang w:val="ru-RU"/>
-        </w:rPr>
-        <w:t xml:space="preserve"> PI). </w:t>
-      </w:r>
-    </w:p>
-    <w:p>
-      <w:pPr>
-        <w:ind w:firstLine="540"/>
-        <w:rPr>
-          <w:lang w:val="ru-RU"/>
-        </w:rPr>
-      </w:pPr>
-    </w:p>
-    <w:p>
-      <w:pPr>
-        <w:ind w:firstLine="540"/>
-        <w:rPr>
-          <w:lang w:val="ru-RU"/>
-        </w:rPr>
-      </w:pPr>
-      <w:proofErr w:type="spellStart"/>
-      <w:r>
-        <w:rPr>
-          <w:lang w:val="ru-RU"/>
-        </w:rPr>
-        <w:t>Основний</w:t>
-      </w:r>
-      <w:proofErr w:type="spellEnd"/>
-      <w:r>
-        <w:rPr>
-          <w:lang w:val="ru-RU"/>
-        </w:rPr>
-        <w:t xml:space="preserve"> фрагмент </w:t>
-      </w:r>
-      <w:proofErr w:type="spellStart"/>
-      <w:r>
-        <w:rPr>
-          <w:lang w:val="ru-RU"/>
-        </w:rPr>
-        <w:t>діалогу</w:t>
-      </w:r>
-      <w:proofErr w:type="spellEnd"/>
-      <w:r>
-        <w:rPr>
-          <w:lang w:val="ru-RU"/>
-        </w:rPr>
-        <w:t xml:space="preserve"> з ШІ та </w:t>
-      </w:r>
-      <w:proofErr w:type="spellStart"/>
-      <w:r>
-        <w:rPr>
-          <w:lang w:val="ru-RU"/>
-        </w:rPr>
-        <w:t>детальні</w:t>
-      </w:r>
-      <w:proofErr w:type="spellEnd"/>
-      <w:r>
-        <w:rPr>
-          <w:lang w:val="ru-RU"/>
-        </w:rPr>
-        <w:t xml:space="preserve"> </w:t>
-      </w:r>
-      <w:proofErr w:type="spellStart"/>
-      <w:r>
-        <w:rPr>
-          <w:lang w:val="ru-RU"/>
-        </w:rPr>
-        <w:t>відповіді</w:t>
-      </w:r>
-      <w:proofErr w:type="spellEnd"/>
-      <w:r>
-        <w:rPr>
-          <w:lang w:val="ru-RU"/>
-        </w:rPr>
-        <w:t xml:space="preserve"> на </w:t>
-      </w:r>
-      <w:proofErr w:type="spellStart"/>
-      <w:r>
-        <w:rPr>
-          <w:lang w:val="ru-RU"/>
-        </w:rPr>
-        <w:t>питання</w:t>
-      </w:r>
-      <w:proofErr w:type="spellEnd"/>
-      <w:r>
-        <w:rPr>
-          <w:lang w:val="ru-RU"/>
-        </w:rPr>
-        <w:t xml:space="preserve"> наведено у </w:t>
-      </w:r>
-      <w:proofErr w:type="spellStart"/>
-      <w:r>
-        <w:rPr>
-          <w:lang w:val="ru-RU"/>
-        </w:rPr>
-        <w:t>розділі</w:t>
-      </w:r>
-      <w:proofErr w:type="spellEnd"/>
-      <w:r>
-        <w:rPr>
-          <w:lang w:val="ru-RU"/>
-        </w:rPr>
-        <w:t xml:space="preserve"> «</w:t>
-      </w:r>
-      <w:proofErr w:type="spellStart"/>
-      <w:r>
-        <w:rPr>
-          <w:lang w:val="ru-RU"/>
-        </w:rPr>
-        <w:t>Висновки</w:t>
-      </w:r>
-      <w:proofErr w:type="spellEnd"/>
-      <w:r>
-        <w:rPr>
-          <w:lang w:val="ru-RU"/>
-        </w:rPr>
-        <w:t>».</w:t>
-      </w:r>
-    </w:p>
-    <w:p>
-      <w:pPr>
-        <w:ind w:firstLine="540"/>
-        <w:rPr>
-          <w:lang w:val="ru-RU"/>
-        </w:rPr>
-      </w:pPr>
-    </w:p>
-    <w:p>
-      <w:pPr>
-        <w:ind w:firstLine="540"/>
-        <w:rPr>
-          <w:color w:val="00B050"/>
-        </w:rPr>
-      </w:pPr>
-    </w:p>
-    <w:p>
-      <w:pPr>
-        <w:pStyle w:val="1"/>
-        <w:pageBreakBefore w:val="0"/>
-      </w:pPr>
-    </w:p>
-    <w:p>
-      <w:pPr>
-        <w:pStyle w:val="1"/>
-        <w:pageBreakBefore w:val="0"/>
-      </w:pPr>
-      <w:r>
-        <w:t>ВИСНОВКИ</w:t>
-      </w:r>
-    </w:p>
-    <w:p>
-      <w:pPr>
-        <w:ind w:firstLine="0"/>
-      </w:pPr>
-    </w:p>
-    <w:p>
-      <w:pPr>
-        <w:ind w:firstLine="720"/>
-      </w:pPr>
-      <w:r>
-        <w:lastRenderedPageBreak/>
-        <w:t xml:space="preserve">У ході виконання лабораторної роботи було опановано основи розробки програм на мові C++ у середовищі </w:t>
-      </w:r>
-      <w:proofErr w:type="spellStart"/>
-      <w:r>
-        <w:t>Qt</w:t>
-      </w:r>
-      <w:proofErr w:type="spellEnd"/>
-      <w:r>
-        <w:t xml:space="preserve"> </w:t>
-      </w:r>
-      <w:proofErr w:type="spellStart"/>
-      <w:r>
-        <w:t>Creator</w:t>
-      </w:r>
-      <w:proofErr w:type="spellEnd"/>
-      <w:r>
-        <w:t xml:space="preserve">. Було реалізовано консольний додаток для вирішення трьох базових задач (Begin36, Begin15, Begin26) із використанням вхідних та вихідних даних типу </w:t>
-      </w:r>
-      <w:proofErr w:type="spellStart"/>
-      <w:r>
-        <w:t>double</w:t>
-      </w:r>
-      <w:proofErr w:type="spellEnd"/>
-      <w:r>
-        <w:t>.</w:t>
-      </w:r>
-    </w:p>
-    <w:p>
-      <w:pPr>
-        <w:ind w:firstLine="720"/>
-      </w:pPr>
-    </w:p>
-    <w:p>
-      <w:pPr>
-        <w:ind w:firstLine="720"/>
-      </w:pPr>
-      <w:r>
-        <w:t xml:space="preserve">За допомогою генеративного ШІ було проведено самоаналіз отриманих знань. За результатами відповідей на 5 тестових та 5 відкритих питань отримано високу оцінку (5/5). </w:t>
-      </w:r>
-    </w:p>
-    <w:p>
-      <w:pPr>
-        <w:ind w:firstLine="720"/>
-      </w:pPr>
-    </w:p>
-    <w:p>
-      <w:pPr>
-        <w:ind w:firstLine="720"/>
-      </w:pPr>
-      <w:r>
-        <w:t>Під час діалогу з ШІ було додатково з'ясовано наступні поняття:</w:t>
-      </w:r>
-    </w:p>
-    <w:p>
-      <w:pPr>
-        <w:ind w:firstLine="720"/>
-      </w:pPr>
-      <w:r>
-        <w:t xml:space="preserve">1. Функція </w:t>
-      </w:r>
-      <w:proofErr w:type="spellStart"/>
-      <w:r>
-        <w:t>setlocale</w:t>
-      </w:r>
-      <w:proofErr w:type="spellEnd"/>
-      <w:r>
-        <w:t>(LC_ALL, "</w:t>
-      </w:r>
-      <w:proofErr w:type="spellStart"/>
-      <w:r>
-        <w:t>Ukrainian</w:t>
-      </w:r>
-      <w:proofErr w:type="spellEnd"/>
-      <w:r>
-        <w:t>") необхідна для коректного відображення кирилиці у консолі Windows.</w:t>
-      </w:r>
-    </w:p>
-    <w:p>
-      <w:pPr>
-        <w:ind w:firstLine="720"/>
-      </w:pPr>
-      <w:r>
-        <w:t xml:space="preserve">2. Використання тимчасової змінної </w:t>
-      </w:r>
-      <w:proofErr w:type="spellStart"/>
-      <w:r>
-        <w:t>temp</w:t>
-      </w:r>
-      <w:proofErr w:type="spellEnd"/>
-      <w:r>
-        <w:t xml:space="preserve"> у задачі Begin15 є обов'язковим для збереження значення A до того, як у нього буде записано значення B, що запобігає втраті даних при циклічному зсуві.</w:t>
-      </w:r>
-    </w:p>
-    <w:p>
-      <w:pPr>
-        <w:ind w:firstLine="720"/>
-      </w:pPr>
-    </w:p>
-    <w:p>
-      <w:pPr>
-        <w:ind w:firstLine="720"/>
-      </w:pPr>
-      <w:r>
-        <w:t>Програма пройшла успішне тестування, результати відповідають поставленим завданням.</w:t>
-      </w:r>
     </w:p>
     <w:p>
       <w:pPr>
@@ -6480,7 +6468,7 @@
         <w:noProof/>
         <w:color w:val="000000"/>
       </w:rPr>
-      <w:t>4</w:t>
+      <w:t>6</w:t>
     </w:r>
     <w:r>
       <w:rPr>
@@ -6997,6 +6985,7 @@
   <w:style w:type="character" w:default="1" w:styleId="a0">
     <w:name w:val="Default Paragraph Font"/>
     <w:uiPriority w:val="1"/>
+    <w:semiHidden/>
     <w:unhideWhenUsed/>
   </w:style>
   <w:style w:type="table" w:default="1" w:styleId="a1">

--- a/lab1_ahiienko_312/lab1_ahiienko_312.docx
+++ b/lab1_ahiienko_312/lab1_ahiienko_312.docx
@@ -125,16 +125,6 @@
         <w:spacing w:before="240" w:after="240"/>
         <w:ind w:firstLine="0"/>
         <w:jc w:val="center"/>
-      </w:pPr>
-      <w:r>
-        <w:t xml:space="preserve"> </w:t>
-      </w:r>
-    </w:p>
-    <w:p>
-      <w:pPr>
-        <w:spacing w:before="240" w:after="240"/>
-        <w:ind w:firstLine="0"/>
-        <w:jc w:val="center"/>
         <w:rPr>
           <w:b/>
           <w:bCs/>
@@ -197,6 +187,9 @@
         <w:spacing w:before="240" w:after="240"/>
         <w:ind w:firstLine="0"/>
         <w:jc w:val="center"/>
+        <w:rPr>
+          <w:lang w:val="ru-RU"/>
+        </w:rPr>
       </w:pPr>
       <w:r>
         <w:t>ХАІ.301.</w:t>
@@ -205,19 +198,42 @@
         <w:rPr>
           <w:sz w:val="32"/>
           <w:szCs w:val="32"/>
-        </w:rPr>
-        <w:t xml:space="preserve"> </w:t>
-      </w:r>
-      <w:r>
-        <w:t>______._____._____ ПР</w:t>
-      </w:r>
-    </w:p>
-    <w:p>
-      <w:pPr>
-        <w:spacing w:before="240" w:after="240"/>
-        <w:ind w:firstLine="0"/>
-        <w:jc w:val="center"/>
-      </w:pPr>
+          <w:lang w:val="en-US"/>
+        </w:rPr>
+        <w:t>G7</w:t>
+      </w:r>
+      <w:r>
+        <w:t>.</w:t>
+      </w:r>
+      <w:r>
+        <w:rPr>
+          <w:lang w:val="en-US"/>
+        </w:rPr>
+        <w:t>312</w:t>
+      </w:r>
+      <w:r>
+        <w:t>.</w:t>
+      </w:r>
+      <w:r>
+        <w:rPr>
+          <w:lang w:val="en-US"/>
+        </w:rPr>
+        <w:t xml:space="preserve"> 13</w:t>
+      </w:r>
+      <w:r>
+        <w:t xml:space="preserve"> </w:t>
+      </w:r>
+      <w:r>
+        <w:t>П</w:t>
+      </w:r>
+      <w:bookmarkStart w:id="0" w:name="_GoBack"/>
+      <w:bookmarkEnd w:id="0"/>
+      <w:r>
+        <w:rPr>
+          <w:lang w:val="ru-RU"/>
+        </w:rPr>
+        <w:t>Р</w:t>
+      </w:r>
     </w:p>
     <w:p>
       <w:pPr>
@@ -513,13 +529,12 @@
     <w:p>
       <w:pPr>
         <w:spacing w:before="240" w:after="240"/>
-        <w:ind w:firstLine="0"/>
-        <w:jc w:val="center"/>
-      </w:pPr>
-      <w:r>
-        <w:lastRenderedPageBreak/>
-        <w:t xml:space="preserve"> </w:t>
-      </w:r>
+        <w:ind w:left="4120" w:firstLine="0"/>
+        <w:jc w:val="right"/>
+        <w:rPr>
+          <w:color w:val="00B050"/>
+        </w:rPr>
+      </w:pPr>
     </w:p>
     <w:p>
       <w:pPr>
@@ -3709,8 +3724,6 @@
       <w:r>
         <w:t>Програма пройшла успішне тестування, результати відповідають поставленим завданням.</w:t>
       </w:r>
-      <w:bookmarkStart w:id="0" w:name="_GoBack"/>
-      <w:bookmarkEnd w:id="0"/>
     </w:p>
     <w:p>
       <w:pPr>
@@ -6468,7 +6481,7 @@
         <w:noProof/>
         <w:color w:val="000000"/>
       </w:rPr>
-      <w:t>6</w:t>
+      <w:t>9</w:t>
     </w:r>
     <w:r>
       <w:rPr>

--- a/lab1_ahiienko_312/lab1_ahiienko_312.docx
+++ b/lab1_ahiienko_312/lab1_ahiienko_312.docx
@@ -218,16 +218,13 @@
         <w:rPr>
           <w:lang w:val="en-US"/>
         </w:rPr>
-        <w:t xml:space="preserve"> 13</w:t>
-      </w:r>
-      <w:r>
-        <w:t xml:space="preserve"> </w:t>
-      </w:r>
-      <w:r>
-        <w:t>П</w:t>
+        <w:t xml:space="preserve">1 </w:t>
       </w:r>
       <w:bookmarkStart w:id="0" w:name="_GoBack"/>
       <w:bookmarkEnd w:id="0"/>
+      <w:r>
+        <w:t>П</w:t>
+      </w:r>
       <w:r>
         <w:rPr>
           <w:lang w:val="ru-RU"/>

--- a/lab1_ahiienko_312/lab1_ahiienko_312.docx
+++ b/lab1_ahiienko_312/lab1_ahiienko_312.docx
@@ -181,54 +181,37 @@
       <w:r>
         <w:t>»</w:t>
       </w:r>
-    </w:p>
-    <w:p>
-      <w:pPr>
-        <w:spacing w:before="240" w:after="240"/>
-        <w:ind w:firstLine="0"/>
-        <w:jc w:val="center"/>
-        <w:rPr>
-          <w:lang w:val="ru-RU"/>
-        </w:rPr>
-      </w:pPr>
-      <w:r>
-        <w:t>ХАІ.301.</w:t>
-      </w:r>
-      <w:r>
-        <w:rPr>
-          <w:sz w:val="32"/>
-          <w:szCs w:val="32"/>
-          <w:lang w:val="en-US"/>
-        </w:rPr>
-        <w:t>G7</w:t>
-      </w:r>
-      <w:r>
-        <w:t>.</w:t>
-      </w:r>
-      <w:r>
-        <w:rPr>
-          <w:lang w:val="en-US"/>
-        </w:rPr>
-        <w:t>312</w:t>
-      </w:r>
-      <w:r>
-        <w:t>.</w:t>
-      </w:r>
-      <w:r>
-        <w:rPr>
-          <w:lang w:val="en-US"/>
-        </w:rPr>
-        <w:t xml:space="preserve">1 </w:t>
-      </w:r>
       <w:bookmarkStart w:id="0" w:name="_GoBack"/>
       <w:bookmarkEnd w:id="0"/>
+    </w:p>
+    <w:p>
+      <w:pPr>
+        <w:spacing w:before="240" w:after="240"/>
+        <w:ind w:firstLine="0"/>
+        <w:jc w:val="center"/>
+      </w:pPr>
+      <w:r>
+        <w:t>ХАІ.301.</w:t>
+      </w:r>
+      <w:r>
+        <w:t>Інженерія мобільних додатків</w:t>
+      </w:r>
+      <w:r>
+        <w:t>.</w:t>
+      </w:r>
+      <w:r>
+        <w:t>312</w:t>
+      </w:r>
+      <w:r>
+        <w:t>.</w:t>
+      </w:r>
+      <w:r>
+        <w:t xml:space="preserve">1 </w:t>
+      </w:r>
       <w:r>
         <w:t>П</w:t>
       </w:r>
       <w:r>
-        <w:rPr>
-          <w:lang w:val="ru-RU"/>
-        </w:rPr>
         <w:t>Р</w:t>
       </w:r>
     </w:p>
